--- a/docs/command-interface.docx
+++ b/docs/command-interface.docx
@@ -1426,7 +1426,7 @@
         <w:rPr>
           <w:rStyle w:val="CommentTok"/>
         </w:rPr>
-        <w:t xml:space="preserve">/* 0x0012 */</w:t>
+        <w:t xml:space="preserve">/* 0x0012 (one-shot) */</w:t>
       </w:r>
       <w:r>
         <w:br/>
@@ -1442,6 +1442,66 @@
           <w:rStyle w:val="CommentTok"/>
         </w:rPr>
         <w:t xml:space="preserve">/* 0x0013 */</w:t>
+      </w:r>
+      <w:r>
+        <w:br/>
+      </w:r>
+      <w:r>
+        <w:rPr>
+          <w:rStyle w:val="NormalTok"/>
+        </w:rPr>
+        <w:t xml:space="preserve">    CI_CMD_AES_GCM_INIT    = NCMP_CMD_AES_GCM_INIT,    </w:t>
+      </w:r>
+      <w:r>
+        <w:rPr>
+          <w:rStyle w:val="CommentTok"/>
+        </w:rPr>
+        <w:t xml:space="preserve">/* 0x0014 (multipart) */</w:t>
+      </w:r>
+      <w:r>
+        <w:br/>
+      </w:r>
+      <w:r>
+        <w:rPr>
+          <w:rStyle w:val="NormalTok"/>
+        </w:rPr>
+        <w:t xml:space="preserve">    CI_CMD_AES_GCM_UPDATE  = NCMP_CMD_AES_GCM_UPDATE,  </w:t>
+      </w:r>
+      <w:r>
+        <w:rPr>
+          <w:rStyle w:val="CommentTok"/>
+        </w:rPr>
+        <w:t xml:space="preserve">/* 0x0015 */</w:t>
+      </w:r>
+      <w:r>
+        <w:br/>
+      </w:r>
+      <w:r>
+        <w:rPr>
+          <w:rStyle w:val="NormalTok"/>
+        </w:rPr>
+        <w:t xml:space="preserve">    CI_CMD_AES_GCM_FINAL   = NCMP_CMD_AES_GCM_FINAL,   </w:t>
+      </w:r>
+      <w:r>
+        <w:rPr>
+          <w:rStyle w:val="CommentTok"/>
+        </w:rPr>
+        <w:t xml:space="preserve">/* 0x0016 */</w:t>
+      </w:r>
+      <w:r>
+        <w:br/>
+      </w:r>
+      <w:r>
+        <w:rPr>
+          <w:rStyle w:val="NormalTok"/>
+        </w:rPr>
+        <w:t xml:space="preserve">    CI_CMD_CTX_FREE        = NCMP_CMD_CTX_FREE,         </w:t>
+      </w:r>
+      <w:r>
+        <w:rPr>
+          <w:rStyle w:val="CommentTok"/>
+        </w:rPr>
+        <w:t xml:space="preserve">/* 0x0017 (abort) */</w:t>
       </w:r>
       <w:r>
         <w:br/>
@@ -3767,6 +3827,292 @@
       </w:r>
     </w:p>
     <w:p>
+      <w:pPr>
+        <w:pStyle w:val="Heading3"/>
+      </w:pPr>
+      <w:bookmarkStart w:id="39" w:name="Xb8debb8a73409dc96903e6a46d13d29e4f45097"/>
+      <w:r>
+        <w:t xml:space="preserve">4.3 CI_CMD_AES_GCM_INIT/UPDATE/FINAL (0x0014–0x0016) — 멀티파트 GCM</w:t>
+      </w:r>
+      <w:bookmarkEnd w:id="39"/>
+    </w:p>
+    <w:p>
+      <w:pPr>
+        <w:pStyle w:val="FirstParagraph"/>
+      </w:pPr>
+      <w:r>
+        <w:t xml:space="preserve">상태형(컨텍스트) 연산이다. 컨텍스트 배치는 §11의 두 모델을 따른다.</w:t>
+      </w:r>
+    </w:p>
+    <w:p>
+      <w:pPr>
+        <w:pStyle w:val="SourceCode"/>
+      </w:pPr>
+      <w:r>
+        <w:rPr>
+          <w:rStyle w:val="CommentTok"/>
+        </w:rPr>
+        <w:t xml:space="preserve">/* INIT: [flags|key|iv|aad|taglen] -&gt; 응답 param0 = 컨텍스트(슬롯). */</w:t>
+      </w:r>
+      <w:r>
+        <w:br/>
+      </w:r>
+      <w:r>
+        <w:rPr>
+          <w:rStyle w:val="KeywordTok"/>
+        </w:rPr>
+        <w:t xml:space="preserve">typedef</w:t>
+      </w:r>
+      <w:r>
+        <w:rPr>
+          <w:rStyle w:val="NormalTok"/>
+        </w:rPr>
+        <w:t xml:space="preserve"> </w:t>
+      </w:r>
+      <w:r>
+        <w:rPr>
+          <w:rStyle w:val="KeywordTok"/>
+        </w:rPr>
+        <w:t xml:space="preserve">struct</w:t>
+      </w:r>
+      <w:r>
+        <w:rPr>
+          <w:rStyle w:val="NormalTok"/>
+        </w:rPr>
+        <w:t xml:space="preserve"> CI_AesGcmInitReq {</w:t>
+      </w:r>
+      <w:r>
+        <w:br/>
+      </w:r>
+      <w:r>
+        <w:rPr>
+          <w:rStyle w:val="NormalTok"/>
+        </w:rPr>
+        <w:t xml:space="preserve">    </w:t>
+      </w:r>
+      <w:r>
+        <w:rPr>
+          <w:rStyle w:val="DataTypeTok"/>
+        </w:rPr>
+        <w:t xml:space="preserve">uint32_t</w:t>
+      </w:r>
+      <w:r>
+        <w:rPr>
+          <w:rStyle w:val="NormalTok"/>
+        </w:rPr>
+        <w:t xml:space="preserve"> flags;   </w:t>
+      </w:r>
+      <w:r>
+        <w:rPr>
+          <w:rStyle w:val="CommentTok"/>
+        </w:rPr>
+        <w:t xml:space="preserve">/* param0: bit0=암/복호 */</w:t>
+      </w:r>
+      <w:r>
+        <w:br/>
+      </w:r>
+      <w:r>
+        <w:rPr>
+          <w:rStyle w:val="NormalTok"/>
+        </w:rPr>
+        <w:t xml:space="preserve">    </w:t>
+      </w:r>
+      <w:r>
+        <w:rPr>
+          <w:rStyle w:val="DataTypeTok"/>
+        </w:rPr>
+        <w:t xml:space="preserve">uint8_t</w:t>
+      </w:r>
+      <w:r>
+        <w:rPr>
+          <w:rStyle w:val="NormalTok"/>
+        </w:rPr>
+        <w:t xml:space="preserve">  key[];   </w:t>
+      </w:r>
+      <w:r>
+        <w:rPr>
+          <w:rStyle w:val="CommentTok"/>
+        </w:rPr>
+        <w:t xml:space="preserve">/* param1 */</w:t>
+      </w:r>
+      <w:r>
+        <w:br/>
+      </w:r>
+      <w:r>
+        <w:rPr>
+          <w:rStyle w:val="NormalTok"/>
+        </w:rPr>
+        <w:t xml:space="preserve">    </w:t>
+      </w:r>
+      <w:r>
+        <w:rPr>
+          <w:rStyle w:val="DataTypeTok"/>
+        </w:rPr>
+        <w:t xml:space="preserve">uint8_t</w:t>
+      </w:r>
+      <w:r>
+        <w:rPr>
+          <w:rStyle w:val="NormalTok"/>
+        </w:rPr>
+        <w:t xml:space="preserve">  iv[];    </w:t>
+      </w:r>
+      <w:r>
+        <w:rPr>
+          <w:rStyle w:val="CommentTok"/>
+        </w:rPr>
+        <w:t xml:space="preserve">/* param2 */</w:t>
+      </w:r>
+      <w:r>
+        <w:br/>
+      </w:r>
+      <w:r>
+        <w:rPr>
+          <w:rStyle w:val="NormalTok"/>
+        </w:rPr>
+        <w:t xml:space="preserve">    </w:t>
+      </w:r>
+      <w:r>
+        <w:rPr>
+          <w:rStyle w:val="DataTypeTok"/>
+        </w:rPr>
+        <w:t xml:space="preserve">uint8_t</w:t>
+      </w:r>
+      <w:r>
+        <w:rPr>
+          <w:rStyle w:val="NormalTok"/>
+        </w:rPr>
+        <w:t xml:space="preserve">  aad[];   </w:t>
+      </w:r>
+      <w:r>
+        <w:rPr>
+          <w:rStyle w:val="CommentTok"/>
+        </w:rPr>
+        <w:t xml:space="preserve">/* param3 (가능) */</w:t>
+      </w:r>
+      <w:r>
+        <w:br/>
+      </w:r>
+      <w:r>
+        <w:rPr>
+          <w:rStyle w:val="NormalTok"/>
+        </w:rPr>
+        <w:t xml:space="preserve">    </w:t>
+      </w:r>
+      <w:r>
+        <w:rPr>
+          <w:rStyle w:val="DataTypeTok"/>
+        </w:rPr>
+        <w:t xml:space="preserve">uint32_t</w:t>
+      </w:r>
+      <w:r>
+        <w:rPr>
+          <w:rStyle w:val="NormalTok"/>
+        </w:rPr>
+        <w:t xml:space="preserve"> taglen;  </w:t>
+      </w:r>
+      <w:r>
+        <w:rPr>
+          <w:rStyle w:val="CommentTok"/>
+        </w:rPr>
+        <w:t xml:space="preserve">/* param4: 태그 바이트 수 */</w:t>
+      </w:r>
+      <w:r>
+        <w:br/>
+      </w:r>
+      <w:r>
+        <w:rPr>
+          <w:rStyle w:val="NormalTok"/>
+        </w:rPr>
+        <w:t xml:space="preserve">} CI_AesGcmInitReq;</w:t>
+      </w:r>
+      <w:r>
+        <w:br/>
+      </w:r>
+      <w:r>
+        <w:br/>
+      </w:r>
+      <w:r>
+        <w:rPr>
+          <w:rStyle w:val="CommentTok"/>
+        </w:rPr>
+        <w:t xml:space="preserve">/* UPDATE: [ctx|data] -&gt; [ctx'|out]. STDLL 관점: [ctx_id|data] -&gt; [out]. */</w:t>
+      </w:r>
+      <w:r>
+        <w:br/>
+      </w:r>
+      <w:r>
+        <w:rPr>
+          <w:rStyle w:val="CommentTok"/>
+        </w:rPr>
+        <w:t xml:space="preserve">/* FINAL(암호화): [ctx] -&gt; [tag]. FINAL(복호화): [ctx|expected_tag] -&gt; ack. */</w:t>
+      </w:r>
+    </w:p>
+    <w:p>
+      <w:pPr>
+        <w:pStyle w:val="BlockText"/>
+      </w:pPr>
+      <w:r>
+        <w:rPr>
+          <w:rStyle w:val="VerbatimChar"/>
+        </w:rPr>
+        <w:t xml:space="preserve">param0</w:t>
+      </w:r>
+      <w:r>
+        <w:t xml:space="preserve">은 UPDATE/FINAL 요청과 INIT 응답에서 컨텍스트 슬롯(STDLL=id, 토큰=blob)이며,</w:t>
+      </w:r>
+      <w:r>
+        <w:t xml:space="preserve"> </w:t>
+      </w:r>
+      <w:r>
+        <w:t xml:space="preserve">연산 데이터는</w:t>
+      </w:r>
+      <w:r>
+        <w:t xml:space="preserve"> </w:t>
+      </w:r>
+      <w:r>
+        <w:rPr>
+          <w:rStyle w:val="VerbatimChar"/>
+        </w:rPr>
+        <w:t xml:space="preserve">param1+</w:t>
+      </w:r>
+      <w:r>
+        <w:t xml:space="preserve">에 온다.</w:t>
+      </w:r>
+      <w:r>
+        <w:t xml:space="preserve"> </w:t>
+      </w:r>
+      <w:r>
+        <w:rPr>
+          <w:rStyle w:val="VerbatimChar"/>
+        </w:rPr>
+        <w:t xml:space="preserve">NCMP_HOST_MANAGED_CTX</w:t>
+      </w:r>
+      <w:r>
+        <w:t xml:space="preserve"> </w:t>
+      </w:r>
+      <w:r>
+        <w:t xml:space="preserve">빌드에서는 comm_thread가</w:t>
+      </w:r>
+      <w:r>
+        <w:t xml:space="preserve"> </w:t>
+      </w:r>
+      <w:r>
+        <w:t xml:space="preserve">id↔blob을 교환한다(§11 참조). 복호화 태그 불일치 시</w:t>
+      </w:r>
+      <w:r>
+        <w:t xml:space="preserve"> </w:t>
+      </w:r>
+      <w:r>
+        <w:rPr>
+          <w:rStyle w:val="VerbatimChar"/>
+        </w:rPr>
+        <w:t xml:space="preserve">ack = CKR_ENCRYPTED_DATA_INVALID</w:t>
+      </w:r>
+      <w:r>
+        <w:t xml:space="preserve">.</w:t>
+      </w:r>
+    </w:p>
+    <w:p>
       <w:r>
         <w:pict>
           <v:rect style="width:0;height:1.5pt" o:hralign="center" o:hrstd="t" o:hr="t"/>
@@ -3777,11 +4123,11 @@
       <w:pPr>
         <w:pStyle w:val="Heading2"/>
       </w:pPr>
-      <w:bookmarkStart w:id="39" w:name="X37dbe9f61af5fbaa95d101298d987fd5725f2db"/>
+      <w:bookmarkStart w:id="40" w:name="X37dbe9f61af5fbaa95d101298d987fd5725f2db"/>
       <w:r>
         <w:t xml:space="preserve">5. 토큰 관리 / 로그인 / 조회 명령</w:t>
       </w:r>
-      <w:bookmarkEnd w:id="39"/>
+      <w:bookmarkEnd w:id="40"/>
     </w:p>
     <w:p>
       <w:pPr>
@@ -3975,11 +4321,11 @@
       <w:pPr>
         <w:pStyle w:val="Heading3"/>
       </w:pPr>
-      <w:bookmarkStart w:id="40" w:name="X6f8001859cc6ac0746d189fe71a67ae55223eb0"/>
+      <w:bookmarkStart w:id="41" w:name="X6f8001859cc6ac0746d189fe71a67ae55223eb0"/>
       <w:r>
         <w:t xml:space="preserve">5.1 CI_CMD_LOGIN (0x0030)</w:t>
       </w:r>
-      <w:bookmarkEnd w:id="40"/>
+      <w:bookmarkEnd w:id="41"/>
     </w:p>
     <w:p>
       <w:pPr>
@@ -4364,11 +4710,11 @@
       <w:pPr>
         <w:pStyle w:val="Heading3"/>
       </w:pPr>
-      <w:bookmarkStart w:id="41" w:name="X13325cd30b433d4ecb862e9e6abdc2f9ff6adc3"/>
+      <w:bookmarkStart w:id="42" w:name="X13325cd30b433d4ecb862e9e6abdc2f9ff6adc3"/>
       <w:r>
         <w:t xml:space="preserve">5.2 CI_CMD_LOGOUT (0x0031)</w:t>
       </w:r>
-      <w:bookmarkEnd w:id="41"/>
+      <w:bookmarkEnd w:id="42"/>
     </w:p>
     <w:p>
       <w:pPr>
@@ -4454,11 +4800,11 @@
       <w:pPr>
         <w:pStyle w:val="Heading3"/>
       </w:pPr>
-      <w:bookmarkStart w:id="42" w:name="X3e426fd1f4c410b6ad7d032f202b9e0a6e021d8"/>
+      <w:bookmarkStart w:id="43" w:name="X3e426fd1f4c410b6ad7d032f202b9e0a6e021d8"/>
       <w:r>
         <w:t xml:space="preserve">5.3 CI_CMD_INIT_PIN (0x0032) — SO가 사용자 PIN 설정</w:t>
       </w:r>
-      <w:bookmarkEnd w:id="42"/>
+      <w:bookmarkEnd w:id="43"/>
     </w:p>
     <w:p>
       <w:pPr>
@@ -4568,11 +4914,11 @@
       <w:pPr>
         <w:pStyle w:val="Heading3"/>
       </w:pPr>
-      <w:bookmarkStart w:id="43" w:name="X5859e810924c0453b9edabef27ec584d8d6a442"/>
+      <w:bookmarkStart w:id="44" w:name="X5859e810924c0453b9edabef27ec584d8d6a442"/>
       <w:r>
         <w:t xml:space="preserve">5.4 CI_CMD_SET_PIN (0x0033) — PIN 변경</w:t>
       </w:r>
-      <w:bookmarkEnd w:id="43"/>
+      <w:bookmarkEnd w:id="44"/>
     </w:p>
     <w:p>
       <w:pPr>
@@ -4709,11 +5055,11 @@
       <w:pPr>
         <w:pStyle w:val="Heading3"/>
       </w:pPr>
-      <w:bookmarkStart w:id="44" w:name="X67d44dd1e7a34c0c2f0acff9ddcfbd9311cb3e1"/>
+      <w:bookmarkStart w:id="45" w:name="X67d44dd1e7a34c0c2f0acff9ddcfbd9311cb3e1"/>
       <w:r>
         <w:t xml:space="preserve">5.5 CI_CMD_INIT_TOKEN (0x0034) — 토큰 초기화</w:t>
       </w:r>
-      <w:bookmarkEnd w:id="44"/>
+      <w:bookmarkEnd w:id="45"/>
     </w:p>
     <w:p>
       <w:pPr>
@@ -4975,11 +5321,11 @@
       <w:pPr>
         <w:pStyle w:val="Heading3"/>
       </w:pPr>
-      <w:bookmarkStart w:id="45" w:name="X0b1dfc6631aaf15a96198b02ed45c75b2381c0c"/>
+      <w:bookmarkStart w:id="46" w:name="X0b1dfc6631aaf15a96198b02ed45c75b2381c0c"/>
       <w:r>
         <w:t xml:space="preserve">5.6 CI_CMD_GET_UTC_TIME (0x0035) — UTC 시각 조회</w:t>
       </w:r>
-      <w:bookmarkEnd w:id="45"/>
+      <w:bookmarkEnd w:id="46"/>
     </w:p>
     <w:p>
       <w:pPr>
@@ -5136,11 +5482,11 @@
       <w:pPr>
         <w:pStyle w:val="Heading3"/>
       </w:pPr>
-      <w:bookmarkStart w:id="46" w:name="X12995e6736b11b68fba6b0adf4c7325d6f72d74"/>
+      <w:bookmarkStart w:id="47" w:name="X12995e6736b11b68fba6b0adf4c7325d6f72d74"/>
       <w:r>
         <w:t xml:space="preserve">5.7 CI_CMD_GET_TOKEN_PARAMS (0x0036) — 라벨·시리얼·PIN 길이 조회</w:t>
       </w:r>
-      <w:bookmarkEnd w:id="46"/>
+      <w:bookmarkEnd w:id="47"/>
     </w:p>
     <w:p>
       <w:pPr>
@@ -5396,11 +5742,11 @@
       <w:pPr>
         <w:pStyle w:val="Heading3"/>
       </w:pPr>
-      <w:bookmarkStart w:id="47" w:name="X020bc2c874e1bf66b492be8cb28bba0b4fd752b"/>
+      <w:bookmarkStart w:id="48" w:name="X020bc2c874e1bf66b492be8cb28bba0b4fd752b"/>
       <w:r>
         <w:t xml:space="preserve">5.8 CI_CMD_SET_UTC_TIME (0x0037) — UTC 시각 설정</w:t>
       </w:r>
-      <w:bookmarkEnd w:id="47"/>
+      <w:bookmarkEnd w:id="48"/>
     </w:p>
     <w:p>
       <w:pPr>
@@ -5617,11 +5963,11 @@
       <w:pPr>
         <w:pStyle w:val="Heading3"/>
       </w:pPr>
-      <w:bookmarkStart w:id="48" w:name="Xbc9366e2755619c9cc3cd5bc42ff9d74ec48823"/>
+      <w:bookmarkStart w:id="49" w:name="Xbc9366e2755619c9cc3cd5bc42ff9d74ec48823"/>
       <w:r>
         <w:t xml:space="preserve">5.9 CI_CMD_OBJECT_ADD (0x0038) — 키 객체 등록/임포트</w:t>
       </w:r>
-      <w:bookmarkEnd w:id="48"/>
+      <w:bookmarkEnd w:id="49"/>
     </w:p>
     <w:p>
       <w:pPr>
@@ -5838,11 +6184,11 @@
       <w:pPr>
         <w:pStyle w:val="Heading3"/>
       </w:pPr>
-      <w:bookmarkStart w:id="49" w:name="X045c86323eb845f2ab596ac357f593176ede10c"/>
+      <w:bookmarkStart w:id="50" w:name="X045c86323eb845f2ab596ac357f593176ede10c"/>
       <w:r>
         <w:t xml:space="preserve">5.10 CI_CMD_OBJECT_SET_ATTR (0x0039) — 키 속성 변경 검증</w:t>
       </w:r>
-      <w:bookmarkEnd w:id="49"/>
+      <w:bookmarkEnd w:id="50"/>
     </w:p>
     <w:p>
       <w:pPr>
@@ -6051,11 +6397,11 @@
       <w:pPr>
         <w:pStyle w:val="Heading2"/>
       </w:pPr>
-      <w:bookmarkStart w:id="50" w:name="X3a71b2db853bd9b7c028d9a653c8871c1c44e85"/>
+      <w:bookmarkStart w:id="51" w:name="X3a71b2db853bd9b7c028d9a653c8871c1c44e85"/>
       <w:r>
         <w:t xml:space="preserve">7. 포스트양자 명령 (PKCS#11 3.2)</w:t>
       </w:r>
-      <w:bookmarkEnd w:id="50"/>
+      <w:bookmarkEnd w:id="51"/>
     </w:p>
     <w:p>
       <w:pPr>
@@ -6251,11 +6597,11 @@
       <w:pPr>
         <w:pStyle w:val="Heading3"/>
       </w:pPr>
-      <w:bookmarkStart w:id="51" w:name="X56fcaa2235853c1551785d98a3c381dfa876c9c"/>
+      <w:bookmarkStart w:id="52" w:name="X56fcaa2235853c1551785d98a3c381dfa876c9c"/>
       <w:r>
         <w:t xml:space="preserve">7.1 CI_CMD_MLDSA_KEYGEN (0x0050)</w:t>
       </w:r>
-      <w:bookmarkEnd w:id="51"/>
+      <w:bookmarkEnd w:id="52"/>
     </w:p>
     <w:p>
       <w:pPr>
@@ -6470,11 +6816,11 @@
       <w:pPr>
         <w:pStyle w:val="Heading3"/>
       </w:pPr>
-      <w:bookmarkStart w:id="52" w:name="X058f470219b2b65f092c5bcb9cdef07977ba788"/>
+      <w:bookmarkStart w:id="53" w:name="X058f470219b2b65f092c5bcb9cdef07977ba788"/>
       <w:r>
         <w:t xml:space="preserve">7.2 CI_CMD_MLDSA_SIGN (0x0051)</w:t>
       </w:r>
-      <w:bookmarkEnd w:id="52"/>
+      <w:bookmarkEnd w:id="53"/>
     </w:p>
     <w:p>
       <w:pPr>
@@ -6716,11 +7062,11 @@
       <w:pPr>
         <w:pStyle w:val="Heading3"/>
       </w:pPr>
-      <w:bookmarkStart w:id="53" w:name="X343ae1c64286360739da513cf28f8d4d6df587b"/>
+      <w:bookmarkStart w:id="54" w:name="X343ae1c64286360739da513cf28f8d4d6df587b"/>
       <w:r>
         <w:t xml:space="preserve">7.3 CI_CMD_MLDSA_VERIFY (0x0052)</w:t>
       </w:r>
-      <w:bookmarkEnd w:id="53"/>
+      <w:bookmarkEnd w:id="54"/>
     </w:p>
     <w:p>
       <w:pPr>
@@ -6911,11 +7257,11 @@
       <w:pPr>
         <w:pStyle w:val="Heading3"/>
       </w:pPr>
-      <w:bookmarkStart w:id="54" w:name="X0ed7672c19374fac8d8d0f7590a32f4cb491a43"/>
+      <w:bookmarkStart w:id="55" w:name="X0ed7672c19374fac8d8d0f7590a32f4cb491a43"/>
       <w:r>
         <w:t xml:space="preserve">7.4 CI_CMD_MLKEM_KEYGEN (0x0053)</w:t>
       </w:r>
-      <w:bookmarkEnd w:id="54"/>
+      <w:bookmarkEnd w:id="55"/>
     </w:p>
     <w:p>
       <w:pPr>
@@ -7130,11 +7476,11 @@
       <w:pPr>
         <w:pStyle w:val="Heading3"/>
       </w:pPr>
-      <w:bookmarkStart w:id="55" w:name="X40a9cb15b2e4108b014c9e70fcc231d27a91851"/>
+      <w:bookmarkStart w:id="56" w:name="X40a9cb15b2e4108b014c9e70fcc231d27a91851"/>
       <w:r>
         <w:t xml:space="preserve">7.5 CI_CMD_MLKEM_ENCAPS (0x0054) — 캡슐화</w:t>
       </w:r>
-      <w:bookmarkEnd w:id="55"/>
+      <w:bookmarkEnd w:id="56"/>
     </w:p>
     <w:p>
       <w:pPr>
@@ -7376,11 +7722,11 @@
       <w:pPr>
         <w:pStyle w:val="Heading3"/>
       </w:pPr>
-      <w:bookmarkStart w:id="56" w:name="X280bebf00f66d5524a9091e333f95b1a51f53c0"/>
+      <w:bookmarkStart w:id="57" w:name="X280bebf00f66d5524a9091e333f95b1a51f53c0"/>
       <w:r>
         <w:t xml:space="preserve">7.6 CI_CMD_MLKEM_DECAPS (0x0055) — 역캡슐화</w:t>
       </w:r>
-      <w:bookmarkEnd w:id="56"/>
+      <w:bookmarkEnd w:id="57"/>
     </w:p>
     <w:p>
       <w:pPr>
@@ -7629,11 +7975,11 @@
       <w:pPr>
         <w:pStyle w:val="Heading2"/>
       </w:pPr>
-      <w:bookmarkStart w:id="57" w:name="Xf47e9ef68df8f51c480c91d940956ed1af45ade"/>
+      <w:bookmarkStart w:id="58" w:name="Xf47e9ef68df8f51c480c91d940956ed1af45ade"/>
       <w:r>
         <w:t xml:space="preserve">8. 벤더 정의 명령 (datapath / 디바이스 상태)</w:t>
       </w:r>
-      <w:bookmarkEnd w:id="57"/>
+      <w:bookmarkEnd w:id="58"/>
     </w:p>
     <w:p>
       <w:pPr>
@@ -7703,11 +8049,11 @@
       <w:pPr>
         <w:pStyle w:val="Heading3"/>
       </w:pPr>
-      <w:bookmarkStart w:id="58" w:name="Xf5cdeb5b1c09485f5521ee8e925a0a37b1fbb8e"/>
+      <w:bookmarkStart w:id="59" w:name="Xf5cdeb5b1c09485f5521ee8e925a0a37b1fbb8e"/>
       <w:r>
         <w:t xml:space="preserve">8.1 CI_CMD_VD_MEM_WRITE (0x0101)</w:t>
       </w:r>
-      <w:bookmarkEnd w:id="58"/>
+      <w:bookmarkEnd w:id="59"/>
     </w:p>
     <w:p>
       <w:pPr>
@@ -7844,11 +8190,11 @@
       <w:pPr>
         <w:pStyle w:val="Heading3"/>
       </w:pPr>
-      <w:bookmarkStart w:id="59" w:name="X33cc993a948e5971fbd694f2fbeb09eecaf793b"/>
+      <w:bookmarkStart w:id="60" w:name="X33cc993a948e5971fbd694f2fbeb09eecaf793b"/>
       <w:r>
         <w:t xml:space="preserve">8.2 CI_CMD_VD_MEM_READ (0x0102)</w:t>
       </w:r>
-      <w:bookmarkEnd w:id="59"/>
+      <w:bookmarkEnd w:id="60"/>
     </w:p>
     <w:p>
       <w:pPr>
@@ -7997,11 +8343,11 @@
       <w:pPr>
         <w:pStyle w:val="Heading3"/>
       </w:pPr>
-      <w:bookmarkStart w:id="60" w:name="X145e5d437a31c6488a9a649f96ada2fcc1752d8"/>
+      <w:bookmarkStart w:id="61" w:name="X145e5d437a31c6488a9a649f96ada2fcc1752d8"/>
       <w:r>
         <w:t xml:space="preserve">8.3 CI_CMD_VD_PING (0x0103)</w:t>
       </w:r>
-      <w:bookmarkEnd w:id="60"/>
+      <w:bookmarkEnd w:id="61"/>
     </w:p>
     <w:p>
       <w:pPr>
@@ -8099,11 +8445,11 @@
       <w:pPr>
         <w:pStyle w:val="Heading3"/>
       </w:pPr>
-      <w:bookmarkStart w:id="61" w:name="X15030c94f93d52d02d642685dfc7af94e33a813"/>
+      <w:bookmarkStart w:id="62" w:name="X15030c94f93d52d02d642685dfc7af94e33a813"/>
       <w:r>
         <w:t xml:space="preserve">8.4 CI_CMD_VD_SELFTEST (0x0104)</w:t>
       </w:r>
-      <w:bookmarkEnd w:id="61"/>
+      <w:bookmarkEnd w:id="62"/>
     </w:p>
     <w:p>
       <w:pPr>
@@ -8213,11 +8559,11 @@
       <w:pPr>
         <w:pStyle w:val="Heading3"/>
       </w:pPr>
-      <w:bookmarkStart w:id="62" w:name="X6a1df7a8dc1c903e3aead87f38484a0f0483d05"/>
+      <w:bookmarkStart w:id="63" w:name="X6a1df7a8dc1c903e3aead87f38484a0f0483d05"/>
       <w:r>
         <w:t xml:space="preserve">8.5 CI_CMD_VD_FW_INFO (0x0105)</w:t>
       </w:r>
-      <w:bookmarkEnd w:id="62"/>
+      <w:bookmarkEnd w:id="63"/>
     </w:p>
     <w:p>
       <w:pPr>
@@ -8414,11 +8760,11 @@
       <w:pPr>
         <w:pStyle w:val="Heading3"/>
       </w:pPr>
-      <w:bookmarkStart w:id="63" w:name="X5fc009502b236ee93edfa5fa2273b7080a4941a"/>
+      <w:bookmarkStart w:id="64" w:name="X5fc009502b236ee93edfa5fa2273b7080a4941a"/>
       <w:r>
         <w:t xml:space="preserve">8.6 CI_CMD_VD_MEM_FILL (0x0106)</w:t>
       </w:r>
-      <w:bookmarkEnd w:id="63"/>
+      <w:bookmarkEnd w:id="64"/>
     </w:p>
     <w:p>
       <w:pPr>
@@ -8582,11 +8928,11 @@
       <w:pPr>
         <w:pStyle w:val="Heading3"/>
       </w:pPr>
-      <w:bookmarkStart w:id="64" w:name="X81c8b57be77d8231d97e1d5e9c2782b343dff1d"/>
+      <w:bookmarkStart w:id="65" w:name="X81c8b57be77d8231d97e1d5e9c2782b343dff1d"/>
       <w:r>
         <w:t xml:space="preserve">8.7 CI_CMD_VD_MEM_CRC (0x0107)</w:t>
       </w:r>
-      <w:bookmarkEnd w:id="64"/>
+      <w:bookmarkEnd w:id="65"/>
     </w:p>
     <w:p>
       <w:pPr>
@@ -8735,11 +9081,11 @@
       <w:pPr>
         <w:pStyle w:val="Heading3"/>
       </w:pPr>
-      <w:bookmarkStart w:id="65" w:name="X4b00743737cd512b8b99f3f3f275323f09da084"/>
+      <w:bookmarkStart w:id="66" w:name="X4b00743737cd512b8b99f3f3f275323f09da084"/>
       <w:r>
         <w:t xml:space="preserve">8.8 CI_CMD_VD_TOKEN_INFO (0x0108) — 토큰 정체성 조회</w:t>
       </w:r>
-      <w:bookmarkEnd w:id="65"/>
+      <w:bookmarkEnd w:id="66"/>
     </w:p>
     <w:p>
       <w:pPr>
@@ -9177,11 +9523,11 @@
       <w:pPr>
         <w:pStyle w:val="Heading2"/>
       </w:pPr>
-      <w:bookmarkStart w:id="66" w:name="Xa0d1f01fb20fd76a219c4d7c7556f35de6cbdaa"/>
+      <w:bookmarkStart w:id="67" w:name="Xa0d1f01fb20fd76a219c4d7c7556f35de6cbdaa"/>
       <w:r>
         <w:t xml:space="preserve">9. 응답 상태 코드 (header.ack)</w:t>
       </w:r>
-      <w:bookmarkEnd w:id="66"/>
+      <w:bookmarkEnd w:id="67"/>
     </w:p>
     <w:p>
       <w:pPr>
@@ -9775,11 +10121,11 @@
       <w:pPr>
         <w:pStyle w:val="Heading2"/>
       </w:pPr>
-      <w:bookmarkStart w:id="67" w:name="Xe4ac9aab03aad5a29eb2094abcc9f2280f78c8a"/>
+      <w:bookmarkStart w:id="68" w:name="Xe4ac9aab03aad5a29eb2094abcc9f2280f78c8a"/>
       <w:r>
         <w:t xml:space="preserve">10. 호스트 어댑터 대응 (참고)</w:t>
       </w:r>
-      <w:bookmarkEnd w:id="67"/>
+      <w:bookmarkEnd w:id="68"/>
     </w:p>
     <w:tbl>
       <w:tblPr>
@@ -10114,6 +10460,320 @@
         <w:t xml:space="preserve">동일한 CI 프레임/파라미터 규약을 따르되 진짜 암호 연산을 수행한다.</w:t>
       </w:r>
     </w:p>
+    <w:p>
+      <w:r>
+        <w:pict>
+          <v:rect style="width:0;height:1.5pt" o:hralign="center" o:hrstd="t" o:hr="t"/>
+        </w:pict>
+      </w:r>
+    </w:p>
+    <w:p>
+      <w:pPr>
+        <w:pStyle w:val="Heading2"/>
+      </w:pPr>
+      <w:bookmarkStart w:id="69" w:name="X0bc3be8740781e09d6737066707546f3a4dcdb3"/>
+      <w:r>
+        <w:t xml:space="preserve">11. 멀티파트 컨텍스트 모델 (컴파일 옵션)</w:t>
+      </w:r>
+      <w:bookmarkEnd w:id="69"/>
+    </w:p>
+    <w:p>
+      <w:pPr>
+        <w:pStyle w:val="FirstParagraph"/>
+      </w:pPr>
+      <w:r>
+        <w:t xml:space="preserve">멀티파트 연산(INIT/UPDATE/FINAL 계열: 다이제스트, AES-GCM)은 연산별 컨텍스트를</w:t>
+      </w:r>
+      <w:r>
+        <w:t xml:space="preserve"> </w:t>
+      </w:r>
+      <w:r>
+        <w:t xml:space="preserve">유지한다. 컨텍스트 보관 위치는</w:t>
+      </w:r>
+      <w:r>
+        <w:t xml:space="preserve"> </w:t>
+      </w:r>
+      <w:r>
+        <w:rPr>
+          <w:b/>
+        </w:rPr>
+        <w:t xml:space="preserve">데몬 빌드 시</w:t>
+      </w:r>
+      <w:r>
+        <w:t xml:space="preserve"> </w:t>
+      </w:r>
+      <w:r>
+        <w:rPr>
+          <w:rStyle w:val="VerbatimChar"/>
+        </w:rPr>
+        <w:t xml:space="preserve">NCMP_HOST_MANAGED_CTX</w:t>
+      </w:r>
+      <w:r>
+        <w:t xml:space="preserve"> </w:t>
+      </w:r>
+      <w:r>
+        <w:t xml:space="preserve">매크로</w:t>
+      </w:r>
+      <w:r>
+        <w:t xml:space="preserve"> </w:t>
+      </w:r>
+      <w:r>
+        <w:t xml:space="preserve">(CMake 옵션, 기본 OFF)로 선택한다.</w:t>
+      </w:r>
+    </w:p>
+    <w:p>
+      <w:pPr>
+        <w:numPr>
+          <w:ilvl w:val="0"/>
+          <w:numId w:val="1005"/>
+        </w:numPr>
+        <w:pStyle w:val="Compact"/>
+      </w:pPr>
+      <w:r>
+        <w:rPr>
+          <w:b/>
+        </w:rPr>
+        <w:t xml:space="preserve">기본(매크로 OFF)</w:t>
+      </w:r>
+      <w:r>
+        <w:t xml:space="preserve">: 물리 토큰이 컨텍스트를 소유한다. INIT이 컨텍스트 id를</w:t>
+      </w:r>
+      <w:r>
+        <w:t xml:space="preserve"> </w:t>
+      </w:r>
+      <w:r>
+        <w:t xml:space="preserve">반환하고 UPDATE/FINAL이 그 id를 전달하며 토큰이 상태를 보관한다.</w:t>
+      </w:r>
+    </w:p>
+    <w:p>
+      <w:pPr>
+        <w:numPr>
+          <w:ilvl w:val="0"/>
+          <w:numId w:val="1005"/>
+        </w:numPr>
+        <w:pStyle w:val="Compact"/>
+      </w:pPr>
+      <w:r>
+        <w:rPr>
+          <w:rStyle w:val="VerbatimChar"/>
+          <w:b/>
+        </w:rPr>
+        <w:t xml:space="preserve">NCMP_HOST_MANAGED_CTX</w:t>
+      </w:r>
+      <w:r>
+        <w:rPr>
+          <w:b/>
+        </w:rPr>
+        <w:t xml:space="preserve">(매크로 ON)</w:t>
+      </w:r>
+      <w:r>
+        <w:t xml:space="preserve">: 토큰이 무상태가 된다(HSM 저장 공간 부족</w:t>
+      </w:r>
+      <w:r>
+        <w:t xml:space="preserve"> </w:t>
+      </w:r>
+      <w:r>
+        <w:t xml:space="preserve">대응). 토큰은 INIT과 매 UPDATE에서 컨텍스트 blob 전체를 반환하고 UPDATE/FINAL에서</w:t>
+      </w:r>
+      <w:r>
+        <w:t xml:space="preserve"> </w:t>
+      </w:r>
+      <w:r>
+        <w:t xml:space="preserve">blob을 다시 받는다. 데몬</w:t>
+      </w:r>
+      <w:r>
+        <w:t xml:space="preserve"> </w:t>
+      </w:r>
+      <w:r>
+        <w:rPr>
+          <w:rStyle w:val="VerbatimChar"/>
+        </w:rPr>
+        <w:t xml:space="preserve">comm_thread</w:t>
+      </w:r>
+      <w:r>
+        <w:t xml:space="preserve">가 blob을 호스트측에 보관하고 작은 id로</w:t>
+      </w:r>
+      <w:r>
+        <w:t xml:space="preserve"> </w:t>
+      </w:r>
+      <w:r>
+        <w:t xml:space="preserve">중계하므로 STDLL은 변경되지 않는다.</w:t>
+      </w:r>
+    </w:p>
+    <w:p>
+      <w:pPr>
+        <w:pStyle w:val="FirstParagraph"/>
+      </w:pPr>
+      <w:r>
+        <w:t xml:space="preserve">규약:</w:t>
+      </w:r>
+      <w:r>
+        <w:t xml:space="preserve"> </w:t>
+      </w:r>
+      <w:r>
+        <w:rPr>
+          <w:rStyle w:val="VerbatimChar"/>
+        </w:rPr>
+        <w:t xml:space="preserve">param0</w:t>
+      </w:r>
+      <w:r>
+        <w:t xml:space="preserve">은 INIT 응답과 UPDATE/FINAL 요청에서 컨텍스트 슬롯(STDLL=id,</w:t>
+      </w:r>
+      <w:r>
+        <w:t xml:space="preserve"> </w:t>
+      </w:r>
+      <w:r>
+        <w:t xml:space="preserve">토큰=blob)이며, 연산 데이터는</w:t>
+      </w:r>
+      <w:r>
+        <w:t xml:space="preserve"> </w:t>
+      </w:r>
+      <w:r>
+        <w:rPr>
+          <w:rStyle w:val="VerbatimChar"/>
+        </w:rPr>
+        <w:t xml:space="preserve">param1+</w:t>
+      </w:r>
+      <w:r>
+        <w:t xml:space="preserve">에 온다. 브리지는</w:t>
+      </w:r>
+      <w:r>
+        <w:t xml:space="preserve"> </w:t>
+      </w:r>
+      <w:r>
+        <w:rPr>
+          <w:rStyle w:val="VerbatimChar"/>
+        </w:rPr>
+        <w:t xml:space="preserve">ncmp/daemon/comm_thread.c</w:t>
+      </w:r>
+      <w:r>
+        <w:t xml:space="preserve">의</w:t>
+      </w:r>
+      <w:r>
+        <w:t xml:space="preserve"> </w:t>
+      </w:r>
+      <w:r>
+        <w:rPr>
+          <w:rStyle w:val="VerbatimChar"/>
+        </w:rPr>
+        <w:t xml:space="preserve">ctx_xform_request</w:t>
+      </w:r>
+      <w:r>
+        <w:t xml:space="preserve">/</w:t>
+      </w:r>
+      <w:r>
+        <w:rPr>
+          <w:rStyle w:val="VerbatimChar"/>
+        </w:rPr>
+        <w:t xml:space="preserve">ctx_xform_response</w:t>
+      </w:r>
+      <w:r>
+        <w:t xml:space="preserve">가 담당하고</w:t>
+      </w:r>
+      <w:r>
+        <w:t xml:space="preserve"> </w:t>
+      </w:r>
+      <w:r>
+        <w:rPr>
+          <w:rStyle w:val="VerbatimChar"/>
+        </w:rPr>
+        <w:t xml:space="preserve">ctx_phase_of()</w:t>
+      </w:r>
+      <w:r>
+        <w:t xml:space="preserve">로 대상 opcode를 분류한다. STDLL은 UPDATE 청크에</w:t>
+      </w:r>
+      <w:r>
+        <w:t xml:space="preserve"> </w:t>
+      </w:r>
+      <w:r>
+        <w:rPr>
+          <w:rStyle w:val="VerbatimChar"/>
+        </w:rPr>
+        <w:t xml:space="preserve">NCMP_HOST_CTX_BLOB_MAX</w:t>
+      </w:r>
+      <w:r>
+        <w:t xml:space="preserve">만큼 여유를 두어 id→blob 치환 시 프레임이 넘치지 않게 한다.</w:t>
+      </w:r>
+    </w:p>
+    <w:p>
+      <w:pPr>
+        <w:pStyle w:val="BodyText"/>
+      </w:pPr>
+      <w:r>
+        <w:t xml:space="preserve">단발 연산(AES-GCM one-shot, AES-CTR — 카운터를 매 명령에 실어 보냄)은 호출 간 토큰</w:t>
+      </w:r>
+      <w:r>
+        <w:t xml:space="preserve"> </w:t>
+      </w:r>
+      <w:r>
+        <w:t xml:space="preserve">상태가 없어 영향을 받지 않는다.</w:t>
+      </w:r>
+    </w:p>
+    <w:p>
+      <w:pPr>
+        <w:pStyle w:val="BodyText"/>
+      </w:pPr>
+      <w:r>
+        <w:t xml:space="preserve">멀티파트 연산을</w:t>
+      </w:r>
+      <w:r>
+        <w:t xml:space="preserve"> </w:t>
+      </w:r>
+      <w:r>
+        <w:rPr>
+          <w:rStyle w:val="VerbatimChar"/>
+        </w:rPr>
+        <w:t xml:space="preserve">*Final</w:t>
+      </w:r>
+      <w:r>
+        <w:t xml:space="preserve"> </w:t>
+      </w:r>
+      <w:r>
+        <w:t xml:space="preserve">없이 중단하면 STDLL 컨텍스트 해제 훅이</w:t>
+      </w:r>
+      <w:r>
+        <w:t xml:space="preserve"> </w:t>
+      </w:r>
+      <w:r>
+        <w:rPr>
+          <w:rStyle w:val="VerbatimChar"/>
+        </w:rPr>
+        <w:t xml:space="preserve">NCMP_CMD_CTX_FREE</w:t>
+      </w:r>
+      <w:r>
+        <w:t xml:space="preserve">(0x0017,</w:t>
+      </w:r>
+      <w:r>
+        <w:t xml:space="preserve"> </w:t>
+      </w:r>
+      <w:r>
+        <w:rPr>
+          <w:rStyle w:val="VerbatimChar"/>
+        </w:rPr>
+        <w:t xml:space="preserve">[ctx|kind]</w:t>
+      </w:r>
+      <w:r>
+        <w:t xml:space="preserve">)를 보내 컨텍스트를 회수한다.</w:t>
+      </w:r>
+      <w:r>
+        <w:t xml:space="preserve"> </w:t>
+      </w:r>
+      <w:r>
+        <w:rPr>
+          <w:rStyle w:val="VerbatimChar"/>
+        </w:rPr>
+        <w:t xml:space="preserve">NCMP_HOST_MANAGED_CTX</w:t>
+      </w:r>
+      <w:r>
+        <w:t xml:space="preserve">에서는 comm_thread가 호스트 슬롯을, 기본 빌드에서는 토큰이</w:t>
+      </w:r>
+      <w:r>
+        <w:t xml:space="preserve"> </w:t>
+      </w:r>
+      <w:r>
+        <w:t xml:space="preserve">자신의 테이블 항목을 해제한다. 멱등이며 teardown에서 best-effort로 동작한다.</w:t>
+      </w:r>
+    </w:p>
     <w:sectPr/>
   </w:body>
 </w:document>
@@ -10363,6 +11023,9 @@
     <w:abstractNumId w:val="991"/>
   </w:num>
   <w:num w:numId="1004">
+    <w:abstractNumId w:val="991"/>
+  </w:num>
+  <w:num w:numId="1005">
     <w:abstractNumId w:val="991"/>
   </w:num>
 </w:numbering>

--- a/docs/command-interface.docx
+++ b/docs/command-interface.docx
@@ -10693,6 +10693,346 @@
       </w:r>
       <w:r>
         <w:t xml:space="preserve">만큼 여유를 두어 id→blob 치환 시 프레임이 넘치지 않게 한다.</w:t>
+      </w:r>
+    </w:p>
+    <w:p>
+      <w:pPr>
+        <w:pStyle w:val="Heading3"/>
+      </w:pPr>
+      <w:bookmarkStart w:id="70" w:name="Xd4facf363066c98afcef5f5b3a1e505d172cdef"/>
+      <w:r>
+        <w:t xml:space="preserve">11.1 타입 있는 메커니즘별 컨텍스트와 key-id</w:t>
+      </w:r>
+      <w:bookmarkEnd w:id="70"/>
+    </w:p>
+    <w:p>
+      <w:pPr>
+        <w:pStyle w:val="FirstParagraph"/>
+      </w:pPr>
+      <w:r>
+        <w:t xml:space="preserve">컨텍스트 blob은 메커니즘별로 타입이 구분된다(</w:t>
+      </w:r>
+      <w:r>
+        <w:rPr>
+          <w:rStyle w:val="VerbatimChar"/>
+        </w:rPr>
+        <w:t xml:space="preserve">ncmp/include/ncmp/ncmp_ctx.h</w:t>
+      </w:r>
+      <w:r>
+        <w:t xml:space="preserve">).</w:t>
+      </w:r>
+      <w:r>
+        <w:t xml:space="preserve"> </w:t>
+      </w:r>
+      <w:r>
+        <w:t xml:space="preserve">공통 8바이트 헤더</w:t>
+      </w:r>
+      <w:r>
+        <w:t xml:space="preserve"> </w:t>
+      </w:r>
+      <w:r>
+        <w:rPr>
+          <w:rStyle w:val="VerbatimChar"/>
+        </w:rPr>
+        <w:t xml:space="preserve">{type(u32)|len(u32)}</w:t>
+      </w:r>
+      <w:r>
+        <w:t xml:space="preserve"> </w:t>
+      </w:r>
+      <w:r>
+        <w:t xml:space="preserve">뒤에 메커니즘별 구조가 온다.</w:t>
+      </w:r>
+    </w:p>
+    <w:tbl>
+      <w:tblPr>
+        <w:tblStyle w:val="Table"/>
+        <w:tblW w:type="pct" w:w="0.0"/>
+        <w:tblLook w:firstRow="1"/>
+      </w:tblPr>
+      <w:tblGrid/>
+      <w:tr>
+        <w:trPr>
+          <w:cnfStyle w:firstRow="1"/>
+        </w:trPr>
+        <w:tc>
+          <w:tcPr>
+            <w:tcBorders>
+              <w:bottom w:val="single"/>
+            </w:tcBorders>
+            <w:vAlign w:val="bottom"/>
+          </w:tcPr>
+          <w:p>
+            <w:pPr>
+              <w:pStyle w:val="Compact"/>
+              <w:jc w:val="left"/>
+            </w:pPr>
+            <w:r>
+              <w:t xml:space="preserve">type</w:t>
+            </w:r>
+          </w:p>
+        </w:tc>
+        <w:tc>
+          <w:tcPr>
+            <w:tcBorders>
+              <w:bottom w:val="single"/>
+            </w:tcBorders>
+            <w:vAlign w:val="bottom"/>
+          </w:tcPr>
+          <w:p>
+            <w:pPr>
+              <w:pStyle w:val="Compact"/>
+              <w:jc w:val="left"/>
+            </w:pPr>
+            <w:r>
+              <w:t xml:space="preserve">구조체</w:t>
+            </w:r>
+          </w:p>
+        </w:tc>
+        <w:tc>
+          <w:tcPr>
+            <w:tcBorders>
+              <w:bottom w:val="single"/>
+            </w:tcBorders>
+            <w:vAlign w:val="bottom"/>
+          </w:tcPr>
+          <w:p>
+            <w:pPr>
+              <w:pStyle w:val="Compact"/>
+              <w:jc w:val="left"/>
+            </w:pPr>
+            <w:r>
+              <w:t xml:space="preserve">필드</w:t>
+            </w:r>
+          </w:p>
+        </w:tc>
+        <w:tc>
+          <w:tcPr>
+            <w:tcBorders>
+              <w:bottom w:val="single"/>
+            </w:tcBorders>
+            <w:vAlign w:val="bottom"/>
+          </w:tcPr>
+          <w:p>
+            <w:pPr>
+              <w:pStyle w:val="Compact"/>
+              <w:jc w:val="left"/>
+            </w:pPr>
+            <w:r>
+              <w:t xml:space="preserve">직렬화 크기</w:t>
+            </w:r>
+          </w:p>
+        </w:tc>
+      </w:tr>
+      <w:tr>
+        <w:tc>
+          <w:p>
+            <w:pPr>
+              <w:pStyle w:val="Compact"/>
+              <w:jc w:val="left"/>
+            </w:pPr>
+            <w:r>
+              <w:rPr>
+                <w:rStyle w:val="VerbatimChar"/>
+              </w:rPr>
+              <w:t xml:space="preserve">NCMP_CTX_TYPE_DIGEST</w:t>
+            </w:r>
+            <w:r>
+              <w:t xml:space="preserve">(1)</w:t>
+            </w:r>
+          </w:p>
+        </w:tc>
+        <w:tc>
+          <w:p>
+            <w:pPr>
+              <w:pStyle w:val="Compact"/>
+              <w:jc w:val="left"/>
+            </w:pPr>
+            <w:r>
+              <w:rPr>
+                <w:rStyle w:val="VerbatimChar"/>
+              </w:rPr>
+              <w:t xml:space="preserve">ncmp_ctx_digest_t</w:t>
+            </w:r>
+          </w:p>
+        </w:tc>
+        <w:tc>
+          <w:p>
+            <w:pPr>
+              <w:pStyle w:val="Compact"/>
+              <w:jc w:val="left"/>
+            </w:pPr>
+            <w:r>
+              <w:t xml:space="preserve">mech, acc</w:t>
+            </w:r>
+          </w:p>
+        </w:tc>
+        <w:tc>
+          <w:p>
+            <w:pPr>
+              <w:pStyle w:val="Compact"/>
+              <w:jc w:val="left"/>
+            </w:pPr>
+            <w:r>
+              <w:t xml:space="preserve">16 B</w:t>
+            </w:r>
+          </w:p>
+        </w:tc>
+      </w:tr>
+      <w:tr>
+        <w:tc>
+          <w:p>
+            <w:pPr>
+              <w:pStyle w:val="Compact"/>
+              <w:jc w:val="left"/>
+            </w:pPr>
+            <w:r>
+              <w:rPr>
+                <w:rStyle w:val="VerbatimChar"/>
+              </w:rPr>
+              <w:t xml:space="preserve">NCMP_CTX_TYPE_GCM</w:t>
+            </w:r>
+            <w:r>
+              <w:t xml:space="preserve">(2)</w:t>
+            </w:r>
+          </w:p>
+        </w:tc>
+        <w:tc>
+          <w:p>
+            <w:pPr>
+              <w:pStyle w:val="Compact"/>
+              <w:jc w:val="left"/>
+            </w:pPr>
+            <w:r>
+              <w:rPr>
+                <w:rStyle w:val="VerbatimChar"/>
+              </w:rPr>
+              <w:t xml:space="preserve">ncmp_ctx_gcm_t</w:t>
+            </w:r>
+          </w:p>
+        </w:tc>
+        <w:tc>
+          <w:p>
+            <w:pPr>
+              <w:pStyle w:val="Compact"/>
+              <w:jc w:val="left"/>
+            </w:pPr>
+            <w:r>
+              <w:t xml:space="preserve">key_id, acc, offset, enc, taglen, ivlen, iv[16]</w:t>
+            </w:r>
+          </w:p>
+        </w:tc>
+        <w:tc>
+          <w:p>
+            <w:pPr>
+              <w:pStyle w:val="Compact"/>
+              <w:jc w:val="left"/>
+            </w:pPr>
+            <w:r>
+              <w:t xml:space="preserve">39 B</w:t>
+            </w:r>
+          </w:p>
+        </w:tc>
+      </w:tr>
+    </w:tbl>
+    <w:p>
+      <w:pPr>
+        <w:pStyle w:val="BodyText"/>
+      </w:pPr>
+      <w:r>
+        <w:rPr>
+          <w:b/>
+        </w:rPr>
+        <w:t xml:space="preserve">민감정보 보호</w:t>
+      </w:r>
+      <w:r>
+        <w:t xml:space="preserve">: 키는 컨텍스트에 절대 담기지 않는다. 키는 토큰 키 테이블에</w:t>
+      </w:r>
+      <w:r>
+        <w:t xml:space="preserve"> </w:t>
+      </w:r>
+      <w:r>
+        <w:t xml:space="preserve">상주(HSM-resident)하고 GCM 컨텍스트는</w:t>
+      </w:r>
+      <w:r>
+        <w:t xml:space="preserve"> </w:t>
+      </w:r>
+      <w:r>
+        <w:rPr>
+          <w:rStyle w:val="VerbatimChar"/>
+        </w:rPr>
+        <w:t xml:space="preserve">key_id</w:t>
+      </w:r>
+      <w:r>
+        <w:t xml:space="preserve">만 참조한다. 따라서 미들웨어</w:t>
+      </w:r>
+      <w:r>
+        <w:t xml:space="preserve"> </w:t>
+      </w:r>
+      <w:r>
+        <w:t xml:space="preserve">(comm_thread)가 저장·중계하는 컨텍스트에는 키 바이트가 없다. 키 바이트는 임포트</w:t>
+      </w:r>
+      <w:r>
+        <w:t xml:space="preserve"> </w:t>
+      </w:r>
+      <w:r>
+        <w:t xml:space="preserve">키 특성상</w:t>
+      </w:r>
+      <w:r>
+        <w:t xml:space="preserve"> </w:t>
+      </w:r>
+      <w:r>
+        <w:rPr>
+          <w:rStyle w:val="VerbatimChar"/>
+        </w:rPr>
+        <w:t xml:space="preserve">AES_GCM_INIT</w:t>
+      </w:r>
+      <w:r>
+        <w:t xml:space="preserve"> </w:t>
+      </w:r>
+      <w:r>
+        <w:t xml:space="preserve">요청에서 토큰으로 전달되는 순간에만 통과하며(전송 중),</w:t>
+      </w:r>
+      <w:r>
+        <w:t xml:space="preserve"> </w:t>
+      </w:r>
+      <w:r>
+        <w:t xml:space="preserve">토큰은 이를 키 테이블에 등록하고</w:t>
+      </w:r>
+      <w:r>
+        <w:t xml:space="preserve"> </w:t>
+      </w:r>
+      <w:r>
+        <w:rPr>
+          <w:rStyle w:val="VerbatimChar"/>
+        </w:rPr>
+        <w:t xml:space="preserve">key_id</w:t>
+      </w:r>
+      <w:r>
+        <w:t xml:space="preserve">가 담긴 컨텍스트를 돌려준다. FINAL/</w:t>
+      </w:r>
+      <w:r>
+        <w:t xml:space="preserve"> </w:t>
+      </w:r>
+      <w:r>
+        <w:t xml:space="preserve">CTX_FREE는 컨텍스트와 함께 해당 키도 해제한다. 토큰과 데몬은 헤더의</w:t>
+      </w:r>
+      <w:r>
+        <w:t xml:space="preserve"> </w:t>
+      </w:r>
+      <w:r>
+        <w:rPr>
+          <w:rStyle w:val="VerbatimChar"/>
+        </w:rPr>
+        <w:t xml:space="preserve">type</w:t>
+      </w:r>
+      <w:r>
+        <w:t xml:space="preserve">으로</w:t>
+      </w:r>
+      <w:r>
+        <w:t xml:space="preserve"> </w:t>
+      </w:r>
+      <w:r>
+        <w:t xml:space="preserve">명령/메커니즘별 컨텍스트 구조체를 선택한다.</w:t>
       </w:r>
     </w:p>
     <w:p>

--- a/docs/command-interface.docx
+++ b/docs/command-interface.docx
@@ -4539,6 +4539,104 @@
               <w:jc w:val="left"/>
             </w:pPr>
             <w:r>
+              <w:t xml:space="preserve">세션 관리</w:t>
+            </w:r>
+          </w:p>
+        </w:tc>
+        <w:tc>
+          <w:p>
+            <w:pPr>
+              <w:pStyle w:val="Compact"/>
+              <w:jc w:val="left"/>
+            </w:pPr>
+            <w:r>
+              <w:t xml:space="preserve">세션</w:t>
+            </w:r>
+          </w:p>
+        </w:tc>
+        <w:tc>
+          <w:p>
+            <w:pPr>
+              <w:pStyle w:val="Compact"/>
+              <w:jc w:val="left"/>
+            </w:pPr>
+            <w:r>
+              <w:t xml:space="preserve">CI_CMD_OPEN_SESSION</w:t>
+            </w:r>
+          </w:p>
+        </w:tc>
+        <w:tc>
+          <w:p>
+            <w:pPr>
+              <w:pStyle w:val="Compact"/>
+              <w:jc w:val="left"/>
+            </w:pPr>
+            <w:r>
+              <w:t xml:space="preserve">0x003A</w:t>
+            </w:r>
+          </w:p>
+        </w:tc>
+        <w:tc>
+          <w:p>
+            <w:pPr>
+              <w:pStyle w:val="Compact"/>
+              <w:jc w:val="left"/>
+            </w:pPr>
+            <w:r>
+              <w:t xml:space="preserve">세션 열기 ((pid,sid)→HSM SID)</w:t>
+            </w:r>
+          </w:p>
+        </w:tc>
+      </w:tr>
+      <w:tr>
+        <w:tc>
+          <w:p/>
+        </w:tc>
+        <w:tc>
+          <w:p/>
+        </w:tc>
+        <w:tc>
+          <w:p>
+            <w:pPr>
+              <w:pStyle w:val="Compact"/>
+              <w:jc w:val="left"/>
+            </w:pPr>
+            <w:r>
+              <w:t xml:space="preserve">CI_CMD_CLOSE_SESSION</w:t>
+            </w:r>
+          </w:p>
+        </w:tc>
+        <w:tc>
+          <w:p>
+            <w:pPr>
+              <w:pStyle w:val="Compact"/>
+              <w:jc w:val="left"/>
+            </w:pPr>
+            <w:r>
+              <w:t xml:space="preserve">0x003B</w:t>
+            </w:r>
+          </w:p>
+        </w:tc>
+        <w:tc>
+          <w:p>
+            <w:pPr>
+              <w:pStyle w:val="Compact"/>
+              <w:jc w:val="left"/>
+            </w:pPr>
+            <w:r>
+              <w:t xml:space="preserve">세션 닫기 (HSM SID 해제)</w:t>
+            </w:r>
+          </w:p>
+        </w:tc>
+      </w:tr>
+      <w:tr>
+        <w:tc>
+          <w:p>
+            <w:pPr>
+              <w:pStyle w:val="Compact"/>
+              <w:jc w:val="left"/>
+            </w:pPr>
+            <w:r>
               <w:t xml:space="preserve">포스트양자</w:t>
             </w:r>
           </w:p>
@@ -8042,7 +8140,6 @@
           <w:ilvl w:val="0"/>
           <w:numId w:val="1017"/>
         </w:numPr>
-        <w:pStyle w:val="Compact"/>
       </w:pPr>
       <w:r>
         <w:t xml:space="preserve">기능</w:t>
@@ -8060,7 +8157,6 @@
           <w:ilvl w:val="0"/>
           <w:numId w:val="1017"/>
         </w:numPr>
-        <w:pStyle w:val="Compact"/>
       </w:pPr>
       <w:r>
         <w:t xml:space="preserve">명령 블록</w:t>
@@ -8141,7 +8237,6 @@
           <w:ilvl w:val="0"/>
           <w:numId w:val="1017"/>
         </w:numPr>
-        <w:pStyle w:val="Compact"/>
       </w:pPr>
       <w:r>
         <w:t xml:space="preserve">응답 블록</w:t>
@@ -8444,7 +8539,6 @@
           <w:ilvl w:val="0"/>
           <w:numId w:val="1018"/>
         </w:numPr>
-        <w:pStyle w:val="Compact"/>
       </w:pPr>
       <w:r>
         <w:t xml:space="preserve">기능</w:t>
@@ -8462,7 +8556,6 @@
           <w:ilvl w:val="0"/>
           <w:numId w:val="1018"/>
         </w:numPr>
-        <w:pStyle w:val="Compact"/>
       </w:pPr>
       <w:r>
         <w:t xml:space="preserve">관련 호스트 API :</w:t>
@@ -8483,7 +8576,6 @@
           <w:ilvl w:val="0"/>
           <w:numId w:val="1018"/>
         </w:numPr>
-        <w:pStyle w:val="Compact"/>
       </w:pPr>
       <w:r>
         <w:t xml:space="preserve">명령 블록</w:t>
@@ -8564,7 +8656,6 @@
           <w:ilvl w:val="0"/>
           <w:numId w:val="1018"/>
         </w:numPr>
-        <w:pStyle w:val="Compact"/>
       </w:pPr>
       <w:r>
         <w:t xml:space="preserve">응답 블록</w:t>
@@ -8867,7 +8958,6 @@
           <w:ilvl w:val="0"/>
           <w:numId w:val="1019"/>
         </w:numPr>
-        <w:pStyle w:val="Compact"/>
       </w:pPr>
       <w:r>
         <w:t xml:space="preserve">기능</w:t>
@@ -8885,7 +8975,6 @@
           <w:ilvl w:val="0"/>
           <w:numId w:val="1019"/>
         </w:numPr>
-        <w:pStyle w:val="Compact"/>
       </w:pPr>
       <w:r>
         <w:t xml:space="preserve">관련 호스트 API :</w:t>
@@ -8906,7 +8995,6 @@
           <w:ilvl w:val="0"/>
           <w:numId w:val="1019"/>
         </w:numPr>
-        <w:pStyle w:val="Compact"/>
       </w:pPr>
       <w:r>
         <w:t xml:space="preserve">관련 메커니즘 : CKM_SHA256, CKM_SHA512, CKM_SHA3_* 등</w:t>
@@ -8918,7 +9006,6 @@
           <w:ilvl w:val="0"/>
           <w:numId w:val="1019"/>
         </w:numPr>
-        <w:pStyle w:val="Compact"/>
       </w:pPr>
       <w:r>
         <w:t xml:space="preserve">명령 블록</w:t>
@@ -9026,7 +9113,6 @@
           <w:ilvl w:val="0"/>
           <w:numId w:val="1019"/>
         </w:numPr>
-        <w:pStyle w:val="Compact"/>
       </w:pPr>
       <w:r>
         <w:t xml:space="preserve">응답 블록</w:t>
@@ -9467,7 +9553,6 @@
           <w:ilvl w:val="0"/>
           <w:numId w:val="1022"/>
         </w:numPr>
-        <w:pStyle w:val="Compact"/>
       </w:pPr>
       <w:r>
         <w:t xml:space="preserve">기능</w:t>
@@ -9485,7 +9570,6 @@
           <w:ilvl w:val="0"/>
           <w:numId w:val="1022"/>
         </w:numPr>
-        <w:pStyle w:val="Compact"/>
       </w:pPr>
       <w:r>
         <w:t xml:space="preserve">명령 블록</w:t>
@@ -9542,7 +9626,6 @@
           <w:ilvl w:val="0"/>
           <w:numId w:val="1022"/>
         </w:numPr>
-        <w:pStyle w:val="Compact"/>
       </w:pPr>
       <w:r>
         <w:t xml:space="preserve">응답 블록</w:t>
@@ -9623,7 +9706,6 @@
           <w:ilvl w:val="0"/>
           <w:numId w:val="1022"/>
         </w:numPr>
-        <w:pStyle w:val="Compact"/>
       </w:pPr>
       <w:r>
         <w:t xml:space="preserve">주의사항</w:t>
@@ -9657,7 +9739,6 @@
           <w:ilvl w:val="0"/>
           <w:numId w:val="1024"/>
         </w:numPr>
-        <w:pStyle w:val="Compact"/>
       </w:pPr>
       <w:r>
         <w:t xml:space="preserve">기능</w:t>
@@ -9675,7 +9756,6 @@
           <w:ilvl w:val="0"/>
           <w:numId w:val="1024"/>
         </w:numPr>
-        <w:pStyle w:val="Compact"/>
       </w:pPr>
       <w:r>
         <w:t xml:space="preserve">관련 호스트 API :</w:t>
@@ -9696,7 +9776,6 @@
           <w:ilvl w:val="0"/>
           <w:numId w:val="1024"/>
         </w:numPr>
-        <w:pStyle w:val="Compact"/>
       </w:pPr>
       <w:r>
         <w:t xml:space="preserve">명령 블록</w:t>
@@ -9777,7 +9856,6 @@
           <w:ilvl w:val="0"/>
           <w:numId w:val="1024"/>
         </w:numPr>
-        <w:pStyle w:val="Compact"/>
       </w:pPr>
       <w:r>
         <w:t xml:space="preserve">응답 블록</w:t>
@@ -10080,7 +10158,6 @@
           <w:ilvl w:val="0"/>
           <w:numId w:val="1025"/>
         </w:numPr>
-        <w:pStyle w:val="Compact"/>
       </w:pPr>
       <w:r>
         <w:t xml:space="preserve">기능</w:t>
@@ -10098,7 +10175,6 @@
           <w:ilvl w:val="0"/>
           <w:numId w:val="1025"/>
         </w:numPr>
-        <w:pStyle w:val="Compact"/>
       </w:pPr>
       <w:r>
         <w:t xml:space="preserve">관련 호스트 API :</w:t>
@@ -10119,7 +10195,6 @@
           <w:ilvl w:val="0"/>
           <w:numId w:val="1025"/>
         </w:numPr>
-        <w:pStyle w:val="Compact"/>
       </w:pPr>
       <w:r>
         <w:t xml:space="preserve">명령 블록</w:t>
@@ -10227,7 +10302,6 @@
           <w:ilvl w:val="0"/>
           <w:numId w:val="1025"/>
         </w:numPr>
-        <w:pStyle w:val="Compact"/>
       </w:pPr>
       <w:r>
         <w:t xml:space="preserve">응답 블록</w:t>
@@ -10563,7 +10637,6 @@
           <w:ilvl w:val="0"/>
           <w:numId w:val="1026"/>
         </w:numPr>
-        <w:pStyle w:val="Compact"/>
       </w:pPr>
       <w:r>
         <w:t xml:space="preserve">기능</w:t>
@@ -10581,7 +10654,6 @@
           <w:ilvl w:val="0"/>
           <w:numId w:val="1026"/>
         </w:numPr>
-        <w:pStyle w:val="Compact"/>
       </w:pPr>
       <w:r>
         <w:t xml:space="preserve">관련 호스트 API :</w:t>
@@ -10602,7 +10674,6 @@
           <w:ilvl w:val="0"/>
           <w:numId w:val="1026"/>
         </w:numPr>
-        <w:pStyle w:val="Compact"/>
       </w:pPr>
       <w:r>
         <w:t xml:space="preserve">명령 블록</w:t>
@@ -10683,7 +10754,6 @@
           <w:ilvl w:val="0"/>
           <w:numId w:val="1026"/>
         </w:numPr>
-        <w:pStyle w:val="Compact"/>
       </w:pPr>
       <w:r>
         <w:t xml:space="preserve">응답 블록</w:t>
@@ -10764,7 +10834,6 @@
           <w:ilvl w:val="0"/>
           <w:numId w:val="1026"/>
         </w:numPr>
-        <w:pStyle w:val="Compact"/>
       </w:pPr>
       <w:r>
         <w:t xml:space="preserve">주의사항</w:t>
@@ -10798,7 +10867,6 @@
           <w:ilvl w:val="0"/>
           <w:numId w:val="1028"/>
         </w:numPr>
-        <w:pStyle w:val="Compact"/>
       </w:pPr>
       <w:r>
         <w:t xml:space="preserve">기능</w:t>
@@ -10816,7 +10884,6 @@
           <w:ilvl w:val="0"/>
           <w:numId w:val="1028"/>
         </w:numPr>
-        <w:pStyle w:val="Compact"/>
       </w:pPr>
       <w:r>
         <w:t xml:space="preserve">관련 호스트 API :</w:t>
@@ -10837,7 +10904,6 @@
           <w:ilvl w:val="0"/>
           <w:numId w:val="1028"/>
         </w:numPr>
-        <w:pStyle w:val="Compact"/>
       </w:pPr>
       <w:r>
         <w:t xml:space="preserve">관련 메커니즘 : CKM_SHAKE_128_KEY_DERIVATION, CKM_SHAKE_256_KEY_DERIVATION</w:t>
@@ -10849,7 +10915,6 @@
           <w:ilvl w:val="0"/>
           <w:numId w:val="1028"/>
         </w:numPr>
-        <w:pStyle w:val="Compact"/>
       </w:pPr>
       <w:r>
         <w:t xml:space="preserve">명령 블록</w:t>
@@ -10984,7 +11049,6 @@
           <w:ilvl w:val="0"/>
           <w:numId w:val="1028"/>
         </w:numPr>
-        <w:pStyle w:val="Compact"/>
       </w:pPr>
       <w:r>
         <w:t xml:space="preserve">응답 블록</w:t>
@@ -11466,7 +11530,6 @@
           <w:ilvl w:val="0"/>
           <w:numId w:val="1029"/>
         </w:numPr>
-        <w:pStyle w:val="Compact"/>
       </w:pPr>
       <w:r>
         <w:t xml:space="preserve">기능</w:t>
@@ -11484,7 +11547,6 @@
           <w:ilvl w:val="0"/>
           <w:numId w:val="1029"/>
         </w:numPr>
-        <w:pStyle w:val="Compact"/>
       </w:pPr>
       <w:r>
         <w:t xml:space="preserve">관련 호스트 API :</w:t>
@@ -11505,7 +11567,6 @@
           <w:ilvl w:val="0"/>
           <w:numId w:val="1029"/>
         </w:numPr>
-        <w:pStyle w:val="Compact"/>
       </w:pPr>
       <w:r>
         <w:t xml:space="preserve">반환 값</w:t>
@@ -11553,7 +11614,6 @@
           <w:ilvl w:val="0"/>
           <w:numId w:val="1029"/>
         </w:numPr>
-        <w:pStyle w:val="Compact"/>
       </w:pPr>
       <w:r>
         <w:t xml:space="preserve">명령 블록</w:t>
@@ -11769,7 +11829,6 @@
           <w:ilvl w:val="0"/>
           <w:numId w:val="1029"/>
         </w:numPr>
-        <w:pStyle w:val="Compact"/>
       </w:pPr>
       <w:r>
         <w:t xml:space="preserve">응답 블록</w:t>
@@ -12393,7 +12452,6 @@
           <w:ilvl w:val="0"/>
           <w:numId w:val="1033"/>
         </w:numPr>
-        <w:pStyle w:val="Compact"/>
       </w:pPr>
       <w:r>
         <w:t xml:space="preserve">기능</w:t>
@@ -12411,7 +12469,6 @@
           <w:ilvl w:val="0"/>
           <w:numId w:val="1033"/>
         </w:numPr>
-        <w:pStyle w:val="Compact"/>
       </w:pPr>
       <w:r>
         <w:t xml:space="preserve">관련 호스트 API :</w:t>
@@ -12432,7 +12489,6 @@
           <w:ilvl w:val="0"/>
           <w:numId w:val="1033"/>
         </w:numPr>
-        <w:pStyle w:val="Compact"/>
       </w:pPr>
       <w:r>
         <w:t xml:space="preserve">명령 블록</w:t>
@@ -12594,7 +12650,6 @@
           <w:ilvl w:val="0"/>
           <w:numId w:val="1033"/>
         </w:numPr>
-        <w:pStyle w:val="Compact"/>
       </w:pPr>
       <w:r>
         <w:t xml:space="preserve">응답 블록</w:t>
@@ -13092,7 +13147,6 @@
           <w:ilvl w:val="0"/>
           <w:numId w:val="1036"/>
         </w:numPr>
-        <w:pStyle w:val="Compact"/>
       </w:pPr>
       <w:r>
         <w:t xml:space="preserve">기능</w:t>
@@ -13110,7 +13164,6 @@
           <w:ilvl w:val="0"/>
           <w:numId w:val="1036"/>
         </w:numPr>
-        <w:pStyle w:val="Compact"/>
       </w:pPr>
       <w:r>
         <w:t xml:space="preserve">관련 호스트 API :</w:t>
@@ -13161,7 +13214,6 @@
           <w:ilvl w:val="0"/>
           <w:numId w:val="1036"/>
         </w:numPr>
-        <w:pStyle w:val="Compact"/>
       </w:pPr>
       <w:r>
         <w:t xml:space="preserve">명령 블록(INIT)</w:t>
@@ -13359,7 +13411,6 @@
           <w:ilvl w:val="0"/>
           <w:numId w:val="1036"/>
         </w:numPr>
-        <w:pStyle w:val="Compact"/>
       </w:pPr>
       <w:r>
         <w:t xml:space="preserve">명령/응답 블록(UPDATE, FINAL)</w:t>
@@ -13720,7 +13771,6 @@
           <w:ilvl w:val="0"/>
           <w:numId w:val="1039"/>
         </w:numPr>
-        <w:pStyle w:val="Compact"/>
       </w:pPr>
       <w:r>
         <w:t xml:space="preserve">기능</w:t>
@@ -13738,7 +13788,6 @@
           <w:ilvl w:val="0"/>
           <w:numId w:val="1039"/>
         </w:numPr>
-        <w:pStyle w:val="Compact"/>
       </w:pPr>
       <w:r>
         <w:t xml:space="preserve">관련 호스트 API :</w:t>
@@ -13759,7 +13808,6 @@
           <w:ilvl w:val="0"/>
           <w:numId w:val="1039"/>
         </w:numPr>
-        <w:pStyle w:val="Compact"/>
       </w:pPr>
       <w:r>
         <w:t xml:space="preserve">명령 블록 :</w:t>
@@ -13786,7 +13834,6 @@
           <w:ilvl w:val="0"/>
           <w:numId w:val="1039"/>
         </w:numPr>
-        <w:pStyle w:val="Compact"/>
       </w:pPr>
       <w:r>
         <w:t xml:space="preserve">응답 블록 : 없음(ack만)</w:t>
@@ -13798,7 +13845,6 @@
           <w:ilvl w:val="0"/>
           <w:numId w:val="1039"/>
         </w:numPr>
-        <w:pStyle w:val="Compact"/>
       </w:pPr>
       <w:r>
         <w:t xml:space="preserve">주의사항</w:t>
@@ -14030,7 +14076,6 @@
           <w:ilvl w:val="0"/>
           <w:numId w:val="1041"/>
         </w:numPr>
-        <w:pStyle w:val="Compact"/>
       </w:pPr>
       <w:r>
         <w:t xml:space="preserve">기능</w:t>
@@ -14084,7 +14129,6 @@
           <w:ilvl w:val="0"/>
           <w:numId w:val="1041"/>
         </w:numPr>
-        <w:pStyle w:val="Compact"/>
       </w:pPr>
       <w:r>
         <w:t xml:space="preserve">관련 호스트 API :</w:t>
@@ -14105,7 +14149,6 @@
           <w:ilvl w:val="0"/>
           <w:numId w:val="1041"/>
         </w:numPr>
-        <w:pStyle w:val="Compact"/>
       </w:pPr>
       <w:r>
         <w:t xml:space="preserve">반환 값</w:t>
@@ -14177,7 +14220,6 @@
           <w:ilvl w:val="0"/>
           <w:numId w:val="1041"/>
         </w:numPr>
-        <w:pStyle w:val="Compact"/>
       </w:pPr>
       <w:r>
         <w:t xml:space="preserve">명령 블록</w:t>
@@ -14312,7 +14354,6 @@
           <w:ilvl w:val="0"/>
           <w:numId w:val="1041"/>
         </w:numPr>
-        <w:pStyle w:val="Compact"/>
       </w:pPr>
       <w:r>
         <w:t xml:space="preserve">응답 블록</w:t>
@@ -14858,7 +14899,6 @@
           <w:ilvl w:val="0"/>
           <w:numId w:val="1045"/>
         </w:numPr>
-        <w:pStyle w:val="Compact"/>
       </w:pPr>
       <w:r>
         <w:t xml:space="preserve">기능</w:t>
@@ -14876,7 +14916,6 @@
           <w:ilvl w:val="0"/>
           <w:numId w:val="1045"/>
         </w:numPr>
-        <w:pStyle w:val="Compact"/>
       </w:pPr>
       <w:r>
         <w:t xml:space="preserve">관련 호스트 API :</w:t>
@@ -14897,7 +14936,6 @@
           <w:ilvl w:val="0"/>
           <w:numId w:val="1045"/>
         </w:numPr>
-        <w:pStyle w:val="Compact"/>
       </w:pPr>
       <w:r>
         <w:t xml:space="preserve">명령 블록</w:t>
@@ -14954,7 +14992,6 @@
           <w:ilvl w:val="0"/>
           <w:numId w:val="1045"/>
         </w:numPr>
-        <w:pStyle w:val="Compact"/>
       </w:pPr>
       <w:r>
         <w:t xml:space="preserve">응답 블록</w:t>
@@ -15021,7 +15058,6 @@
           <w:ilvl w:val="0"/>
           <w:numId w:val="1046"/>
         </w:numPr>
-        <w:pStyle w:val="Compact"/>
       </w:pPr>
       <w:r>
         <w:t xml:space="preserve">기능</w:t>
@@ -15039,7 +15075,6 @@
           <w:ilvl w:val="0"/>
           <w:numId w:val="1046"/>
         </w:numPr>
-        <w:pStyle w:val="Compact"/>
       </w:pPr>
       <w:r>
         <w:t xml:space="preserve">관련 호스트 API :</w:t>
@@ -15060,7 +15095,6 @@
           <w:ilvl w:val="0"/>
           <w:numId w:val="1046"/>
         </w:numPr>
-        <w:pStyle w:val="Compact"/>
       </w:pPr>
       <w:r>
         <w:t xml:space="preserve">반환 값</w:t>
@@ -15108,7 +15142,6 @@
           <w:ilvl w:val="0"/>
           <w:numId w:val="1046"/>
         </w:numPr>
-        <w:pStyle w:val="Compact"/>
       </w:pPr>
       <w:r>
         <w:t xml:space="preserve">명령 블록</w:t>
@@ -15189,7 +15222,6 @@
           <w:ilvl w:val="0"/>
           <w:numId w:val="1046"/>
         </w:numPr>
-        <w:pStyle w:val="Compact"/>
       </w:pPr>
       <w:r>
         <w:t xml:space="preserve">응답 블록</w:t>
@@ -15256,7 +15288,6 @@
           <w:ilvl w:val="0"/>
           <w:numId w:val="1048"/>
         </w:numPr>
-        <w:pStyle w:val="Compact"/>
       </w:pPr>
       <w:r>
         <w:t xml:space="preserve">기능</w:t>
@@ -15274,7 +15305,6 @@
           <w:ilvl w:val="0"/>
           <w:numId w:val="1048"/>
         </w:numPr>
-        <w:pStyle w:val="Compact"/>
       </w:pPr>
       <w:r>
         <w:t xml:space="preserve">관련 호스트 API :</w:t>
@@ -15295,7 +15325,6 @@
           <w:ilvl w:val="0"/>
           <w:numId w:val="1048"/>
         </w:numPr>
-        <w:pStyle w:val="Compact"/>
       </w:pPr>
       <w:r>
         <w:t xml:space="preserve">반환 값</w:t>
@@ -15343,7 +15372,6 @@
           <w:ilvl w:val="0"/>
           <w:numId w:val="1048"/>
         </w:numPr>
-        <w:pStyle w:val="Compact"/>
       </w:pPr>
       <w:r>
         <w:t xml:space="preserve">명령 블록</w:t>
@@ -15451,7 +15479,6 @@
           <w:ilvl w:val="0"/>
           <w:numId w:val="1048"/>
         </w:numPr>
-        <w:pStyle w:val="Compact"/>
       </w:pPr>
       <w:r>
         <w:t xml:space="preserve">응답 블록</w:t>
@@ -15518,7 +15545,6 @@
           <w:ilvl w:val="0"/>
           <w:numId w:val="1050"/>
         </w:numPr>
-        <w:pStyle w:val="Compact"/>
       </w:pPr>
       <w:r>
         <w:t xml:space="preserve">기능</w:t>
@@ -15536,7 +15562,6 @@
           <w:ilvl w:val="0"/>
           <w:numId w:val="1050"/>
         </w:numPr>
-        <w:pStyle w:val="Compact"/>
       </w:pPr>
       <w:r>
         <w:t xml:space="preserve">관련 호스트 API :</w:t>
@@ -15557,7 +15582,6 @@
           <w:ilvl w:val="0"/>
           <w:numId w:val="1050"/>
         </w:numPr>
-        <w:pStyle w:val="Compact"/>
       </w:pPr>
       <w:r>
         <w:t xml:space="preserve">반환 값</w:t>
@@ -15593,7 +15617,6 @@
           <w:ilvl w:val="0"/>
           <w:numId w:val="1050"/>
         </w:numPr>
-        <w:pStyle w:val="Compact"/>
       </w:pPr>
       <w:r>
         <w:t xml:space="preserve">명령 블록</w:t>
@@ -15713,7 +15736,6 @@
           <w:ilvl w:val="0"/>
           <w:numId w:val="1050"/>
         </w:numPr>
-        <w:pStyle w:val="Compact"/>
       </w:pPr>
       <w:r>
         <w:t xml:space="preserve">응답 블록</w:t>
@@ -15770,7 +15792,6 @@
           <w:ilvl w:val="0"/>
           <w:numId w:val="1050"/>
         </w:numPr>
-        <w:pStyle w:val="Compact"/>
       </w:pPr>
       <w:r>
         <w:t xml:space="preserve">주의사항(호스트 STDLL 후속 처리)</w:t>
@@ -15912,7 +15933,6 @@
           <w:ilvl w:val="0"/>
           <w:numId w:val="1053"/>
         </w:numPr>
-        <w:pStyle w:val="Compact"/>
       </w:pPr>
       <w:r>
         <w:t xml:space="preserve">기능</w:t>
@@ -15930,7 +15950,6 @@
           <w:ilvl w:val="0"/>
           <w:numId w:val="1053"/>
         </w:numPr>
-        <w:pStyle w:val="Compact"/>
       </w:pPr>
       <w:r>
         <w:t xml:space="preserve">관련 호스트 API :</w:t>
@@ -15951,7 +15970,6 @@
           <w:ilvl w:val="0"/>
           <w:numId w:val="1053"/>
         </w:numPr>
-        <w:pStyle w:val="Compact"/>
       </w:pPr>
       <w:r>
         <w:t xml:space="preserve">명령 블록</w:t>
@@ -16008,7 +16026,6 @@
           <w:ilvl w:val="0"/>
           <w:numId w:val="1053"/>
         </w:numPr>
-        <w:pStyle w:val="Compact"/>
       </w:pPr>
       <w:r>
         <w:t xml:space="preserve">응답 블록</w:t>
@@ -16101,7 +16118,6 @@
           <w:ilvl w:val="0"/>
           <w:numId w:val="1053"/>
         </w:numPr>
-        <w:pStyle w:val="Compact"/>
       </w:pPr>
       <w:r>
         <w:t xml:space="preserve">주의사항</w:t>
@@ -16162,7 +16178,6 @@
           <w:ilvl w:val="0"/>
           <w:numId w:val="1055"/>
         </w:numPr>
-        <w:pStyle w:val="Compact"/>
       </w:pPr>
       <w:r>
         <w:t xml:space="preserve">기능</w:t>
@@ -16180,7 +16195,6 @@
           <w:ilvl w:val="0"/>
           <w:numId w:val="1055"/>
         </w:numPr>
-        <w:pStyle w:val="Compact"/>
       </w:pPr>
       <w:r>
         <w:t xml:space="preserve">관련 호스트 API :</w:t>
@@ -16201,7 +16215,6 @@
           <w:ilvl w:val="0"/>
           <w:numId w:val="1055"/>
         </w:numPr>
-        <w:pStyle w:val="Compact"/>
       </w:pPr>
       <w:r>
         <w:t xml:space="preserve">명령 블록</w:t>
@@ -16258,7 +16271,6 @@
           <w:ilvl w:val="0"/>
           <w:numId w:val="1055"/>
         </w:numPr>
-        <w:pStyle w:val="Compact"/>
       </w:pPr>
       <w:r>
         <w:t xml:space="preserve">응답 블록</w:t>
@@ -16837,7 +16849,6 @@
           <w:ilvl w:val="0"/>
           <w:numId w:val="1058"/>
         </w:numPr>
-        <w:pStyle w:val="Compact"/>
       </w:pPr>
       <w:r>
         <w:t xml:space="preserve">기능</w:t>
@@ -16855,7 +16866,6 @@
           <w:ilvl w:val="0"/>
           <w:numId w:val="1058"/>
         </w:numPr>
-        <w:pStyle w:val="Compact"/>
       </w:pPr>
       <w:r>
         <w:t xml:space="preserve">관련 호스트 API :</w:t>
@@ -16876,7 +16886,6 @@
           <w:ilvl w:val="0"/>
           <w:numId w:val="1058"/>
         </w:numPr>
-        <w:pStyle w:val="Compact"/>
       </w:pPr>
       <w:r>
         <w:t xml:space="preserve">반환 값</w:t>
@@ -16924,7 +16933,6 @@
           <w:ilvl w:val="0"/>
           <w:numId w:val="1058"/>
         </w:numPr>
-        <w:pStyle w:val="Compact"/>
       </w:pPr>
       <w:r>
         <w:t xml:space="preserve">명령 블록</w:t>
@@ -17017,7 +17025,6 @@
           <w:ilvl w:val="0"/>
           <w:numId w:val="1058"/>
         </w:numPr>
-        <w:pStyle w:val="Compact"/>
       </w:pPr>
       <w:r>
         <w:t xml:space="preserve">응답 블록</w:t>
@@ -17074,7 +17081,6 @@
           <w:ilvl w:val="0"/>
           <w:numId w:val="1058"/>
         </w:numPr>
-        <w:pStyle w:val="Compact"/>
       </w:pPr>
       <w:r>
         <w:t xml:space="preserve">주의사항</w:t>
@@ -17196,39 +17202,20 @@
     </w:p>
     <w:p>
       <w:pPr>
-        <w:pStyle w:val="Heading3"/>
-      </w:pPr>
-      <w:bookmarkStart w:id="69" w:name="X9bfd8d6a92cd0ee8271f1822b8c29ccf2faeb91"/>
-      <w:r>
-        <w:t xml:space="preserve">6.4. 객체 관리 기능 블록</w:t>
+        <w:pStyle w:val="Heading4"/>
+      </w:pPr>
+      <w:bookmarkStart w:id="69" w:name="X28b7a943834b747024ad41cab63dffb14a960d0"/>
+      <w:r>
+        <w:t xml:space="preserve">6.3.9. CI_CMD_OPEN_SESSION (0x003A)</w:t>
       </w:r>
       <w:bookmarkEnd w:id="69"/>
     </w:p>
     <w:p>
       <w:pPr>
-        <w:pStyle w:val="FirstParagraph"/>
-      </w:pPr>
-      <w:r>
-        <w:t xml:space="preserve">보안키 토큰으로서 키 객체를 토큰에 등록하고 속성 변경을 검증한다.</w:t>
-      </w:r>
-    </w:p>
-    <w:p>
-      <w:pPr>
-        <w:pStyle w:val="Heading4"/>
-      </w:pPr>
-      <w:bookmarkStart w:id="70" w:name="X1fcdf4fea3cfe2de03a1adca075e2e37ead0d8e"/>
-      <w:r>
-        <w:t xml:space="preserve">6.4.1. CI_CMD_OBJECT_ADD (0x0038)</w:t>
-      </w:r>
-      <w:bookmarkEnd w:id="70"/>
-    </w:p>
-    <w:p>
-      <w:pPr>
         <w:numPr>
           <w:ilvl w:val="0"/>
           <w:numId w:val="1061"/>
         </w:numPr>
-        <w:pStyle w:val="Compact"/>
       </w:pPr>
       <w:r>
         <w:t xml:space="preserve">기능</w:t>
@@ -17237,13 +17224,22 @@
         <w:t xml:space="preserve"> </w:t>
       </w:r>
       <w:r>
+        <w:t xml:space="preserve">요청 프로세스의</w:t>
+      </w:r>
+      <w:r>
+        <w:t xml:space="preserve"> </w:t>
+      </w:r>
+      <w:r>
         <w:rPr>
           <w:rStyle w:val="VerbatimChar"/>
         </w:rPr>
-        <w:t xml:space="preserve">C_CreateObject</w:t>
-      </w:r>
-      <w:r>
-        <w:t xml:space="preserve">로 임포트된</w:t>
+        <w:t xml:space="preserve">(pid, sid)</w:t>
+      </w:r>
+      <w:r>
+        <w:t xml:space="preserve"> </w:t>
+      </w:r>
+      <w:r>
+        <w:t xml:space="preserve">쌍을 슬롯 내에서 유일한</w:t>
       </w:r>
       <w:r>
         <w:t xml:space="preserve"> </w:t>
@@ -17252,19 +17248,52 @@
         <w:rPr>
           <w:b/>
         </w:rPr>
-        <w:t xml:space="preserve">키 객체</w:t>
-      </w:r>
-      <w:r>
-        <w:t xml:space="preserve">를 토큰에 등록한다(</w:t>
+        <w:t xml:space="preserve">8비트 HSM SID(1~255)</w:t>
+      </w:r>
+      <w:r>
+        <w:t xml:space="preserve"> </w:t>
+      </w:r>
+      <w:r>
+        <w:t xml:space="preserve">로</w:t>
+      </w:r>
+      <w:r>
+        <w:t xml:space="preserve"> </w:t>
+      </w:r>
+      <w:r>
+        <w:t xml:space="preserve">매핑하여 세션을 연다. 토큰이 슬롯별 세션 테이블을 소유·관리하며, HSM SID는 중첩되지</w:t>
+      </w:r>
+      <w:r>
+        <w:t xml:space="preserve"> </w:t>
+      </w:r>
+      <w:r>
+        <w:t xml:space="preserve">않는다. 같은</w:t>
+      </w:r>
+      <w:r>
+        <w:t xml:space="preserve"> </w:t>
       </w:r>
       <w:r>
         <w:rPr>
           <w:rStyle w:val="VerbatimChar"/>
         </w:rPr>
-        <w:t xml:space="preserve">t_object_add</w:t>
-      </w:r>
-      <w:r>
-        <w:t xml:space="preserve">).</w:t>
+        <w:t xml:space="preserve">(pid, sid)</w:t>
+      </w:r>
+      <w:r>
+        <w:t xml:space="preserve"> </w:t>
+      </w:r>
+      <w:r>
+        <w:t xml:space="preserve">재요청은</w:t>
+      </w:r>
+      <w:r>
+        <w:t xml:space="preserve"> </w:t>
+      </w:r>
+      <w:r>
+        <w:rPr>
+          <w:b/>
+        </w:rPr>
+        <w:t xml:space="preserve">멱등</w:t>
+      </w:r>
+      <w:r>
+        <w:t xml:space="preserve">(동일 HSM SID 반환).</w:t>
       </w:r>
     </w:p>
     <w:p>
@@ -17273,28 +17302,6 @@
           <w:ilvl w:val="0"/>
           <w:numId w:val="1061"/>
         </w:numPr>
-        <w:pStyle w:val="Compact"/>
-      </w:pPr>
-      <w:r>
-        <w:t xml:space="preserve">관련 호스트 API :</w:t>
-      </w:r>
-      <w:r>
-        <w:t xml:space="preserve"> </w:t>
-      </w:r>
-      <w:r>
-        <w:rPr>
-          <w:rStyle w:val="VerbatimChar"/>
-        </w:rPr>
-        <w:t xml:space="preserve">ncmp_object_add</w:t>
-      </w:r>
-    </w:p>
-    <w:p>
-      <w:pPr>
-        <w:numPr>
-          <w:ilvl w:val="0"/>
-          <w:numId w:val="1061"/>
-        </w:numPr>
-        <w:pStyle w:val="Compact"/>
       </w:pPr>
       <w:r>
         <w:t xml:space="preserve">반환 값</w:t>
@@ -17321,7 +17328,7 @@
         <w:pStyle w:val="Compact"/>
       </w:pPr>
       <w:r>
-        <w:t xml:space="preserve">CKR_TEMPLATE_INCOMPLETE</w:t>
+        <w:t xml:space="preserve">CKR_SESSION_COUNT (슬롯 세션 테이블이 255개로 가득 참)</w:t>
       </w:r>
     </w:p>
     <w:p>
@@ -17342,7 +17349,6 @@
           <w:ilvl w:val="0"/>
           <w:numId w:val="1061"/>
         </w:numPr>
-        <w:pStyle w:val="Compact"/>
       </w:pPr>
       <w:r>
         <w:t xml:space="preserve">명령 블록</w:t>
@@ -17378,7 +17384,7 @@
         <w:rPr>
           <w:rStyle w:val="NormalTok"/>
         </w:rPr>
-        <w:t xml:space="preserve"> CI_ObjectAddReq {</w:t>
+        <w:t xml:space="preserve"> CI_OpenSessionReq {</w:t>
       </w:r>
       <w:r>
         <w:br/>
@@ -17399,13 +17405,13 @@
         <w:rPr>
           <w:rStyle w:val="NormalTok"/>
         </w:rPr>
-        <w:t xml:space="preserve"> obj_class;  </w:t>
+        <w:t xml:space="preserve"> pid;    </w:t>
       </w:r>
       <w:r>
         <w:rPr>
           <w:rStyle w:val="CommentTok"/>
         </w:rPr>
-        <w:t xml:space="preserve">/* param0: CKO_* */</w:t>
+        <w:t xml:space="preserve">/* param0: 요청 프로세스 ID */</w:t>
       </w:r>
       <w:r>
         <w:br/>
@@ -17426,13 +17432,13 @@
         <w:rPr>
           <w:rStyle w:val="NormalTok"/>
         </w:rPr>
-        <w:t xml:space="preserve"> key_type;   </w:t>
+        <w:t xml:space="preserve"> sid;    </w:t>
       </w:r>
       <w:r>
         <w:rPr>
           <w:rStyle w:val="CommentTok"/>
         </w:rPr>
-        <w:t xml:space="preserve">/* param1: CKK_* */</w:t>
+        <w:t xml:space="preserve">/* param1: 호출자(STDLL/앱) 세션 ID */</w:t>
       </w:r>
       <w:r>
         <w:br/>
@@ -17447,19 +17453,19 @@
         <w:rPr>
           <w:rStyle w:val="DataTypeTok"/>
         </w:rPr>
-        <w:t xml:space="preserve">uint8_t</w:t>
-      </w:r>
-      <w:r>
-        <w:rPr>
-          <w:rStyle w:val="NormalTok"/>
-        </w:rPr>
-        <w:t xml:space="preserve">  value[];    </w:t>
+        <w:t xml:space="preserve">uint32_t</w:t>
+      </w:r>
+      <w:r>
+        <w:rPr>
+          <w:rStyle w:val="NormalTok"/>
+        </w:rPr>
+        <w:t xml:space="preserve"> flags;  </w:t>
       </w:r>
       <w:r>
         <w:rPr>
           <w:rStyle w:val="CommentTok"/>
         </w:rPr>
-        <w:t xml:space="preserve">/* param2: 키 데이터 (CKA_VALUE) */</w:t>
+        <w:t xml:space="preserve">/* param2: 세션 flags(CKF_RW_SESSION 등), 선택 */</w:t>
       </w:r>
       <w:r>
         <w:br/>
@@ -17468,7 +17474,7 @@
         <w:rPr>
           <w:rStyle w:val="NormalTok"/>
         </w:rPr>
-        <w:t xml:space="preserve">} CI_ObjectAddReq;</w:t>
+        <w:t xml:space="preserve">} CI_OpenSessionReq;</w:t>
       </w:r>
     </w:p>
     <w:p>
@@ -17477,7 +17483,6 @@
           <w:ilvl w:val="0"/>
           <w:numId w:val="1061"/>
         </w:numPr>
-        <w:pStyle w:val="Compact"/>
       </w:pPr>
       <w:r>
         <w:t xml:space="preserve">응답 블록</w:t>
@@ -17513,19 +17518,43 @@
         <w:rPr>
           <w:rStyle w:val="NormalTok"/>
         </w:rPr>
-        <w:t xml:space="preserve"> CI_ObjectAddRsp { </w:t>
+        <w:t xml:space="preserve"> CI_OpenSessionRsp {</w:t>
+      </w:r>
+      <w:r>
+        <w:br/>
+      </w:r>
+      <w:r>
+        <w:rPr>
+          <w:rStyle w:val="NormalTok"/>
+        </w:rPr>
+        <w:t xml:space="preserve">    </w:t>
+      </w:r>
+      <w:r>
+        <w:rPr>
+          <w:rStyle w:val="DataTypeTok"/>
+        </w:rPr>
+        <w:t xml:space="preserve">uint32_t</w:t>
+      </w:r>
+      <w:r>
+        <w:rPr>
+          <w:rStyle w:val="NormalTok"/>
+        </w:rPr>
+        <w:t xml:space="preserve"> hsm_sid; </w:t>
       </w:r>
       <w:r>
         <w:rPr>
           <w:rStyle w:val="CommentTok"/>
         </w:rPr>
-        <w:t xml:space="preserve">/* 없음 */</w:t>
-      </w:r>
-      <w:r>
-        <w:rPr>
-          <w:rStyle w:val="NormalTok"/>
-        </w:rPr>
-        <w:t xml:space="preserve"> } CI_ObjectAddRsp;</w:t>
+        <w:t xml:space="preserve">/* param0: 발급된 HSM SID(1..255) */</w:t>
+      </w:r>
+      <w:r>
+        <w:br/>
+      </w:r>
+      <w:r>
+        <w:rPr>
+          <w:rStyle w:val="NormalTok"/>
+        </w:rPr>
+        <w:t xml:space="preserve">} CI_OpenSessionRsp;</w:t>
       </w:r>
     </w:p>
     <w:p>
@@ -17534,7 +17563,6 @@
           <w:ilvl w:val="0"/>
           <w:numId w:val="1061"/>
         </w:numPr>
-        <w:pStyle w:val="Compact"/>
       </w:pPr>
       <w:r>
         <w:t xml:space="preserve">주의사항</w:t>
@@ -17549,7 +17577,31 @@
         <w:pStyle w:val="Compact"/>
       </w:pPr>
       <w:r>
-        <w:t xml:space="preserve">비키 객체(데이터·인증서) 및 키 데이터가 없는 객체는 전달하지 않고 공통 계층이 로컬 처리한다.</w:t>
+        <w:t xml:space="preserve">발급된</w:t>
+      </w:r>
+      <w:r>
+        <w:t xml:space="preserve"> </w:t>
+      </w:r>
+      <w:r>
+        <w:rPr>
+          <w:rStyle w:val="VerbatimChar"/>
+        </w:rPr>
+        <w:t xml:space="preserve">hsm_sid</w:t>
+      </w:r>
+      <w:r>
+        <w:t xml:space="preserve">는 이후 그 세션의 모든 명령에서 와이어 헤더</w:t>
+      </w:r>
+      <w:r>
+        <w:t xml:space="preserve"> </w:t>
+      </w:r>
+      <w:r>
+        <w:rPr>
+          <w:rStyle w:val="VerbatimChar"/>
+        </w:rPr>
+        <w:t xml:space="preserve">session_id</w:t>
+      </w:r>
+      <w:r>
+        <w:t xml:space="preserve">로 사용한다.</w:t>
       </w:r>
     </w:p>
     <w:p>
@@ -17561,16 +17613,54 @@
         <w:pStyle w:val="Compact"/>
       </w:pPr>
       <w:r>
-        <w:t xml:space="preserve">객체 저장·핸들·열거·삭제는 공통 계층 전용이다.</w:t>
+        <w:rPr>
+          <w:rStyle w:val="VerbatimChar"/>
+        </w:rPr>
+        <w:t xml:space="preserve">(pid 32비트 + sid 32비트) → hsm_sid 8비트</w:t>
+      </w:r>
+      <w:r>
+        <w:t xml:space="preserve"> </w:t>
+      </w:r>
+      <w:r>
+        <w:t xml:space="preserve">매핑 규칙·충돌 회피는</w:t>
+      </w:r>
+      <w:r>
+        <w:t xml:space="preserve"> </w:t>
+      </w:r>
+      <w:hyperlink r:id="rId70">
+        <w:r>
+          <w:rPr>
+            <w:rStyle w:val="VerbatimChar"/>
+          </w:rPr>
+          <w:t xml:space="preserve">session-id-mapping.md</w:t>
+        </w:r>
+      </w:hyperlink>
+      <w:r>
+        <w:t xml:space="preserve"> </w:t>
+      </w:r>
+      <w:r>
+        <w:t xml:space="preserve">참조.</w:t>
+      </w:r>
+    </w:p>
+    <w:p>
+      <w:pPr>
+        <w:numPr>
+          <w:ilvl w:val="1"/>
+          <w:numId w:val="1063"/>
+        </w:numPr>
+        <w:pStyle w:val="Compact"/>
+      </w:pPr>
+      <w:r>
+        <w:t xml:space="preserve">mock 구현은 테이블 인덱스+1을 HSM SID로 사용해 슬롯 내 유일성을 보장한다.</w:t>
       </w:r>
     </w:p>
     <w:p>
       <w:pPr>
         <w:pStyle w:val="Heading4"/>
       </w:pPr>
-      <w:bookmarkStart w:id="71" w:name="Xc8cf6c575dab42d96c552c299b27e919a37b909"/>
-      <w:r>
-        <w:t xml:space="preserve">6.4.2. CI_CMD_OBJECT_SET_ATTR (0x0039)</w:t>
+      <w:bookmarkStart w:id="71" w:name="X7f5832b647714f2b2cb9926f444662ebb51b939"/>
+      <w:r>
+        <w:t xml:space="preserve">6.3.10. CI_CMD_CLOSE_SESSION (0x003B)</w:t>
       </w:r>
       <w:bookmarkEnd w:id="71"/>
     </w:p>
@@ -17580,7 +17670,6 @@
           <w:ilvl w:val="0"/>
           <w:numId w:val="1064"/>
         </w:numPr>
-        <w:pStyle w:val="Compact"/>
       </w:pPr>
       <w:r>
         <w:t xml:space="preserve">기능</w:t>
@@ -17589,31 +17678,7 @@
         <w:t xml:space="preserve"> </w:t>
       </w:r>
       <w:r>
-        <w:rPr>
-          <w:rStyle w:val="VerbatimChar"/>
-        </w:rPr>
-        <w:t xml:space="preserve">C_SetAttributeValue</w:t>
-      </w:r>
-      <w:r>
-        <w:t xml:space="preserve">/</w:t>
-      </w:r>
-      <w:r>
-        <w:rPr>
-          <w:rStyle w:val="VerbatimChar"/>
-        </w:rPr>
-        <w:t xml:space="preserve">C_CopyObject</w:t>
-      </w:r>
-      <w:r>
-        <w:t xml:space="preserve">로 키 객체의 속성이 바뀌면 변경분을 토큰에 전달해 검증한다(</w:t>
-      </w:r>
-      <w:r>
-        <w:rPr>
-          <w:rStyle w:val="VerbatimChar"/>
-        </w:rPr>
-        <w:t xml:space="preserve">t_set_attribute_values</w:t>
-      </w:r>
-      <w:r>
-        <w:t xml:space="preserve">).</w:t>
+        <w:t xml:space="preserve">HSM SID로 식별되는 세션 매핑을 해제한다.</w:t>
       </w:r>
     </w:p>
     <w:p>
@@ -17622,28 +17687,6 @@
           <w:ilvl w:val="0"/>
           <w:numId w:val="1064"/>
         </w:numPr>
-        <w:pStyle w:val="Compact"/>
-      </w:pPr>
-      <w:r>
-        <w:t xml:space="preserve">관련 호스트 API :</w:t>
-      </w:r>
-      <w:r>
-        <w:t xml:space="preserve"> </w:t>
-      </w:r>
-      <w:r>
-        <w:rPr>
-          <w:rStyle w:val="VerbatimChar"/>
-        </w:rPr>
-        <w:t xml:space="preserve">ncmp_object_set_attrs</w:t>
-      </w:r>
-    </w:p>
-    <w:p>
-      <w:pPr>
-        <w:numPr>
-          <w:ilvl w:val="0"/>
-          <w:numId w:val="1064"/>
-        </w:numPr>
-        <w:pStyle w:val="Compact"/>
       </w:pPr>
       <w:r>
         <w:t xml:space="preserve">반환 값</w:t>
@@ -17670,7 +17713,19 @@
         <w:pStyle w:val="Compact"/>
       </w:pPr>
       <w:r>
-        <w:t xml:space="preserve">CKR_ATTRIBUTE_VALUE_INVALID</w:t>
+        <w:t xml:space="preserve">CKR_SESSION_HANDLE_INVALID (존재하지 않는/이미 닫힌 HSM SID)</w:t>
+      </w:r>
+    </w:p>
+    <w:p>
+      <w:pPr>
+        <w:numPr>
+          <w:ilvl w:val="1"/>
+          <w:numId w:val="1065"/>
+        </w:numPr>
+        <w:pStyle w:val="Compact"/>
+      </w:pPr>
+      <w:r>
+        <w:t xml:space="preserve">CKR_ARGUMENTS_BAD</w:t>
       </w:r>
     </w:p>
     <w:p>
@@ -17679,7 +17734,6 @@
           <w:ilvl w:val="0"/>
           <w:numId w:val="1064"/>
         </w:numPr>
-        <w:pStyle w:val="Compact"/>
       </w:pPr>
       <w:r>
         <w:t xml:space="preserve">명령 블록</w:t>
@@ -17715,7 +17769,7 @@
         <w:rPr>
           <w:rStyle w:val="NormalTok"/>
         </w:rPr>
-        <w:t xml:space="preserve"> CI_ObjectSetAttrReq {</w:t>
+        <w:t xml:space="preserve"> CI_CloseSessionReq {</w:t>
       </w:r>
       <w:r>
         <w:br/>
@@ -17736,13 +17790,13 @@
         <w:rPr>
           <w:rStyle w:val="NormalTok"/>
         </w:rPr>
-        <w:t xml:space="preserve"> obj_class;  </w:t>
+        <w:t xml:space="preserve"> hsm_sid; </w:t>
       </w:r>
       <w:r>
         <w:rPr>
           <w:rStyle w:val="CommentTok"/>
         </w:rPr>
-        <w:t xml:space="preserve">/* param0: CKO_* */</w:t>
+        <w:t xml:space="preserve">/* param0: 닫을 HSM SID(1..255) */</w:t>
       </w:r>
       <w:r>
         <w:br/>
@@ -17751,61 +17805,63 @@
         <w:rPr>
           <w:rStyle w:val="NormalTok"/>
         </w:rPr>
-        <w:t xml:space="preserve">    </w:t>
-      </w:r>
-      <w:r>
-        <w:rPr>
-          <w:rStyle w:val="DataTypeTok"/>
-        </w:rPr>
-        <w:t xml:space="preserve">uint32_t</w:t>
-      </w:r>
-      <w:r>
-        <w:rPr>
-          <w:rStyle w:val="NormalTok"/>
-        </w:rPr>
-        <w:t xml:space="preserve"> key_type;   </w:t>
+        <w:t xml:space="preserve">} CI_CloseSessionReq;</w:t>
+      </w:r>
+    </w:p>
+    <w:p>
+      <w:pPr>
+        <w:numPr>
+          <w:ilvl w:val="0"/>
+          <w:numId w:val="1064"/>
+        </w:numPr>
+      </w:pPr>
+      <w:r>
+        <w:t xml:space="preserve">응답 블록</w:t>
+      </w:r>
+    </w:p>
+    <w:p>
+      <w:pPr>
+        <w:numPr>
+          <w:ilvl w:val="0"/>
+          <w:numId w:val="1000"/>
+        </w:numPr>
+        <w:pStyle w:val="SourceCode"/>
+      </w:pPr>
+      <w:r>
+        <w:rPr>
+          <w:rStyle w:val="KeywordTok"/>
+        </w:rPr>
+        <w:t xml:space="preserve">typedef</w:t>
+      </w:r>
+      <w:r>
+        <w:rPr>
+          <w:rStyle w:val="NormalTok"/>
+        </w:rPr>
+        <w:t xml:space="preserve"> </w:t>
+      </w:r>
+      <w:r>
+        <w:rPr>
+          <w:rStyle w:val="KeywordTok"/>
+        </w:rPr>
+        <w:t xml:space="preserve">struct</w:t>
+      </w:r>
+      <w:r>
+        <w:rPr>
+          <w:rStyle w:val="NormalTok"/>
+        </w:rPr>
+        <w:t xml:space="preserve"> CI_CloseSessionRsp { </w:t>
       </w:r>
       <w:r>
         <w:rPr>
           <w:rStyle w:val="CommentTok"/>
         </w:rPr>
-        <w:t xml:space="preserve">/* param1: CKK_* */</w:t>
-      </w:r>
-      <w:r>
-        <w:br/>
-      </w:r>
-      <w:r>
-        <w:rPr>
-          <w:rStyle w:val="NormalTok"/>
-        </w:rPr>
-        <w:t xml:space="preserve">    </w:t>
-      </w:r>
-      <w:r>
-        <w:rPr>
-          <w:rStyle w:val="DataTypeTok"/>
-        </w:rPr>
-        <w:t xml:space="preserve">uint8_t</w:t>
-      </w:r>
-      <w:r>
-        <w:rPr>
-          <w:rStyle w:val="NormalTok"/>
-        </w:rPr>
-        <w:t xml:space="preserve">  attrs[];    </w:t>
-      </w:r>
-      <w:r>
-        <w:rPr>
-          <w:rStyle w:val="CommentTok"/>
-        </w:rPr>
-        <w:t xml:space="preserve">/* param2: count(u32) 다음 count개의 {type(u32)|len(u32)|value[len]} */</w:t>
-      </w:r>
-      <w:r>
-        <w:br/>
-      </w:r>
-      <w:r>
-        <w:rPr>
-          <w:rStyle w:val="NormalTok"/>
-        </w:rPr>
-        <w:t xml:space="preserve">} CI_ObjectSetAttrReq;</w:t>
+        <w:t xml:space="preserve">/* 없음 */</w:t>
+      </w:r>
+      <w:r>
+        <w:rPr>
+          <w:rStyle w:val="NormalTok"/>
+        </w:rPr>
+        <w:t xml:space="preserve"> } CI_CloseSessionRsp;</w:t>
       </w:r>
     </w:p>
     <w:p>
@@ -17814,64 +17870,6 @@
           <w:ilvl w:val="0"/>
           <w:numId w:val="1064"/>
         </w:numPr>
-        <w:pStyle w:val="Compact"/>
-      </w:pPr>
-      <w:r>
-        <w:t xml:space="preserve">응답 블록</w:t>
-      </w:r>
-    </w:p>
-    <w:p>
-      <w:pPr>
-        <w:numPr>
-          <w:ilvl w:val="0"/>
-          <w:numId w:val="1000"/>
-        </w:numPr>
-        <w:pStyle w:val="SourceCode"/>
-      </w:pPr>
-      <w:r>
-        <w:rPr>
-          <w:rStyle w:val="KeywordTok"/>
-        </w:rPr>
-        <w:t xml:space="preserve">typedef</w:t>
-      </w:r>
-      <w:r>
-        <w:rPr>
-          <w:rStyle w:val="NormalTok"/>
-        </w:rPr>
-        <w:t xml:space="preserve"> </w:t>
-      </w:r>
-      <w:r>
-        <w:rPr>
-          <w:rStyle w:val="KeywordTok"/>
-        </w:rPr>
-        <w:t xml:space="preserve">struct</w:t>
-      </w:r>
-      <w:r>
-        <w:rPr>
-          <w:rStyle w:val="NormalTok"/>
-        </w:rPr>
-        <w:t xml:space="preserve"> CI_ObjectSetAttrRsp { </w:t>
-      </w:r>
-      <w:r>
-        <w:rPr>
-          <w:rStyle w:val="CommentTok"/>
-        </w:rPr>
-        <w:t xml:space="preserve">/* 없음 */</w:t>
-      </w:r>
-      <w:r>
-        <w:rPr>
-          <w:rStyle w:val="NormalTok"/>
-        </w:rPr>
-        <w:t xml:space="preserve"> } CI_ObjectSetAttrRsp;</w:t>
-      </w:r>
-    </w:p>
-    <w:p>
-      <w:pPr>
-        <w:numPr>
-          <w:ilvl w:val="0"/>
-          <w:numId w:val="1064"/>
-        </w:numPr>
-        <w:pStyle w:val="Compact"/>
       </w:pPr>
       <w:r>
         <w:t xml:space="preserve">주의사항</w:t>
@@ -17886,6 +17884,757 @@
         <w:pStyle w:val="Compact"/>
       </w:pPr>
       <w:r>
+        <w:t xml:space="preserve">닫은 HSM SID 슬롯은 재사용 가능해진다(이후 OPEN_SESSION이 재할당 가능).</w:t>
+      </w:r>
+    </w:p>
+    <w:p>
+      <w:pPr>
+        <w:numPr>
+          <w:ilvl w:val="1"/>
+          <w:numId w:val="1066"/>
+        </w:numPr>
+        <w:pStyle w:val="Compact"/>
+      </w:pPr>
+      <w:r>
+        <w:t xml:space="preserve">표준 PKCS#11</w:t>
+      </w:r>
+      <w:r>
+        <w:t xml:space="preserve"> </w:t>
+      </w:r>
+      <w:r>
+        <w:rPr>
+          <w:rStyle w:val="VerbatimChar"/>
+        </w:rPr>
+        <w:t xml:space="preserve">C_OpenSession</w:t>
+      </w:r>
+      <w:r>
+        <w:t xml:space="preserve">/</w:t>
+      </w:r>
+      <w:r>
+        <w:rPr>
+          <w:rStyle w:val="VerbatimChar"/>
+        </w:rPr>
+        <w:t xml:space="preserve">C_CloseSession</w:t>
+      </w:r>
+      <w:r>
+        <w:t xml:space="preserve">을 이 CI로 포워딩하려면 opencryptoki</w:t>
+      </w:r>
+      <w:r>
+        <w:t xml:space="preserve"> </w:t>
+      </w:r>
+      <w:r>
+        <w:rPr>
+          <w:rStyle w:val="VerbatimChar"/>
+        </w:rPr>
+        <w:t xml:space="preserve">token_specific</w:t>
+      </w:r>
+      <w:r>
+        <w:t xml:space="preserve">에 세션 훅이 필요한데 현재 SPI에는 없다(구조적 제약).</w:t>
+      </w:r>
+      <w:r>
+        <w:t xml:space="preserve"> </w:t>
+      </w:r>
+      <w:r>
+        <w:t xml:space="preserve">→</w:t>
+      </w:r>
+      <w:r>
+        <w:t xml:space="preserve"> </w:t>
+      </w:r>
+      <w:hyperlink r:id="rId72">
+        <w:r>
+          <w:rPr>
+            <w:rStyle w:val="VerbatimChar"/>
+          </w:rPr>
+          <w:t xml:space="preserve">app-stdll-path-design.md</w:t>
+        </w:r>
+      </w:hyperlink>
+      <w:r>
+        <w:t xml:space="preserve"> </w:t>
+      </w:r>
+      <w:r>
+        <w:t xml:space="preserve">참조.</w:t>
+      </w:r>
+    </w:p>
+    <w:p>
+      <w:pPr>
+        <w:pStyle w:val="Heading3"/>
+      </w:pPr>
+      <w:bookmarkStart w:id="73" w:name="X9bfd8d6a92cd0ee8271f1822b8c29ccf2faeb91"/>
+      <w:r>
+        <w:t xml:space="preserve">6.4. 객체 관리 기능 블록</w:t>
+      </w:r>
+      <w:bookmarkEnd w:id="73"/>
+    </w:p>
+    <w:p>
+      <w:pPr>
+        <w:pStyle w:val="FirstParagraph"/>
+      </w:pPr>
+      <w:r>
+        <w:t xml:space="preserve">보안키 토큰으로서 키 객체를 토큰에 등록하고 속성 변경을 검증한다.</w:t>
+      </w:r>
+    </w:p>
+    <w:p>
+      <w:pPr>
+        <w:pStyle w:val="Heading4"/>
+      </w:pPr>
+      <w:bookmarkStart w:id="74" w:name="X1fcdf4fea3cfe2de03a1adca075e2e37ead0d8e"/>
+      <w:r>
+        <w:t xml:space="preserve">6.4.1. CI_CMD_OBJECT_ADD (0x0038)</w:t>
+      </w:r>
+      <w:bookmarkEnd w:id="74"/>
+    </w:p>
+    <w:p>
+      <w:pPr>
+        <w:numPr>
+          <w:ilvl w:val="0"/>
+          <w:numId w:val="1067"/>
+        </w:numPr>
+      </w:pPr>
+      <w:r>
+        <w:t xml:space="preserve">기능</w:t>
+      </w:r>
+      <w:r>
+        <w:t xml:space="preserve"> </w:t>
+      </w:r>
+      <w:r>
+        <w:rPr>
+          <w:rStyle w:val="VerbatimChar"/>
+        </w:rPr>
+        <w:t xml:space="preserve">C_CreateObject</w:t>
+      </w:r>
+      <w:r>
+        <w:t xml:space="preserve">로 임포트된</w:t>
+      </w:r>
+      <w:r>
+        <w:t xml:space="preserve"> </w:t>
+      </w:r>
+      <w:r>
+        <w:rPr>
+          <w:b/>
+        </w:rPr>
+        <w:t xml:space="preserve">키 객체</w:t>
+      </w:r>
+      <w:r>
+        <w:t xml:space="preserve">를 토큰에 등록한다(</w:t>
+      </w:r>
+      <w:r>
+        <w:rPr>
+          <w:rStyle w:val="VerbatimChar"/>
+        </w:rPr>
+        <w:t xml:space="preserve">t_object_add</w:t>
+      </w:r>
+      <w:r>
+        <w:t xml:space="preserve">).</w:t>
+      </w:r>
+    </w:p>
+    <w:p>
+      <w:pPr>
+        <w:numPr>
+          <w:ilvl w:val="0"/>
+          <w:numId w:val="1067"/>
+        </w:numPr>
+      </w:pPr>
+      <w:r>
+        <w:t xml:space="preserve">관련 호스트 API :</w:t>
+      </w:r>
+      <w:r>
+        <w:t xml:space="preserve"> </w:t>
+      </w:r>
+      <w:r>
+        <w:rPr>
+          <w:rStyle w:val="VerbatimChar"/>
+        </w:rPr>
+        <w:t xml:space="preserve">ncmp_object_add</w:t>
+      </w:r>
+    </w:p>
+    <w:p>
+      <w:pPr>
+        <w:numPr>
+          <w:ilvl w:val="0"/>
+          <w:numId w:val="1067"/>
+        </w:numPr>
+      </w:pPr>
+      <w:r>
+        <w:t xml:space="preserve">반환 값</w:t>
+      </w:r>
+    </w:p>
+    <w:p>
+      <w:pPr>
+        <w:numPr>
+          <w:ilvl w:val="1"/>
+          <w:numId w:val="1068"/>
+        </w:numPr>
+        <w:pStyle w:val="Compact"/>
+      </w:pPr>
+      <w:r>
+        <w:t xml:space="preserve">CKR_OK</w:t>
+      </w:r>
+    </w:p>
+    <w:p>
+      <w:pPr>
+        <w:numPr>
+          <w:ilvl w:val="1"/>
+          <w:numId w:val="1068"/>
+        </w:numPr>
+        <w:pStyle w:val="Compact"/>
+      </w:pPr>
+      <w:r>
+        <w:t xml:space="preserve">CKR_TEMPLATE_INCOMPLETE</w:t>
+      </w:r>
+    </w:p>
+    <w:p>
+      <w:pPr>
+        <w:numPr>
+          <w:ilvl w:val="1"/>
+          <w:numId w:val="1068"/>
+        </w:numPr>
+        <w:pStyle w:val="Compact"/>
+      </w:pPr>
+      <w:r>
+        <w:t xml:space="preserve">CKR_ARGUMENTS_BAD</w:t>
+      </w:r>
+    </w:p>
+    <w:p>
+      <w:pPr>
+        <w:numPr>
+          <w:ilvl w:val="0"/>
+          <w:numId w:val="1067"/>
+        </w:numPr>
+      </w:pPr>
+      <w:r>
+        <w:t xml:space="preserve">명령 블록</w:t>
+      </w:r>
+    </w:p>
+    <w:p>
+      <w:pPr>
+        <w:numPr>
+          <w:ilvl w:val="0"/>
+          <w:numId w:val="1000"/>
+        </w:numPr>
+        <w:pStyle w:val="SourceCode"/>
+      </w:pPr>
+      <w:r>
+        <w:rPr>
+          <w:rStyle w:val="KeywordTok"/>
+        </w:rPr>
+        <w:t xml:space="preserve">typedef</w:t>
+      </w:r>
+      <w:r>
+        <w:rPr>
+          <w:rStyle w:val="NormalTok"/>
+        </w:rPr>
+        <w:t xml:space="preserve"> </w:t>
+      </w:r>
+      <w:r>
+        <w:rPr>
+          <w:rStyle w:val="KeywordTok"/>
+        </w:rPr>
+        <w:t xml:space="preserve">struct</w:t>
+      </w:r>
+      <w:r>
+        <w:rPr>
+          <w:rStyle w:val="NormalTok"/>
+        </w:rPr>
+        <w:t xml:space="preserve"> CI_ObjectAddReq {</w:t>
+      </w:r>
+      <w:r>
+        <w:br/>
+      </w:r>
+      <w:r>
+        <w:rPr>
+          <w:rStyle w:val="NormalTok"/>
+        </w:rPr>
+        <w:t xml:space="preserve">    </w:t>
+      </w:r>
+      <w:r>
+        <w:rPr>
+          <w:rStyle w:val="DataTypeTok"/>
+        </w:rPr>
+        <w:t xml:space="preserve">uint32_t</w:t>
+      </w:r>
+      <w:r>
+        <w:rPr>
+          <w:rStyle w:val="NormalTok"/>
+        </w:rPr>
+        <w:t xml:space="preserve"> obj_class;  </w:t>
+      </w:r>
+      <w:r>
+        <w:rPr>
+          <w:rStyle w:val="CommentTok"/>
+        </w:rPr>
+        <w:t xml:space="preserve">/* param0: CKO_* */</w:t>
+      </w:r>
+      <w:r>
+        <w:br/>
+      </w:r>
+      <w:r>
+        <w:rPr>
+          <w:rStyle w:val="NormalTok"/>
+        </w:rPr>
+        <w:t xml:space="preserve">    </w:t>
+      </w:r>
+      <w:r>
+        <w:rPr>
+          <w:rStyle w:val="DataTypeTok"/>
+        </w:rPr>
+        <w:t xml:space="preserve">uint32_t</w:t>
+      </w:r>
+      <w:r>
+        <w:rPr>
+          <w:rStyle w:val="NormalTok"/>
+        </w:rPr>
+        <w:t xml:space="preserve"> key_type;   </w:t>
+      </w:r>
+      <w:r>
+        <w:rPr>
+          <w:rStyle w:val="CommentTok"/>
+        </w:rPr>
+        <w:t xml:space="preserve">/* param1: CKK_* */</w:t>
+      </w:r>
+      <w:r>
+        <w:br/>
+      </w:r>
+      <w:r>
+        <w:rPr>
+          <w:rStyle w:val="NormalTok"/>
+        </w:rPr>
+        <w:t xml:space="preserve">    </w:t>
+      </w:r>
+      <w:r>
+        <w:rPr>
+          <w:rStyle w:val="DataTypeTok"/>
+        </w:rPr>
+        <w:t xml:space="preserve">uint8_t</w:t>
+      </w:r>
+      <w:r>
+        <w:rPr>
+          <w:rStyle w:val="NormalTok"/>
+        </w:rPr>
+        <w:t xml:space="preserve">  value[];    </w:t>
+      </w:r>
+      <w:r>
+        <w:rPr>
+          <w:rStyle w:val="CommentTok"/>
+        </w:rPr>
+        <w:t xml:space="preserve">/* param2: 키 데이터 (CKA_VALUE) */</w:t>
+      </w:r>
+      <w:r>
+        <w:br/>
+      </w:r>
+      <w:r>
+        <w:rPr>
+          <w:rStyle w:val="NormalTok"/>
+        </w:rPr>
+        <w:t xml:space="preserve">} CI_ObjectAddReq;</w:t>
+      </w:r>
+    </w:p>
+    <w:p>
+      <w:pPr>
+        <w:numPr>
+          <w:ilvl w:val="0"/>
+          <w:numId w:val="1067"/>
+        </w:numPr>
+      </w:pPr>
+      <w:r>
+        <w:t xml:space="preserve">응답 블록</w:t>
+      </w:r>
+    </w:p>
+    <w:p>
+      <w:pPr>
+        <w:numPr>
+          <w:ilvl w:val="0"/>
+          <w:numId w:val="1000"/>
+        </w:numPr>
+        <w:pStyle w:val="SourceCode"/>
+      </w:pPr>
+      <w:r>
+        <w:rPr>
+          <w:rStyle w:val="KeywordTok"/>
+        </w:rPr>
+        <w:t xml:space="preserve">typedef</w:t>
+      </w:r>
+      <w:r>
+        <w:rPr>
+          <w:rStyle w:val="NormalTok"/>
+        </w:rPr>
+        <w:t xml:space="preserve"> </w:t>
+      </w:r>
+      <w:r>
+        <w:rPr>
+          <w:rStyle w:val="KeywordTok"/>
+        </w:rPr>
+        <w:t xml:space="preserve">struct</w:t>
+      </w:r>
+      <w:r>
+        <w:rPr>
+          <w:rStyle w:val="NormalTok"/>
+        </w:rPr>
+        <w:t xml:space="preserve"> CI_ObjectAddRsp { </w:t>
+      </w:r>
+      <w:r>
+        <w:rPr>
+          <w:rStyle w:val="CommentTok"/>
+        </w:rPr>
+        <w:t xml:space="preserve">/* 없음 */</w:t>
+      </w:r>
+      <w:r>
+        <w:rPr>
+          <w:rStyle w:val="NormalTok"/>
+        </w:rPr>
+        <w:t xml:space="preserve"> } CI_ObjectAddRsp;</w:t>
+      </w:r>
+    </w:p>
+    <w:p>
+      <w:pPr>
+        <w:numPr>
+          <w:ilvl w:val="0"/>
+          <w:numId w:val="1067"/>
+        </w:numPr>
+      </w:pPr>
+      <w:r>
+        <w:t xml:space="preserve">주의사항</w:t>
+      </w:r>
+    </w:p>
+    <w:p>
+      <w:pPr>
+        <w:numPr>
+          <w:ilvl w:val="1"/>
+          <w:numId w:val="1069"/>
+        </w:numPr>
+        <w:pStyle w:val="Compact"/>
+      </w:pPr>
+      <w:r>
+        <w:t xml:space="preserve">비키 객체(데이터·인증서) 및 키 데이터가 없는 객체는 전달하지 않고 공통 계층이 로컬 처리한다.</w:t>
+      </w:r>
+    </w:p>
+    <w:p>
+      <w:pPr>
+        <w:numPr>
+          <w:ilvl w:val="1"/>
+          <w:numId w:val="1069"/>
+        </w:numPr>
+        <w:pStyle w:val="Compact"/>
+      </w:pPr>
+      <w:r>
+        <w:t xml:space="preserve">객체 저장·핸들·열거·삭제는 공통 계층 전용이다.</w:t>
+      </w:r>
+    </w:p>
+    <w:p>
+      <w:pPr>
+        <w:pStyle w:val="Heading4"/>
+      </w:pPr>
+      <w:bookmarkStart w:id="75" w:name="Xc8cf6c575dab42d96c552c299b27e919a37b909"/>
+      <w:r>
+        <w:t xml:space="preserve">6.4.2. CI_CMD_OBJECT_SET_ATTR (0x0039)</w:t>
+      </w:r>
+      <w:bookmarkEnd w:id="75"/>
+    </w:p>
+    <w:p>
+      <w:pPr>
+        <w:numPr>
+          <w:ilvl w:val="0"/>
+          <w:numId w:val="1070"/>
+        </w:numPr>
+      </w:pPr>
+      <w:r>
+        <w:t xml:space="preserve">기능</w:t>
+      </w:r>
+      <w:r>
+        <w:t xml:space="preserve"> </w:t>
+      </w:r>
+      <w:r>
+        <w:rPr>
+          <w:rStyle w:val="VerbatimChar"/>
+        </w:rPr>
+        <w:t xml:space="preserve">C_SetAttributeValue</w:t>
+      </w:r>
+      <w:r>
+        <w:t xml:space="preserve">/</w:t>
+      </w:r>
+      <w:r>
+        <w:rPr>
+          <w:rStyle w:val="VerbatimChar"/>
+        </w:rPr>
+        <w:t xml:space="preserve">C_CopyObject</w:t>
+      </w:r>
+      <w:r>
+        <w:t xml:space="preserve">로 키 객체의 속성이 바뀌면 변경분을 토큰에 전달해 검증한다(</w:t>
+      </w:r>
+      <w:r>
+        <w:rPr>
+          <w:rStyle w:val="VerbatimChar"/>
+        </w:rPr>
+        <w:t xml:space="preserve">t_set_attribute_values</w:t>
+      </w:r>
+      <w:r>
+        <w:t xml:space="preserve">).</w:t>
+      </w:r>
+    </w:p>
+    <w:p>
+      <w:pPr>
+        <w:numPr>
+          <w:ilvl w:val="0"/>
+          <w:numId w:val="1070"/>
+        </w:numPr>
+      </w:pPr>
+      <w:r>
+        <w:t xml:space="preserve">관련 호스트 API :</w:t>
+      </w:r>
+      <w:r>
+        <w:t xml:space="preserve"> </w:t>
+      </w:r>
+      <w:r>
+        <w:rPr>
+          <w:rStyle w:val="VerbatimChar"/>
+        </w:rPr>
+        <w:t xml:space="preserve">ncmp_object_set_attrs</w:t>
+      </w:r>
+    </w:p>
+    <w:p>
+      <w:pPr>
+        <w:numPr>
+          <w:ilvl w:val="0"/>
+          <w:numId w:val="1070"/>
+        </w:numPr>
+      </w:pPr>
+      <w:r>
+        <w:t xml:space="preserve">반환 값</w:t>
+      </w:r>
+    </w:p>
+    <w:p>
+      <w:pPr>
+        <w:numPr>
+          <w:ilvl w:val="1"/>
+          <w:numId w:val="1071"/>
+        </w:numPr>
+        <w:pStyle w:val="Compact"/>
+      </w:pPr>
+      <w:r>
+        <w:t xml:space="preserve">CKR_OK</w:t>
+      </w:r>
+    </w:p>
+    <w:p>
+      <w:pPr>
+        <w:numPr>
+          <w:ilvl w:val="1"/>
+          <w:numId w:val="1071"/>
+        </w:numPr>
+        <w:pStyle w:val="Compact"/>
+      </w:pPr>
+      <w:r>
+        <w:t xml:space="preserve">CKR_ATTRIBUTE_VALUE_INVALID</w:t>
+      </w:r>
+    </w:p>
+    <w:p>
+      <w:pPr>
+        <w:numPr>
+          <w:ilvl w:val="0"/>
+          <w:numId w:val="1070"/>
+        </w:numPr>
+      </w:pPr>
+      <w:r>
+        <w:t xml:space="preserve">명령 블록</w:t>
+      </w:r>
+    </w:p>
+    <w:p>
+      <w:pPr>
+        <w:numPr>
+          <w:ilvl w:val="0"/>
+          <w:numId w:val="1000"/>
+        </w:numPr>
+        <w:pStyle w:val="SourceCode"/>
+      </w:pPr>
+      <w:r>
+        <w:rPr>
+          <w:rStyle w:val="KeywordTok"/>
+        </w:rPr>
+        <w:t xml:space="preserve">typedef</w:t>
+      </w:r>
+      <w:r>
+        <w:rPr>
+          <w:rStyle w:val="NormalTok"/>
+        </w:rPr>
+        <w:t xml:space="preserve"> </w:t>
+      </w:r>
+      <w:r>
+        <w:rPr>
+          <w:rStyle w:val="KeywordTok"/>
+        </w:rPr>
+        <w:t xml:space="preserve">struct</w:t>
+      </w:r>
+      <w:r>
+        <w:rPr>
+          <w:rStyle w:val="NormalTok"/>
+        </w:rPr>
+        <w:t xml:space="preserve"> CI_ObjectSetAttrReq {</w:t>
+      </w:r>
+      <w:r>
+        <w:br/>
+      </w:r>
+      <w:r>
+        <w:rPr>
+          <w:rStyle w:val="NormalTok"/>
+        </w:rPr>
+        <w:t xml:space="preserve">    </w:t>
+      </w:r>
+      <w:r>
+        <w:rPr>
+          <w:rStyle w:val="DataTypeTok"/>
+        </w:rPr>
+        <w:t xml:space="preserve">uint32_t</w:t>
+      </w:r>
+      <w:r>
+        <w:rPr>
+          <w:rStyle w:val="NormalTok"/>
+        </w:rPr>
+        <w:t xml:space="preserve"> obj_class;  </w:t>
+      </w:r>
+      <w:r>
+        <w:rPr>
+          <w:rStyle w:val="CommentTok"/>
+        </w:rPr>
+        <w:t xml:space="preserve">/* param0: CKO_* */</w:t>
+      </w:r>
+      <w:r>
+        <w:br/>
+      </w:r>
+      <w:r>
+        <w:rPr>
+          <w:rStyle w:val="NormalTok"/>
+        </w:rPr>
+        <w:t xml:space="preserve">    </w:t>
+      </w:r>
+      <w:r>
+        <w:rPr>
+          <w:rStyle w:val="DataTypeTok"/>
+        </w:rPr>
+        <w:t xml:space="preserve">uint32_t</w:t>
+      </w:r>
+      <w:r>
+        <w:rPr>
+          <w:rStyle w:val="NormalTok"/>
+        </w:rPr>
+        <w:t xml:space="preserve"> key_type;   </w:t>
+      </w:r>
+      <w:r>
+        <w:rPr>
+          <w:rStyle w:val="CommentTok"/>
+        </w:rPr>
+        <w:t xml:space="preserve">/* param1: CKK_* */</w:t>
+      </w:r>
+      <w:r>
+        <w:br/>
+      </w:r>
+      <w:r>
+        <w:rPr>
+          <w:rStyle w:val="NormalTok"/>
+        </w:rPr>
+        <w:t xml:space="preserve">    </w:t>
+      </w:r>
+      <w:r>
+        <w:rPr>
+          <w:rStyle w:val="DataTypeTok"/>
+        </w:rPr>
+        <w:t xml:space="preserve">uint8_t</w:t>
+      </w:r>
+      <w:r>
+        <w:rPr>
+          <w:rStyle w:val="NormalTok"/>
+        </w:rPr>
+        <w:t xml:space="preserve">  attrs[];    </w:t>
+      </w:r>
+      <w:r>
+        <w:rPr>
+          <w:rStyle w:val="CommentTok"/>
+        </w:rPr>
+        <w:t xml:space="preserve">/* param2: count(u32) 다음 count개의 {type(u32)|len(u32)|value[len]} */</w:t>
+      </w:r>
+      <w:r>
+        <w:br/>
+      </w:r>
+      <w:r>
+        <w:rPr>
+          <w:rStyle w:val="NormalTok"/>
+        </w:rPr>
+        <w:t xml:space="preserve">} CI_ObjectSetAttrReq;</w:t>
+      </w:r>
+    </w:p>
+    <w:p>
+      <w:pPr>
+        <w:numPr>
+          <w:ilvl w:val="0"/>
+          <w:numId w:val="1070"/>
+        </w:numPr>
+      </w:pPr>
+      <w:r>
+        <w:t xml:space="preserve">응답 블록</w:t>
+      </w:r>
+    </w:p>
+    <w:p>
+      <w:pPr>
+        <w:numPr>
+          <w:ilvl w:val="0"/>
+          <w:numId w:val="1000"/>
+        </w:numPr>
+        <w:pStyle w:val="SourceCode"/>
+      </w:pPr>
+      <w:r>
+        <w:rPr>
+          <w:rStyle w:val="KeywordTok"/>
+        </w:rPr>
+        <w:t xml:space="preserve">typedef</w:t>
+      </w:r>
+      <w:r>
+        <w:rPr>
+          <w:rStyle w:val="NormalTok"/>
+        </w:rPr>
+        <w:t xml:space="preserve"> </w:t>
+      </w:r>
+      <w:r>
+        <w:rPr>
+          <w:rStyle w:val="KeywordTok"/>
+        </w:rPr>
+        <w:t xml:space="preserve">struct</w:t>
+      </w:r>
+      <w:r>
+        <w:rPr>
+          <w:rStyle w:val="NormalTok"/>
+        </w:rPr>
+        <w:t xml:space="preserve"> CI_ObjectSetAttrRsp { </w:t>
+      </w:r>
+      <w:r>
+        <w:rPr>
+          <w:rStyle w:val="CommentTok"/>
+        </w:rPr>
+        <w:t xml:space="preserve">/* 없음 */</w:t>
+      </w:r>
+      <w:r>
+        <w:rPr>
+          <w:rStyle w:val="NormalTok"/>
+        </w:rPr>
+        <w:t xml:space="preserve"> } CI_ObjectSetAttrRsp;</w:t>
+      </w:r>
+    </w:p>
+    <w:p>
+      <w:pPr>
+        <w:numPr>
+          <w:ilvl w:val="0"/>
+          <w:numId w:val="1070"/>
+        </w:numPr>
+      </w:pPr>
+      <w:r>
+        <w:t xml:space="preserve">주의사항</w:t>
+      </w:r>
+    </w:p>
+    <w:p>
+      <w:pPr>
+        <w:numPr>
+          <w:ilvl w:val="1"/>
+          <w:numId w:val="1072"/>
+        </w:numPr>
+        <w:pStyle w:val="Compact"/>
+      </w:pPr>
+      <w:r>
         <w:t xml:space="preserve">STDLL은 전달 후 직렬화 버퍼를 소거한다.</w:t>
       </w:r>
     </w:p>
@@ -17893,11 +18642,11 @@
       <w:pPr>
         <w:pStyle w:val="Heading3"/>
       </w:pPr>
-      <w:bookmarkStart w:id="72" w:name="Xd4b7aabff1c211812d7f679befcf54ca852e8bd"/>
+      <w:bookmarkStart w:id="76" w:name="Xd4b7aabff1c211812d7f679befcf54ca852e8bd"/>
       <w:r>
         <w:t xml:space="preserve">6.5. 포스트양자 기능 블록 (PKCS#11 3.2)</w:t>
       </w:r>
-      <w:bookmarkEnd w:id="72"/>
+      <w:bookmarkEnd w:id="76"/>
     </w:p>
     <w:p>
       <w:pPr>
@@ -17923,37 +18672,937 @@
       <w:pPr>
         <w:pStyle w:val="Heading4"/>
       </w:pPr>
-      <w:bookmarkStart w:id="73" w:name="Xdeb45e24a41c04d96f3116b626761d856aa8b05"/>
+      <w:bookmarkStart w:id="77" w:name="Xdeb45e24a41c04d96f3116b626761d856aa8b05"/>
       <w:r>
         <w:t xml:space="preserve">6.5.1. CI_CMD_MLDSA_KEYGEN (0x0050)</w:t>
       </w:r>
-      <w:bookmarkEnd w:id="73"/>
-    </w:p>
-    <w:p>
-      <w:pPr>
-        <w:numPr>
-          <w:ilvl w:val="0"/>
-          <w:numId w:val="1067"/>
+      <w:bookmarkEnd w:id="77"/>
+    </w:p>
+    <w:p>
+      <w:pPr>
+        <w:numPr>
+          <w:ilvl w:val="0"/>
+          <w:numId w:val="1073"/>
+        </w:numPr>
+      </w:pPr>
+      <w:r>
+        <w:t xml:space="preserve">기능</w:t>
+      </w:r>
+      <w:r>
+        <w:t xml:space="preserve"> </w:t>
+      </w:r>
+      <w:r>
+        <w:t xml:space="preserve">ML-DSA 키 쌍을 생성한다.</w:t>
+      </w:r>
+    </w:p>
+    <w:p>
+      <w:pPr>
+        <w:numPr>
+          <w:ilvl w:val="0"/>
+          <w:numId w:val="1073"/>
+        </w:numPr>
+      </w:pPr>
+      <w:r>
+        <w:t xml:space="preserve">관련 호스트 API :</w:t>
+      </w:r>
+      <w:r>
+        <w:t xml:space="preserve"> </w:t>
+      </w:r>
+      <w:r>
+        <w:rPr>
+          <w:rStyle w:val="VerbatimChar"/>
+        </w:rPr>
+        <w:t xml:space="preserve">ncmp_crypto_mldsa_keygen</w:t>
+      </w:r>
+    </w:p>
+    <w:p>
+      <w:pPr>
+        <w:numPr>
+          <w:ilvl w:val="0"/>
+          <w:numId w:val="1073"/>
+        </w:numPr>
+      </w:pPr>
+      <w:r>
+        <w:t xml:space="preserve">명령 블록</w:t>
+      </w:r>
+    </w:p>
+    <w:p>
+      <w:pPr>
+        <w:numPr>
+          <w:ilvl w:val="0"/>
+          <w:numId w:val="1000"/>
+        </w:numPr>
+        <w:pStyle w:val="SourceCode"/>
+      </w:pPr>
+      <w:r>
+        <w:rPr>
+          <w:rStyle w:val="KeywordTok"/>
+        </w:rPr>
+        <w:t xml:space="preserve">typedef</w:t>
+      </w:r>
+      <w:r>
+        <w:rPr>
+          <w:rStyle w:val="NormalTok"/>
+        </w:rPr>
+        <w:t xml:space="preserve"> </w:t>
+      </w:r>
+      <w:r>
+        <w:rPr>
+          <w:rStyle w:val="KeywordTok"/>
+        </w:rPr>
+        <w:t xml:space="preserve">struct</w:t>
+      </w:r>
+      <w:r>
+        <w:rPr>
+          <w:rStyle w:val="NormalTok"/>
+        </w:rPr>
+        <w:t xml:space="preserve"> CI_MlDsaKeygenReq {</w:t>
+      </w:r>
+      <w:r>
+        <w:br/>
+      </w:r>
+      <w:r>
+        <w:rPr>
+          <w:rStyle w:val="NormalTok"/>
+        </w:rPr>
+        <w:t xml:space="preserve">    </w:t>
+      </w:r>
+      <w:r>
+        <w:rPr>
+          <w:rStyle w:val="DataTypeTok"/>
+        </w:rPr>
+        <w:t xml:space="preserve">uint32_t</w:t>
+      </w:r>
+      <w:r>
+        <w:rPr>
+          <w:rStyle w:val="NormalTok"/>
+        </w:rPr>
+        <w:t xml:space="preserve"> param_set;  </w:t>
+      </w:r>
+      <w:r>
+        <w:rPr>
+          <w:rStyle w:val="CommentTok"/>
+        </w:rPr>
+        <w:t xml:space="preserve">/* param0: CKP_ML_DSA_* (강도) */</w:t>
+      </w:r>
+      <w:r>
+        <w:br/>
+      </w:r>
+      <w:r>
+        <w:rPr>
+          <w:rStyle w:val="NormalTok"/>
+        </w:rPr>
+        <w:t xml:space="preserve">    </w:t>
+      </w:r>
+      <w:r>
+        <w:rPr>
+          <w:rStyle w:val="DataTypeTok"/>
+        </w:rPr>
+        <w:t xml:space="preserve">uint32_t</w:t>
+      </w:r>
+      <w:r>
+        <w:rPr>
+          <w:rStyle w:val="NormalTok"/>
+        </w:rPr>
+        <w:t xml:space="preserve"> pub_len;    </w:t>
+      </w:r>
+      <w:r>
+        <w:rPr>
+          <w:rStyle w:val="CommentTok"/>
+        </w:rPr>
+        <w:t xml:space="preserve">/* param1: 생성할 공개 블롭 길이 */</w:t>
+      </w:r>
+      <w:r>
+        <w:br/>
+      </w:r>
+      <w:r>
+        <w:rPr>
+          <w:rStyle w:val="NormalTok"/>
+        </w:rPr>
+        <w:t xml:space="preserve">    </w:t>
+      </w:r>
+      <w:r>
+        <w:rPr>
+          <w:rStyle w:val="DataTypeTok"/>
+        </w:rPr>
+        <w:t xml:space="preserve">uint32_t</w:t>
+      </w:r>
+      <w:r>
+        <w:rPr>
+          <w:rStyle w:val="NormalTok"/>
+        </w:rPr>
+        <w:t xml:space="preserve"> priv_len;   </w:t>
+      </w:r>
+      <w:r>
+        <w:rPr>
+          <w:rStyle w:val="CommentTok"/>
+        </w:rPr>
+        <w:t xml:space="preserve">/* param2: 생성할 개인 블롭 길이 (&gt; pub_len) */</w:t>
+      </w:r>
+      <w:r>
+        <w:br/>
+      </w:r>
+      <w:r>
+        <w:rPr>
+          <w:rStyle w:val="NormalTok"/>
+        </w:rPr>
+        <w:t xml:space="preserve">} CI_MlDsaKeygenReq;</w:t>
+      </w:r>
+    </w:p>
+    <w:p>
+      <w:pPr>
+        <w:numPr>
+          <w:ilvl w:val="0"/>
+          <w:numId w:val="1073"/>
+        </w:numPr>
+      </w:pPr>
+      <w:r>
+        <w:t xml:space="preserve">응답 블록</w:t>
+      </w:r>
+    </w:p>
+    <w:p>
+      <w:pPr>
+        <w:numPr>
+          <w:ilvl w:val="0"/>
+          <w:numId w:val="1000"/>
+        </w:numPr>
+        <w:pStyle w:val="SourceCode"/>
+      </w:pPr>
+      <w:r>
+        <w:rPr>
+          <w:rStyle w:val="KeywordTok"/>
+        </w:rPr>
+        <w:t xml:space="preserve">typedef</w:t>
+      </w:r>
+      <w:r>
+        <w:rPr>
+          <w:rStyle w:val="NormalTok"/>
+        </w:rPr>
+        <w:t xml:space="preserve"> </w:t>
+      </w:r>
+      <w:r>
+        <w:rPr>
+          <w:rStyle w:val="KeywordTok"/>
+        </w:rPr>
+        <w:t xml:space="preserve">struct</w:t>
+      </w:r>
+      <w:r>
+        <w:rPr>
+          <w:rStyle w:val="NormalTok"/>
+        </w:rPr>
+        <w:t xml:space="preserve"> CI_MlDsaKeygenRsp {</w:t>
+      </w:r>
+      <w:r>
+        <w:br/>
+      </w:r>
+      <w:r>
+        <w:rPr>
+          <w:rStyle w:val="NormalTok"/>
+        </w:rPr>
+        <w:t xml:space="preserve">    </w:t>
+      </w:r>
+      <w:r>
+        <w:rPr>
+          <w:rStyle w:val="DataTypeTok"/>
+        </w:rPr>
+        <w:t xml:space="preserve">uint8_t</w:t>
+      </w:r>
+      <w:r>
+        <w:rPr>
+          <w:rStyle w:val="NormalTok"/>
+        </w:rPr>
+        <w:t xml:space="preserve">  pub[];      </w:t>
+      </w:r>
+      <w:r>
+        <w:rPr>
+          <w:rStyle w:val="CommentTok"/>
+        </w:rPr>
+        <w:t xml:space="preserve">/* param0: 공개 키 블롭 (pub_len) */</w:t>
+      </w:r>
+      <w:r>
+        <w:br/>
+      </w:r>
+      <w:r>
+        <w:rPr>
+          <w:rStyle w:val="NormalTok"/>
+        </w:rPr>
+        <w:t xml:space="preserve">    </w:t>
+      </w:r>
+      <w:r>
+        <w:rPr>
+          <w:rStyle w:val="DataTypeTok"/>
+        </w:rPr>
+        <w:t xml:space="preserve">uint8_t</w:t>
+      </w:r>
+      <w:r>
+        <w:rPr>
+          <w:rStyle w:val="NormalTok"/>
+        </w:rPr>
+        <w:t xml:space="preserve">  priv[];     </w:t>
+      </w:r>
+      <w:r>
+        <w:rPr>
+          <w:rStyle w:val="CommentTok"/>
+        </w:rPr>
+        <w:t xml:space="preserve">/* param1: 개인 키 블롭 (priv_len, 앞 pub_len은 pub과 동일) */</w:t>
+      </w:r>
+      <w:r>
+        <w:br/>
+      </w:r>
+      <w:r>
+        <w:rPr>
+          <w:rStyle w:val="NormalTok"/>
+        </w:rPr>
+        <w:t xml:space="preserve">} CI_MlDsaKeygenRsp;</w:t>
+      </w:r>
+    </w:p>
+    <w:p>
+      <w:pPr>
+        <w:pStyle w:val="Heading4"/>
+      </w:pPr>
+      <w:bookmarkStart w:id="78" w:name="Xb3c406c1e8c5af1299ced511e5b70c4d21cab0a"/>
+      <w:r>
+        <w:t xml:space="preserve">6.5.2. CI_CMD_MLDSA_SIGN (0x0051)</w:t>
+      </w:r>
+      <w:bookmarkEnd w:id="78"/>
+    </w:p>
+    <w:p>
+      <w:pPr>
+        <w:numPr>
+          <w:ilvl w:val="0"/>
+          <w:numId w:val="1074"/>
+        </w:numPr>
+      </w:pPr>
+      <w:r>
+        <w:t xml:space="preserve">기능</w:t>
+      </w:r>
+      <w:r>
+        <w:t xml:space="preserve"> </w:t>
+      </w:r>
+      <w:r>
+        <w:t xml:space="preserve">ML-DSA 서명을 생성한다.</w:t>
+      </w:r>
+    </w:p>
+    <w:p>
+      <w:pPr>
+        <w:numPr>
+          <w:ilvl w:val="0"/>
+          <w:numId w:val="1074"/>
+        </w:numPr>
+      </w:pPr>
+      <w:r>
+        <w:t xml:space="preserve">관련 호스트 API :</w:t>
+      </w:r>
+      <w:r>
+        <w:t xml:space="preserve"> </w:t>
+      </w:r>
+      <w:r>
+        <w:rPr>
+          <w:rStyle w:val="VerbatimChar"/>
+        </w:rPr>
+        <w:t xml:space="preserve">ncmp_crypto_mldsa_sign</w:t>
+      </w:r>
+    </w:p>
+    <w:p>
+      <w:pPr>
+        <w:numPr>
+          <w:ilvl w:val="0"/>
+          <w:numId w:val="1074"/>
+        </w:numPr>
+      </w:pPr>
+      <w:r>
+        <w:t xml:space="preserve">명령 블록</w:t>
+      </w:r>
+    </w:p>
+    <w:p>
+      <w:pPr>
+        <w:numPr>
+          <w:ilvl w:val="0"/>
+          <w:numId w:val="1000"/>
+        </w:numPr>
+        <w:pStyle w:val="SourceCode"/>
+      </w:pPr>
+      <w:r>
+        <w:rPr>
+          <w:rStyle w:val="KeywordTok"/>
+        </w:rPr>
+        <w:t xml:space="preserve">typedef</w:t>
+      </w:r>
+      <w:r>
+        <w:rPr>
+          <w:rStyle w:val="NormalTok"/>
+        </w:rPr>
+        <w:t xml:space="preserve"> </w:t>
+      </w:r>
+      <w:r>
+        <w:rPr>
+          <w:rStyle w:val="KeywordTok"/>
+        </w:rPr>
+        <w:t xml:space="preserve">struct</w:t>
+      </w:r>
+      <w:r>
+        <w:rPr>
+          <w:rStyle w:val="NormalTok"/>
+        </w:rPr>
+        <w:t xml:space="preserve"> CI_MlDsaSignReq {</w:t>
+      </w:r>
+      <w:r>
+        <w:br/>
+      </w:r>
+      <w:r>
+        <w:rPr>
+          <w:rStyle w:val="NormalTok"/>
+        </w:rPr>
+        <w:t xml:space="preserve">    </w:t>
+      </w:r>
+      <w:r>
+        <w:rPr>
+          <w:rStyle w:val="DataTypeTok"/>
+        </w:rPr>
+        <w:t xml:space="preserve">uint32_t</w:t>
+      </w:r>
+      <w:r>
+        <w:rPr>
+          <w:rStyle w:val="NormalTok"/>
+        </w:rPr>
+        <w:t xml:space="preserve"> param_set;  </w:t>
+      </w:r>
+      <w:r>
+        <w:rPr>
+          <w:rStyle w:val="CommentTok"/>
+        </w:rPr>
+        <w:t xml:space="preserve">/* param0: 강도 */</w:t>
+      </w:r>
+      <w:r>
+        <w:br/>
+      </w:r>
+      <w:r>
+        <w:rPr>
+          <w:rStyle w:val="NormalTok"/>
+        </w:rPr>
+        <w:t xml:space="preserve">    </w:t>
+      </w:r>
+      <w:r>
+        <w:rPr>
+          <w:rStyle w:val="DataTypeTok"/>
+        </w:rPr>
+        <w:t xml:space="preserve">uint32_t</w:t>
+      </w:r>
+      <w:r>
+        <w:rPr>
+          <w:rStyle w:val="NormalTok"/>
+        </w:rPr>
+        <w:t xml:space="preserve"> pub_len;    </w:t>
+      </w:r>
+      <w:r>
+        <w:rPr>
+          <w:rStyle w:val="CommentTok"/>
+        </w:rPr>
+        <w:t xml:space="preserve">/* param1: 개인 블롭 내 공개 접두어 길이(폴딩 기준) */</w:t>
+      </w:r>
+      <w:r>
+        <w:br/>
+      </w:r>
+      <w:r>
+        <w:rPr>
+          <w:rStyle w:val="NormalTok"/>
+        </w:rPr>
+        <w:t xml:space="preserve">    </w:t>
+      </w:r>
+      <w:r>
+        <w:rPr>
+          <w:rStyle w:val="DataTypeTok"/>
+        </w:rPr>
+        <w:t xml:space="preserve">uint32_t</w:t>
+      </w:r>
+      <w:r>
+        <w:rPr>
+          <w:rStyle w:val="NormalTok"/>
+        </w:rPr>
+        <w:t xml:space="preserve"> sig_len;    </w:t>
+      </w:r>
+      <w:r>
+        <w:rPr>
+          <w:rStyle w:val="CommentTok"/>
+        </w:rPr>
+        <w:t xml:space="preserve">/* param2: 생성할 서명 길이 */</w:t>
+      </w:r>
+      <w:r>
+        <w:br/>
+      </w:r>
+      <w:r>
+        <w:rPr>
+          <w:rStyle w:val="NormalTok"/>
+        </w:rPr>
+        <w:t xml:space="preserve">    </w:t>
+      </w:r>
+      <w:r>
+        <w:rPr>
+          <w:rStyle w:val="DataTypeTok"/>
+        </w:rPr>
+        <w:t xml:space="preserve">uint8_t</w:t>
+      </w:r>
+      <w:r>
+        <w:rPr>
+          <w:rStyle w:val="NormalTok"/>
+        </w:rPr>
+        <w:t xml:space="preserve">  priv[];     </w:t>
+      </w:r>
+      <w:r>
+        <w:rPr>
+          <w:rStyle w:val="CommentTok"/>
+        </w:rPr>
+        <w:t xml:space="preserve">/* param3: 개인 키 블롭 */</w:t>
+      </w:r>
+      <w:r>
+        <w:br/>
+      </w:r>
+      <w:r>
+        <w:rPr>
+          <w:rStyle w:val="NormalTok"/>
+        </w:rPr>
+        <w:t xml:space="preserve">    </w:t>
+      </w:r>
+      <w:r>
+        <w:rPr>
+          <w:rStyle w:val="DataTypeTok"/>
+        </w:rPr>
+        <w:t xml:space="preserve">uint8_t</w:t>
+      </w:r>
+      <w:r>
+        <w:rPr>
+          <w:rStyle w:val="NormalTok"/>
+        </w:rPr>
+        <w:t xml:space="preserve">  data[];     </w:t>
+      </w:r>
+      <w:r>
+        <w:rPr>
+          <w:rStyle w:val="CommentTok"/>
+        </w:rPr>
+        <w:t xml:space="preserve">/* param4: 서명 대상 메시지 */</w:t>
+      </w:r>
+      <w:r>
+        <w:br/>
+      </w:r>
+      <w:r>
+        <w:rPr>
+          <w:rStyle w:val="NormalTok"/>
+        </w:rPr>
+        <w:t xml:space="preserve">} CI_MlDsaSignReq;</w:t>
+      </w:r>
+    </w:p>
+    <w:p>
+      <w:pPr>
+        <w:numPr>
+          <w:ilvl w:val="0"/>
+          <w:numId w:val="1074"/>
+        </w:numPr>
+      </w:pPr>
+      <w:r>
+        <w:t xml:space="preserve">응답 블록</w:t>
+      </w:r>
+    </w:p>
+    <w:p>
+      <w:pPr>
+        <w:numPr>
+          <w:ilvl w:val="0"/>
+          <w:numId w:val="1000"/>
+        </w:numPr>
+        <w:pStyle w:val="SourceCode"/>
+      </w:pPr>
+      <w:r>
+        <w:rPr>
+          <w:rStyle w:val="KeywordTok"/>
+        </w:rPr>
+        <w:t xml:space="preserve">typedef</w:t>
+      </w:r>
+      <w:r>
+        <w:rPr>
+          <w:rStyle w:val="NormalTok"/>
+        </w:rPr>
+        <w:t xml:space="preserve"> </w:t>
+      </w:r>
+      <w:r>
+        <w:rPr>
+          <w:rStyle w:val="KeywordTok"/>
+        </w:rPr>
+        <w:t xml:space="preserve">struct</w:t>
+      </w:r>
+      <w:r>
+        <w:rPr>
+          <w:rStyle w:val="NormalTok"/>
+        </w:rPr>
+        <w:t xml:space="preserve"> CI_MlDsaSignRsp {</w:t>
+      </w:r>
+      <w:r>
+        <w:br/>
+      </w:r>
+      <w:r>
+        <w:rPr>
+          <w:rStyle w:val="NormalTok"/>
+        </w:rPr>
+        <w:t xml:space="preserve">    </w:t>
+      </w:r>
+      <w:r>
+        <w:rPr>
+          <w:rStyle w:val="DataTypeTok"/>
+        </w:rPr>
+        <w:t xml:space="preserve">uint8_t</w:t>
+      </w:r>
+      <w:r>
+        <w:rPr>
+          <w:rStyle w:val="NormalTok"/>
+        </w:rPr>
+        <w:t xml:space="preserve">  sig[];      </w:t>
+      </w:r>
+      <w:r>
+        <w:rPr>
+          <w:rStyle w:val="CommentTok"/>
+        </w:rPr>
+        <w:t xml:space="preserve">/* param0: ML-DSA 서명 (sig_len) */</w:t>
+      </w:r>
+      <w:r>
+        <w:br/>
+      </w:r>
+      <w:r>
+        <w:rPr>
+          <w:rStyle w:val="NormalTok"/>
+        </w:rPr>
+        <w:t xml:space="preserve">} CI_MlDsaSignRsp;</w:t>
+      </w:r>
+    </w:p>
+    <w:p>
+      <w:pPr>
+        <w:pStyle w:val="Heading4"/>
+      </w:pPr>
+      <w:bookmarkStart w:id="79" w:name="X9b0e1123884e154300609a6715b79398005b637"/>
+      <w:r>
+        <w:t xml:space="preserve">6.5.3. CI_CMD_MLDSA_VERIFY (0x0052)</w:t>
+      </w:r>
+      <w:bookmarkEnd w:id="79"/>
+    </w:p>
+    <w:p>
+      <w:pPr>
+        <w:numPr>
+          <w:ilvl w:val="0"/>
+          <w:numId w:val="1075"/>
+        </w:numPr>
+      </w:pPr>
+      <w:r>
+        <w:t xml:space="preserve">기능</w:t>
+      </w:r>
+      <w:r>
+        <w:t xml:space="preserve"> </w:t>
+      </w:r>
+      <w:r>
+        <w:t xml:space="preserve">ML-DSA 서명을 검증한다.</w:t>
+      </w:r>
+    </w:p>
+    <w:p>
+      <w:pPr>
+        <w:numPr>
+          <w:ilvl w:val="0"/>
+          <w:numId w:val="1075"/>
+        </w:numPr>
+      </w:pPr>
+      <w:r>
+        <w:t xml:space="preserve">관련 호스트 API :</w:t>
+      </w:r>
+      <w:r>
+        <w:t xml:space="preserve"> </w:t>
+      </w:r>
+      <w:r>
+        <w:rPr>
+          <w:rStyle w:val="VerbatimChar"/>
+        </w:rPr>
+        <w:t xml:space="preserve">ncmp_crypto_mldsa_verify</w:t>
+      </w:r>
+    </w:p>
+    <w:p>
+      <w:pPr>
+        <w:numPr>
+          <w:ilvl w:val="0"/>
+          <w:numId w:val="1075"/>
+        </w:numPr>
+      </w:pPr>
+      <w:r>
+        <w:t xml:space="preserve">반환 값</w:t>
+      </w:r>
+    </w:p>
+    <w:p>
+      <w:pPr>
+        <w:numPr>
+          <w:ilvl w:val="1"/>
+          <w:numId w:val="1076"/>
         </w:numPr>
         <w:pStyle w:val="Compact"/>
       </w:pPr>
       <w:r>
+        <w:t xml:space="preserve">CKR_OK</w:t>
+      </w:r>
+    </w:p>
+    <w:p>
+      <w:pPr>
+        <w:numPr>
+          <w:ilvl w:val="1"/>
+          <w:numId w:val="1076"/>
+        </w:numPr>
+        <w:pStyle w:val="Compact"/>
+      </w:pPr>
+      <w:r>
+        <w:t xml:space="preserve">CKR_SIGNATURE_INVALID</w:t>
+      </w:r>
+    </w:p>
+    <w:p>
+      <w:pPr>
+        <w:numPr>
+          <w:ilvl w:val="0"/>
+          <w:numId w:val="1075"/>
+        </w:numPr>
+      </w:pPr>
+      <w:r>
+        <w:t xml:space="preserve">명령 블록</w:t>
+      </w:r>
+    </w:p>
+    <w:p>
+      <w:pPr>
+        <w:numPr>
+          <w:ilvl w:val="0"/>
+          <w:numId w:val="1000"/>
+        </w:numPr>
+        <w:pStyle w:val="SourceCode"/>
+      </w:pPr>
+      <w:r>
+        <w:rPr>
+          <w:rStyle w:val="KeywordTok"/>
+        </w:rPr>
+        <w:t xml:space="preserve">typedef</w:t>
+      </w:r>
+      <w:r>
+        <w:rPr>
+          <w:rStyle w:val="NormalTok"/>
+        </w:rPr>
+        <w:t xml:space="preserve"> </w:t>
+      </w:r>
+      <w:r>
+        <w:rPr>
+          <w:rStyle w:val="KeywordTok"/>
+        </w:rPr>
+        <w:t xml:space="preserve">struct</w:t>
+      </w:r>
+      <w:r>
+        <w:rPr>
+          <w:rStyle w:val="NormalTok"/>
+        </w:rPr>
+        <w:t xml:space="preserve"> CI_MlDsaVerifyReq {</w:t>
+      </w:r>
+      <w:r>
+        <w:br/>
+      </w:r>
+      <w:r>
+        <w:rPr>
+          <w:rStyle w:val="NormalTok"/>
+        </w:rPr>
+        <w:t xml:space="preserve">    </w:t>
+      </w:r>
+      <w:r>
+        <w:rPr>
+          <w:rStyle w:val="DataTypeTok"/>
+        </w:rPr>
+        <w:t xml:space="preserve">uint32_t</w:t>
+      </w:r>
+      <w:r>
+        <w:rPr>
+          <w:rStyle w:val="NormalTok"/>
+        </w:rPr>
+        <w:t xml:space="preserve"> param_set;  </w:t>
+      </w:r>
+      <w:r>
+        <w:rPr>
+          <w:rStyle w:val="CommentTok"/>
+        </w:rPr>
+        <w:t xml:space="preserve">/* param0: 강도 */</w:t>
+      </w:r>
+      <w:r>
+        <w:br/>
+      </w:r>
+      <w:r>
+        <w:rPr>
+          <w:rStyle w:val="NormalTok"/>
+        </w:rPr>
+        <w:t xml:space="preserve">    </w:t>
+      </w:r>
+      <w:r>
+        <w:rPr>
+          <w:rStyle w:val="DataTypeTok"/>
+        </w:rPr>
+        <w:t xml:space="preserve">uint8_t</w:t>
+      </w:r>
+      <w:r>
+        <w:rPr>
+          <w:rStyle w:val="NormalTok"/>
+        </w:rPr>
+        <w:t xml:space="preserve">  pub[];      </w:t>
+      </w:r>
+      <w:r>
+        <w:rPr>
+          <w:rStyle w:val="CommentTok"/>
+        </w:rPr>
+        <w:t xml:space="preserve">/* param1: 공개 키 블롭 */</w:t>
+      </w:r>
+      <w:r>
+        <w:br/>
+      </w:r>
+      <w:r>
+        <w:rPr>
+          <w:rStyle w:val="NormalTok"/>
+        </w:rPr>
+        <w:t xml:space="preserve">    </w:t>
+      </w:r>
+      <w:r>
+        <w:rPr>
+          <w:rStyle w:val="DataTypeTok"/>
+        </w:rPr>
+        <w:t xml:space="preserve">uint8_t</w:t>
+      </w:r>
+      <w:r>
+        <w:rPr>
+          <w:rStyle w:val="NormalTok"/>
+        </w:rPr>
+        <w:t xml:space="preserve">  data[];     </w:t>
+      </w:r>
+      <w:r>
+        <w:rPr>
+          <w:rStyle w:val="CommentTok"/>
+        </w:rPr>
+        <w:t xml:space="preserve">/* param2: 원본 메시지 */</w:t>
+      </w:r>
+      <w:r>
+        <w:br/>
+      </w:r>
+      <w:r>
+        <w:rPr>
+          <w:rStyle w:val="NormalTok"/>
+        </w:rPr>
+        <w:t xml:space="preserve">    </w:t>
+      </w:r>
+      <w:r>
+        <w:rPr>
+          <w:rStyle w:val="DataTypeTok"/>
+        </w:rPr>
+        <w:t xml:space="preserve">uint8_t</w:t>
+      </w:r>
+      <w:r>
+        <w:rPr>
+          <w:rStyle w:val="NormalTok"/>
+        </w:rPr>
+        <w:t xml:space="preserve">  sig[];      </w:t>
+      </w:r>
+      <w:r>
+        <w:rPr>
+          <w:rStyle w:val="CommentTok"/>
+        </w:rPr>
+        <w:t xml:space="preserve">/* param3: 대조할 서명 */</w:t>
+      </w:r>
+      <w:r>
+        <w:br/>
+      </w:r>
+      <w:r>
+        <w:rPr>
+          <w:rStyle w:val="NormalTok"/>
+        </w:rPr>
+        <w:t xml:space="preserve">} CI_MlDsaVerifyReq;</w:t>
+      </w:r>
+    </w:p>
+    <w:p>
+      <w:pPr>
+        <w:numPr>
+          <w:ilvl w:val="0"/>
+          <w:numId w:val="1075"/>
+        </w:numPr>
+      </w:pPr>
+      <w:r>
+        <w:t xml:space="preserve">응답 블록</w:t>
+      </w:r>
+    </w:p>
+    <w:p>
+      <w:pPr>
+        <w:numPr>
+          <w:ilvl w:val="0"/>
+          <w:numId w:val="1000"/>
+        </w:numPr>
+        <w:pStyle w:val="SourceCode"/>
+      </w:pPr>
+      <w:r>
+        <w:rPr>
+          <w:rStyle w:val="KeywordTok"/>
+        </w:rPr>
+        <w:t xml:space="preserve">typedef</w:t>
+      </w:r>
+      <w:r>
+        <w:rPr>
+          <w:rStyle w:val="NormalTok"/>
+        </w:rPr>
+        <w:t xml:space="preserve"> </w:t>
+      </w:r>
+      <w:r>
+        <w:rPr>
+          <w:rStyle w:val="KeywordTok"/>
+        </w:rPr>
+        <w:t xml:space="preserve">struct</w:t>
+      </w:r>
+      <w:r>
+        <w:rPr>
+          <w:rStyle w:val="NormalTok"/>
+        </w:rPr>
+        <w:t xml:space="preserve"> CI_MlDsaVerifyRsp { </w:t>
+      </w:r>
+      <w:r>
+        <w:rPr>
+          <w:rStyle w:val="CommentTok"/>
+        </w:rPr>
+        <w:t xml:space="preserve">/* 없음 */</w:t>
+      </w:r>
+      <w:r>
+        <w:rPr>
+          <w:rStyle w:val="NormalTok"/>
+        </w:rPr>
+        <w:t xml:space="preserve"> } CI_MlDsaVerifyRsp;</w:t>
+      </w:r>
+    </w:p>
+    <w:p>
+      <w:pPr>
+        <w:pStyle w:val="Heading4"/>
+      </w:pPr>
+      <w:bookmarkStart w:id="80" w:name="X353df2155334e4e551c42262768c1cce1eb14b9"/>
+      <w:r>
+        <w:t xml:space="preserve">6.5.4. CI_CMD_MLKEM_KEYGEN (0x0053)</w:t>
+      </w:r>
+      <w:bookmarkEnd w:id="80"/>
+    </w:p>
+    <w:p>
+      <w:pPr>
+        <w:numPr>
+          <w:ilvl w:val="0"/>
+          <w:numId w:val="1077"/>
+        </w:numPr>
+      </w:pPr>
+      <w:r>
         <w:t xml:space="preserve">기능</w:t>
       </w:r>
       <w:r>
         <w:t xml:space="preserve"> </w:t>
       </w:r>
       <w:r>
-        <w:t xml:space="preserve">ML-DSA 키 쌍을 생성한다.</w:t>
-      </w:r>
-    </w:p>
-    <w:p>
-      <w:pPr>
-        <w:numPr>
-          <w:ilvl w:val="0"/>
-          <w:numId w:val="1067"/>
-        </w:numPr>
-        <w:pStyle w:val="Compact"/>
+        <w:t xml:space="preserve">ML-KEM 키 쌍을 생성한다.</w:t>
+      </w:r>
+    </w:p>
+    <w:p>
+      <w:pPr>
+        <w:numPr>
+          <w:ilvl w:val="0"/>
+          <w:numId w:val="1077"/>
+        </w:numPr>
       </w:pPr>
       <w:r>
         <w:t xml:space="preserve">관련 호스트 API :</w:t>
@@ -17965,16 +19614,15 @@
         <w:rPr>
           <w:rStyle w:val="VerbatimChar"/>
         </w:rPr>
-        <w:t xml:space="preserve">ncmp_crypto_mldsa_keygen</w:t>
-      </w:r>
-    </w:p>
-    <w:p>
-      <w:pPr>
-        <w:numPr>
-          <w:ilvl w:val="0"/>
-          <w:numId w:val="1067"/>
-        </w:numPr>
-        <w:pStyle w:val="Compact"/>
+        <w:t xml:space="preserve">ncmp_crypto_mlkem_keygen</w:t>
+      </w:r>
+    </w:p>
+    <w:p>
+      <w:pPr>
+        <w:numPr>
+          <w:ilvl w:val="0"/>
+          <w:numId w:val="1077"/>
+        </w:numPr>
       </w:pPr>
       <w:r>
         <w:t xml:space="preserve">명령 블록</w:t>
@@ -18010,7 +19658,7 @@
         <w:rPr>
           <w:rStyle w:val="NormalTok"/>
         </w:rPr>
-        <w:t xml:space="preserve"> CI_MlDsaKeygenReq {</w:t>
+        <w:t xml:space="preserve"> CI_MlKemKeygenReq {</w:t>
       </w:r>
       <w:r>
         <w:br/>
@@ -18037,7 +19685,7 @@
         <w:rPr>
           <w:rStyle w:val="CommentTok"/>
         </w:rPr>
-        <w:t xml:space="preserve">/* param0: CKP_ML_DSA_* (강도) */</w:t>
+        <w:t xml:space="preserve">/* param0: CKP_ML_KEM_* (강도) */</w:t>
       </w:r>
       <w:r>
         <w:br/>
@@ -18064,7 +19712,7 @@
         <w:rPr>
           <w:rStyle w:val="CommentTok"/>
         </w:rPr>
-        <w:t xml:space="preserve">/* param1: 생성할 공개 블롭 길이 */</w:t>
+        <w:t xml:space="preserve">/* param1: 공개 블롭 길이(pk_len) */</w:t>
       </w:r>
       <w:r>
         <w:br/>
@@ -18091,7 +19739,7 @@
         <w:rPr>
           <w:rStyle w:val="CommentTok"/>
         </w:rPr>
-        <w:t xml:space="preserve">/* param2: 생성할 개인 블롭 길이 (&gt; pub_len) */</w:t>
+        <w:t xml:space="preserve">/* param2: 개인 블롭 길이(sk_len, &gt; pub_len) */</w:t>
       </w:r>
       <w:r>
         <w:br/>
@@ -18100,16 +19748,15 @@
         <w:rPr>
           <w:rStyle w:val="NormalTok"/>
         </w:rPr>
-        <w:t xml:space="preserve">} CI_MlDsaKeygenReq;</w:t>
-      </w:r>
-    </w:p>
-    <w:p>
-      <w:pPr>
-        <w:numPr>
-          <w:ilvl w:val="0"/>
-          <w:numId w:val="1067"/>
-        </w:numPr>
-        <w:pStyle w:val="Compact"/>
+        <w:t xml:space="preserve">} CI_MlKemKeygenReq;</w:t>
+      </w:r>
+    </w:p>
+    <w:p>
+      <w:pPr>
+        <w:numPr>
+          <w:ilvl w:val="0"/>
+          <w:numId w:val="1077"/>
+        </w:numPr>
       </w:pPr>
       <w:r>
         <w:t xml:space="preserve">응답 블록</w:t>
@@ -18145,7 +19792,7 @@
         <w:rPr>
           <w:rStyle w:val="NormalTok"/>
         </w:rPr>
-        <w:t xml:space="preserve"> CI_MlDsaKeygenRsp {</w:t>
+        <w:t xml:space="preserve"> CI_MlKemKeygenRsp {</w:t>
       </w:r>
       <w:r>
         <w:br/>
@@ -18172,7 +19819,7 @@
         <w:rPr>
           <w:rStyle w:val="CommentTok"/>
         </w:rPr>
-        <w:t xml:space="preserve">/* param0: 공개 키 블롭 (pub_len) */</w:t>
+        <w:t xml:space="preserve">/* param0: 공개 키 블롭 */</w:t>
       </w:r>
       <w:r>
         <w:br/>
@@ -18199,7 +19846,7 @@
         <w:rPr>
           <w:rStyle w:val="CommentTok"/>
         </w:rPr>
-        <w:t xml:space="preserve">/* param1: 개인 키 블롭 (priv_len, 앞 pub_len은 pub과 동일) */</w:t>
+        <w:t xml:space="preserve">/* param1: 개인 키 블롭 (앞 pub_len은 pub과 동일) */</w:t>
       </w:r>
       <w:r>
         <w:br/>
@@ -18208,26 +19855,25 @@
         <w:rPr>
           <w:rStyle w:val="NormalTok"/>
         </w:rPr>
-        <w:t xml:space="preserve">} CI_MlDsaKeygenRsp;</w:t>
+        <w:t xml:space="preserve">} CI_MlKemKeygenRsp;</w:t>
       </w:r>
     </w:p>
     <w:p>
       <w:pPr>
         <w:pStyle w:val="Heading4"/>
       </w:pPr>
-      <w:bookmarkStart w:id="74" w:name="Xb3c406c1e8c5af1299ced511e5b70c4d21cab0a"/>
-      <w:r>
-        <w:t xml:space="preserve">6.5.2. CI_CMD_MLDSA_SIGN (0x0051)</w:t>
-      </w:r>
-      <w:bookmarkEnd w:id="74"/>
-    </w:p>
-    <w:p>
-      <w:pPr>
-        <w:numPr>
-          <w:ilvl w:val="0"/>
-          <w:numId w:val="1068"/>
-        </w:numPr>
-        <w:pStyle w:val="Compact"/>
+      <w:bookmarkStart w:id="81" w:name="Xa62df78bde6eb608d694ef6a9a79ae318724b1b"/>
+      <w:r>
+        <w:t xml:space="preserve">6.5.5. CI_CMD_MLKEM_ENCAPS (0x0054)</w:t>
+      </w:r>
+      <w:bookmarkEnd w:id="81"/>
+    </w:p>
+    <w:p>
+      <w:pPr>
+        <w:numPr>
+          <w:ilvl w:val="0"/>
+          <w:numId w:val="1078"/>
+        </w:numPr>
       </w:pPr>
       <w:r>
         <w:t xml:space="preserve">기능</w:t>
@@ -18236,16 +19882,15 @@
         <w:t xml:space="preserve"> </w:t>
       </w:r>
       <w:r>
-        <w:t xml:space="preserve">ML-DSA 서명을 생성한다.</w:t>
-      </w:r>
-    </w:p>
-    <w:p>
-      <w:pPr>
-        <w:numPr>
-          <w:ilvl w:val="0"/>
-          <w:numId w:val="1068"/>
-        </w:numPr>
-        <w:pStyle w:val="Compact"/>
+        <w:t xml:space="preserve">ML-KEM 캡슐화를 수행한다.</w:t>
+      </w:r>
+    </w:p>
+    <w:p>
+      <w:pPr>
+        <w:numPr>
+          <w:ilvl w:val="0"/>
+          <w:numId w:val="1078"/>
+        </w:numPr>
       </w:pPr>
       <w:r>
         <w:t xml:space="preserve">관련 호스트 API :</w:t>
@@ -18257,16 +19902,15 @@
         <w:rPr>
           <w:rStyle w:val="VerbatimChar"/>
         </w:rPr>
-        <w:t xml:space="preserve">ncmp_crypto_mldsa_sign</w:t>
-      </w:r>
-    </w:p>
-    <w:p>
-      <w:pPr>
-        <w:numPr>
-          <w:ilvl w:val="0"/>
-          <w:numId w:val="1068"/>
-        </w:numPr>
-        <w:pStyle w:val="Compact"/>
+        <w:t xml:space="preserve">ncmp_crypto_mlkem_encaps</w:t>
+      </w:r>
+    </w:p>
+    <w:p>
+      <w:pPr>
+        <w:numPr>
+          <w:ilvl w:val="0"/>
+          <w:numId w:val="1078"/>
+        </w:numPr>
       </w:pPr>
       <w:r>
         <w:t xml:space="preserve">명령 블록</w:t>
@@ -18302,7 +19946,7 @@
         <w:rPr>
           <w:rStyle w:val="NormalTok"/>
         </w:rPr>
-        <w:t xml:space="preserve"> CI_MlDsaSignReq {</w:t>
+        <w:t xml:space="preserve"> CI_MlKemEncapsReq {</w:t>
       </w:r>
       <w:r>
         <w:br/>
@@ -18350,13 +19994,328 @@
         <w:rPr>
           <w:rStyle w:val="NormalTok"/>
         </w:rPr>
+        <w:t xml:space="preserve"> ct_len;     </w:t>
+      </w:r>
+      <w:r>
+        <w:rPr>
+          <w:rStyle w:val="CommentTok"/>
+        </w:rPr>
+        <w:t xml:space="preserve">/* param1: 생성할 암호문 길이 */</w:t>
+      </w:r>
+      <w:r>
+        <w:br/>
+      </w:r>
+      <w:r>
+        <w:rPr>
+          <w:rStyle w:val="NormalTok"/>
+        </w:rPr>
+        <w:t xml:space="preserve">    </w:t>
+      </w:r>
+      <w:r>
+        <w:rPr>
+          <w:rStyle w:val="DataTypeTok"/>
+        </w:rPr>
+        <w:t xml:space="preserve">uint32_t</w:t>
+      </w:r>
+      <w:r>
+        <w:rPr>
+          <w:rStyle w:val="NormalTok"/>
+        </w:rPr>
+        <w:t xml:space="preserve"> ss_len;     </w:t>
+      </w:r>
+      <w:r>
+        <w:rPr>
+          <w:rStyle w:val="CommentTok"/>
+        </w:rPr>
+        <w:t xml:space="preserve">/* param2: 공유 비밀 길이 (ML-KEM은 32) */</w:t>
+      </w:r>
+      <w:r>
+        <w:br/>
+      </w:r>
+      <w:r>
+        <w:rPr>
+          <w:rStyle w:val="NormalTok"/>
+        </w:rPr>
+        <w:t xml:space="preserve">    </w:t>
+      </w:r>
+      <w:r>
+        <w:rPr>
+          <w:rStyle w:val="DataTypeTok"/>
+        </w:rPr>
+        <w:t xml:space="preserve">uint8_t</w:t>
+      </w:r>
+      <w:r>
+        <w:rPr>
+          <w:rStyle w:val="NormalTok"/>
+        </w:rPr>
+        <w:t xml:space="preserve">  pub[];      </w:t>
+      </w:r>
+      <w:r>
+        <w:rPr>
+          <w:rStyle w:val="CommentTok"/>
+        </w:rPr>
+        <w:t xml:space="preserve">/* param3: 상대 공개 키 블롭 */</w:t>
+      </w:r>
+      <w:r>
+        <w:br/>
+      </w:r>
+      <w:r>
+        <w:rPr>
+          <w:rStyle w:val="NormalTok"/>
+        </w:rPr>
+        <w:t xml:space="preserve">} CI_MlKemEncapsReq;</w:t>
+      </w:r>
+    </w:p>
+    <w:p>
+      <w:pPr>
+        <w:numPr>
+          <w:ilvl w:val="0"/>
+          <w:numId w:val="1078"/>
+        </w:numPr>
+      </w:pPr>
+      <w:r>
+        <w:t xml:space="preserve">응답 블록</w:t>
+      </w:r>
+    </w:p>
+    <w:p>
+      <w:pPr>
+        <w:numPr>
+          <w:ilvl w:val="0"/>
+          <w:numId w:val="1000"/>
+        </w:numPr>
+        <w:pStyle w:val="SourceCode"/>
+      </w:pPr>
+      <w:r>
+        <w:rPr>
+          <w:rStyle w:val="KeywordTok"/>
+        </w:rPr>
+        <w:t xml:space="preserve">typedef</w:t>
+      </w:r>
+      <w:r>
+        <w:rPr>
+          <w:rStyle w:val="NormalTok"/>
+        </w:rPr>
+        <w:t xml:space="preserve"> </w:t>
+      </w:r>
+      <w:r>
+        <w:rPr>
+          <w:rStyle w:val="KeywordTok"/>
+        </w:rPr>
+        <w:t xml:space="preserve">struct</w:t>
+      </w:r>
+      <w:r>
+        <w:rPr>
+          <w:rStyle w:val="NormalTok"/>
+        </w:rPr>
+        <w:t xml:space="preserve"> CI_MlKemEncapsRsp {</w:t>
+      </w:r>
+      <w:r>
+        <w:br/>
+      </w:r>
+      <w:r>
+        <w:rPr>
+          <w:rStyle w:val="NormalTok"/>
+        </w:rPr>
+        <w:t xml:space="preserve">    </w:t>
+      </w:r>
+      <w:r>
+        <w:rPr>
+          <w:rStyle w:val="DataTypeTok"/>
+        </w:rPr>
+        <w:t xml:space="preserve">uint8_t</w:t>
+      </w:r>
+      <w:r>
+        <w:rPr>
+          <w:rStyle w:val="NormalTok"/>
+        </w:rPr>
+        <w:t xml:space="preserve">  ct[];       </w:t>
+      </w:r>
+      <w:r>
+        <w:rPr>
+          <w:rStyle w:val="CommentTok"/>
+        </w:rPr>
+        <w:t xml:space="preserve">/* param0: 암호문(캡슐) (ct_len) */</w:t>
+      </w:r>
+      <w:r>
+        <w:br/>
+      </w:r>
+      <w:r>
+        <w:rPr>
+          <w:rStyle w:val="NormalTok"/>
+        </w:rPr>
+        <w:t xml:space="preserve">    </w:t>
+      </w:r>
+      <w:r>
+        <w:rPr>
+          <w:rStyle w:val="DataTypeTok"/>
+        </w:rPr>
+        <w:t xml:space="preserve">uint8_t</w:t>
+      </w:r>
+      <w:r>
+        <w:rPr>
+          <w:rStyle w:val="NormalTok"/>
+        </w:rPr>
+        <w:t xml:space="preserve">  ss[];       </w:t>
+      </w:r>
+      <w:r>
+        <w:rPr>
+          <w:rStyle w:val="CommentTok"/>
+        </w:rPr>
+        <w:t xml:space="preserve">/* param1: 공유 비밀 (ss_len) */</w:t>
+      </w:r>
+      <w:r>
+        <w:br/>
+      </w:r>
+      <w:r>
+        <w:rPr>
+          <w:rStyle w:val="NormalTok"/>
+        </w:rPr>
+        <w:t xml:space="preserve">} CI_MlKemEncapsRsp;</w:t>
+      </w:r>
+    </w:p>
+    <w:p>
+      <w:pPr>
+        <w:pStyle w:val="Heading4"/>
+      </w:pPr>
+      <w:bookmarkStart w:id="82" w:name="Xb8c1babe584cbc997e6895f96b4941e5cc00851"/>
+      <w:r>
+        <w:t xml:space="preserve">6.5.6. CI_CMD_MLKEM_DECAPS (0x0055)</w:t>
+      </w:r>
+      <w:bookmarkEnd w:id="82"/>
+    </w:p>
+    <w:p>
+      <w:pPr>
+        <w:numPr>
+          <w:ilvl w:val="0"/>
+          <w:numId w:val="1079"/>
+        </w:numPr>
+      </w:pPr>
+      <w:r>
+        <w:t xml:space="preserve">기능</w:t>
+      </w:r>
+      <w:r>
+        <w:t xml:space="preserve"> </w:t>
+      </w:r>
+      <w:r>
+        <w:t xml:space="preserve">ML-KEM 역캡슐화를 수행하여 공유 비밀을 복원한다.</w:t>
+      </w:r>
+    </w:p>
+    <w:p>
+      <w:pPr>
+        <w:numPr>
+          <w:ilvl w:val="0"/>
+          <w:numId w:val="1079"/>
+        </w:numPr>
+      </w:pPr>
+      <w:r>
+        <w:t xml:space="preserve">관련 호스트 API :</w:t>
+      </w:r>
+      <w:r>
+        <w:t xml:space="preserve"> </w:t>
+      </w:r>
+      <w:r>
+        <w:rPr>
+          <w:rStyle w:val="VerbatimChar"/>
+        </w:rPr>
+        <w:t xml:space="preserve">ncmp_crypto_mlkem_decaps</w:t>
+      </w:r>
+    </w:p>
+    <w:p>
+      <w:pPr>
+        <w:numPr>
+          <w:ilvl w:val="0"/>
+          <w:numId w:val="1079"/>
+        </w:numPr>
+      </w:pPr>
+      <w:r>
+        <w:t xml:space="preserve">명령 블록</w:t>
+      </w:r>
+    </w:p>
+    <w:p>
+      <w:pPr>
+        <w:numPr>
+          <w:ilvl w:val="0"/>
+          <w:numId w:val="1000"/>
+        </w:numPr>
+        <w:pStyle w:val="SourceCode"/>
+      </w:pPr>
+      <w:r>
+        <w:rPr>
+          <w:rStyle w:val="KeywordTok"/>
+        </w:rPr>
+        <w:t xml:space="preserve">typedef</w:t>
+      </w:r>
+      <w:r>
+        <w:rPr>
+          <w:rStyle w:val="NormalTok"/>
+        </w:rPr>
+        <w:t xml:space="preserve"> </w:t>
+      </w:r>
+      <w:r>
+        <w:rPr>
+          <w:rStyle w:val="KeywordTok"/>
+        </w:rPr>
+        <w:t xml:space="preserve">struct</w:t>
+      </w:r>
+      <w:r>
+        <w:rPr>
+          <w:rStyle w:val="NormalTok"/>
+        </w:rPr>
+        <w:t xml:space="preserve"> CI_MlKemDecapsReq {</w:t>
+      </w:r>
+      <w:r>
+        <w:br/>
+      </w:r>
+      <w:r>
+        <w:rPr>
+          <w:rStyle w:val="NormalTok"/>
+        </w:rPr>
+        <w:t xml:space="preserve">    </w:t>
+      </w:r>
+      <w:r>
+        <w:rPr>
+          <w:rStyle w:val="DataTypeTok"/>
+        </w:rPr>
+        <w:t xml:space="preserve">uint32_t</w:t>
+      </w:r>
+      <w:r>
+        <w:rPr>
+          <w:rStyle w:val="NormalTok"/>
+        </w:rPr>
+        <w:t xml:space="preserve"> param_set;  </w:t>
+      </w:r>
+      <w:r>
+        <w:rPr>
+          <w:rStyle w:val="CommentTok"/>
+        </w:rPr>
+        <w:t xml:space="preserve">/* param0: 강도 */</w:t>
+      </w:r>
+      <w:r>
+        <w:br/>
+      </w:r>
+      <w:r>
+        <w:rPr>
+          <w:rStyle w:val="NormalTok"/>
+        </w:rPr>
+        <w:t xml:space="preserve">    </w:t>
+      </w:r>
+      <w:r>
+        <w:rPr>
+          <w:rStyle w:val="DataTypeTok"/>
+        </w:rPr>
+        <w:t xml:space="preserve">uint32_t</w:t>
+      </w:r>
+      <w:r>
+        <w:rPr>
+          <w:rStyle w:val="NormalTok"/>
+        </w:rPr>
         <w:t xml:space="preserve"> pub_len;    </w:t>
       </w:r>
       <w:r>
         <w:rPr>
           <w:rStyle w:val="CommentTok"/>
         </w:rPr>
-        <w:t xml:space="preserve">/* param1: 개인 블롭 내 공개 접두어 길이(폴딩 기준) */</w:t>
+        <w:t xml:space="preserve">/* param1: 개인 블롭 내 공개 접두어 길이 */</w:t>
       </w:r>
       <w:r>
         <w:br/>
@@ -18377,13 +20336,13 @@
         <w:rPr>
           <w:rStyle w:val="NormalTok"/>
         </w:rPr>
-        <w:t xml:space="preserve"> sig_len;    </w:t>
+        <w:t xml:space="preserve"> ss_len;     </w:t>
       </w:r>
       <w:r>
         <w:rPr>
           <w:rStyle w:val="CommentTok"/>
         </w:rPr>
-        <w:t xml:space="preserve">/* param2: 생성할 서명 길이 */</w:t>
+        <w:t xml:space="preserve">/* param2: 공유 비밀 길이 */</w:t>
       </w:r>
       <w:r>
         <w:br/>
@@ -18410,7 +20369,7 @@
         <w:rPr>
           <w:rStyle w:val="CommentTok"/>
         </w:rPr>
-        <w:t xml:space="preserve">/* param3: 개인 키 블롭 */</w:t>
+        <w:t xml:space="preserve">/* param3: 자신의 개인 키 블롭 */</w:t>
       </w:r>
       <w:r>
         <w:br/>
@@ -18431,13 +20390,13 @@
         <w:rPr>
           <w:rStyle w:val="NormalTok"/>
         </w:rPr>
-        <w:t xml:space="preserve">  data[];     </w:t>
+        <w:t xml:space="preserve">  ct[];       </w:t>
       </w:r>
       <w:r>
         <w:rPr>
           <w:rStyle w:val="CommentTok"/>
         </w:rPr>
-        <w:t xml:space="preserve">/* param4: 서명 대상 메시지 */</w:t>
+        <w:t xml:space="preserve">/* param4: 캡슐화된 암호문 */</w:t>
       </w:r>
       <w:r>
         <w:br/>
@@ -18446,16 +20405,15 @@
         <w:rPr>
           <w:rStyle w:val="NormalTok"/>
         </w:rPr>
-        <w:t xml:space="preserve">} CI_MlDsaSignReq;</w:t>
-      </w:r>
-    </w:p>
-    <w:p>
-      <w:pPr>
-        <w:numPr>
-          <w:ilvl w:val="0"/>
-          <w:numId w:val="1068"/>
-        </w:numPr>
-        <w:pStyle w:val="Compact"/>
+        <w:t xml:space="preserve">} CI_MlKemDecapsReq;</w:t>
+      </w:r>
+    </w:p>
+    <w:p>
+      <w:pPr>
+        <w:numPr>
+          <w:ilvl w:val="0"/>
+          <w:numId w:val="1079"/>
+        </w:numPr>
       </w:pPr>
       <w:r>
         <w:t xml:space="preserve">응답 블록</w:t>
@@ -18491,7 +20449,7 @@
         <w:rPr>
           <w:rStyle w:val="NormalTok"/>
         </w:rPr>
-        <w:t xml:space="preserve"> CI_MlDsaSignRsp {</w:t>
+        <w:t xml:space="preserve"> CI_MlKemDecapsRsp {</w:t>
       </w:r>
       <w:r>
         <w:br/>
@@ -18512,13 +20470,13 @@
         <w:rPr>
           <w:rStyle w:val="NormalTok"/>
         </w:rPr>
-        <w:t xml:space="preserve">  sig[];      </w:t>
+        <w:t xml:space="preserve">  ss[];       </w:t>
       </w:r>
       <w:r>
         <w:rPr>
           <w:rStyle w:val="CommentTok"/>
         </w:rPr>
-        <w:t xml:space="preserve">/* param0: ML-DSA 서명 (sig_len) */</w:t>
+        <w:t xml:space="preserve">/* param0: 복원된 공유 비밀 (encaps 결과와 동일) */</w:t>
       </w:r>
       <w:r>
         <w:br/>
@@ -18527,26 +20485,67 @@
         <w:rPr>
           <w:rStyle w:val="NormalTok"/>
         </w:rPr>
-        <w:t xml:space="preserve">} CI_MlDsaSignRsp;</w:t>
+        <w:t xml:space="preserve">} CI_MlKemDecapsRsp;</w:t>
+      </w:r>
+    </w:p>
+    <w:p>
+      <w:pPr>
+        <w:pStyle w:val="Heading3"/>
+      </w:pPr>
+      <w:bookmarkStart w:id="83" w:name="X162760d79e8e0550535fb9ee8374eaf996abc79"/>
+      <w:r>
+        <w:t xml:space="preserve">6.6. 벤더 정의 기능 블록 (datapath / 디바이스 상태)</w:t>
+      </w:r>
+      <w:bookmarkEnd w:id="83"/>
+    </w:p>
+    <w:p>
+      <w:pPr>
+        <w:pStyle w:val="FirstParagraph"/>
+      </w:pPr>
+      <w:r>
+        <w:t xml:space="preserve">벤더 스크래치 RAM 크기는</w:t>
+      </w:r>
+      <w:r>
+        <w:t xml:space="preserve"> </w:t>
+      </w:r>
+      <w:r>
+        <w:rPr>
+          <w:rStyle w:val="VerbatimChar"/>
+        </w:rPr>
+        <w:t xml:space="preserve">NCMP_VD_MEM_SIZE</w:t>
+      </w:r>
+      <w:r>
+        <w:t xml:space="preserve">(4 KB)이다. 에코/loopback은 전용 opcode 없이</w:t>
+      </w:r>
+      <w:r>
+        <w:t xml:space="preserve"> </w:t>
+      </w:r>
+      <w:r>
+        <w:rPr>
+          <w:rStyle w:val="VerbatimChar"/>
+        </w:rPr>
+        <w:t xml:space="preserve">CI_CMD_NOP</w:t>
+      </w:r>
+      <w:r>
+        <w:t xml:space="preserve">(0x0000)로 처리한다.</w:t>
       </w:r>
     </w:p>
     <w:p>
       <w:pPr>
         <w:pStyle w:val="Heading4"/>
       </w:pPr>
-      <w:bookmarkStart w:id="75" w:name="X9b0e1123884e154300609a6715b79398005b637"/>
-      <w:r>
-        <w:t xml:space="preserve">6.5.3. CI_CMD_MLDSA_VERIFY (0x0052)</w:t>
-      </w:r>
-      <w:bookmarkEnd w:id="75"/>
-    </w:p>
-    <w:p>
-      <w:pPr>
-        <w:numPr>
-          <w:ilvl w:val="0"/>
-          <w:numId w:val="1069"/>
-        </w:numPr>
-        <w:pStyle w:val="Compact"/>
+      <w:bookmarkStart w:id="84" w:name="X9cc6a572088ea13e3a4c9e8fe86bfc6ef65a840"/>
+      <w:r>
+        <w:t xml:space="preserve">6.6.1. CI_CMD_VD_MEM_WRITE (0x0101)</w:t>
+      </w:r>
+      <w:bookmarkEnd w:id="84"/>
+    </w:p>
+    <w:p>
+      <w:pPr>
+        <w:numPr>
+          <w:ilvl w:val="0"/>
+          <w:numId w:val="1080"/>
+        </w:numPr>
       </w:pPr>
       <w:r>
         <w:t xml:space="preserve">기능</w:t>
@@ -18555,16 +20554,1448 @@
         <w:t xml:space="preserve"> </w:t>
       </w:r>
       <w:r>
-        <w:t xml:space="preserve">ML-DSA 서명을 검증한다.</w:t>
-      </w:r>
-    </w:p>
-    <w:p>
-      <w:pPr>
-        <w:numPr>
-          <w:ilvl w:val="0"/>
-          <w:numId w:val="1069"/>
-        </w:numPr>
-        <w:pStyle w:val="Compact"/>
+        <w:t xml:space="preserve">스크래치 RAM에 데이터를 기록한다.</w:t>
+      </w:r>
+    </w:p>
+    <w:p>
+      <w:pPr>
+        <w:numPr>
+          <w:ilvl w:val="0"/>
+          <w:numId w:val="1080"/>
+        </w:numPr>
+      </w:pPr>
+      <w:r>
+        <w:t xml:space="preserve">반환 값 : CKR_OK, CKR_DEVICE_MEMORY</w:t>
+      </w:r>
+    </w:p>
+    <w:p>
+      <w:pPr>
+        <w:numPr>
+          <w:ilvl w:val="0"/>
+          <w:numId w:val="1080"/>
+        </w:numPr>
+      </w:pPr>
+      <w:r>
+        <w:t xml:space="preserve">명령 블록</w:t>
+      </w:r>
+    </w:p>
+    <w:p>
+      <w:pPr>
+        <w:numPr>
+          <w:ilvl w:val="0"/>
+          <w:numId w:val="1000"/>
+        </w:numPr>
+        <w:pStyle w:val="SourceCode"/>
+      </w:pPr>
+      <w:r>
+        <w:rPr>
+          <w:rStyle w:val="KeywordTok"/>
+        </w:rPr>
+        <w:t xml:space="preserve">typedef</w:t>
+      </w:r>
+      <w:r>
+        <w:rPr>
+          <w:rStyle w:val="NormalTok"/>
+        </w:rPr>
+        <w:t xml:space="preserve"> </w:t>
+      </w:r>
+      <w:r>
+        <w:rPr>
+          <w:rStyle w:val="KeywordTok"/>
+        </w:rPr>
+        <w:t xml:space="preserve">struct</w:t>
+      </w:r>
+      <w:r>
+        <w:rPr>
+          <w:rStyle w:val="NormalTok"/>
+        </w:rPr>
+        <w:t xml:space="preserve"> CI_VdMemWriteReq {</w:t>
+      </w:r>
+      <w:r>
+        <w:br/>
+      </w:r>
+      <w:r>
+        <w:rPr>
+          <w:rStyle w:val="NormalTok"/>
+        </w:rPr>
+        <w:t xml:space="preserve">    </w:t>
+      </w:r>
+      <w:r>
+        <w:rPr>
+          <w:rStyle w:val="DataTypeTok"/>
+        </w:rPr>
+        <w:t xml:space="preserve">uint32_t</w:t>
+      </w:r>
+      <w:r>
+        <w:rPr>
+          <w:rStyle w:val="NormalTok"/>
+        </w:rPr>
+        <w:t xml:space="preserve"> addr;    </w:t>
+      </w:r>
+      <w:r>
+        <w:rPr>
+          <w:rStyle w:val="CommentTok"/>
+        </w:rPr>
+        <w:t xml:space="preserve">/* param0: 스크래치 RAM 오프셋 */</w:t>
+      </w:r>
+      <w:r>
+        <w:br/>
+      </w:r>
+      <w:r>
+        <w:rPr>
+          <w:rStyle w:val="NormalTok"/>
+        </w:rPr>
+        <w:t xml:space="preserve">    </w:t>
+      </w:r>
+      <w:r>
+        <w:rPr>
+          <w:rStyle w:val="DataTypeTok"/>
+        </w:rPr>
+        <w:t xml:space="preserve">uint8_t</w:t>
+      </w:r>
+      <w:r>
+        <w:rPr>
+          <w:rStyle w:val="NormalTok"/>
+        </w:rPr>
+        <w:t xml:space="preserve">  bytes[]; </w:t>
+      </w:r>
+      <w:r>
+        <w:rPr>
+          <w:rStyle w:val="CommentTok"/>
+        </w:rPr>
+        <w:t xml:space="preserve">/* param1: 기록할 데이터 (addr+len ≤ 4 KB) */</w:t>
+      </w:r>
+      <w:r>
+        <w:br/>
+      </w:r>
+      <w:r>
+        <w:rPr>
+          <w:rStyle w:val="NormalTok"/>
+        </w:rPr>
+        <w:t xml:space="preserve">} CI_VdMemWriteReq;</w:t>
+      </w:r>
+    </w:p>
+    <w:p>
+      <w:pPr>
+        <w:numPr>
+          <w:ilvl w:val="0"/>
+          <w:numId w:val="1080"/>
+        </w:numPr>
+      </w:pPr>
+      <w:r>
+        <w:t xml:space="preserve">응답 블록</w:t>
+      </w:r>
+    </w:p>
+    <w:p>
+      <w:pPr>
+        <w:numPr>
+          <w:ilvl w:val="0"/>
+          <w:numId w:val="1000"/>
+        </w:numPr>
+        <w:pStyle w:val="SourceCode"/>
+      </w:pPr>
+      <w:r>
+        <w:rPr>
+          <w:rStyle w:val="KeywordTok"/>
+        </w:rPr>
+        <w:t xml:space="preserve">typedef</w:t>
+      </w:r>
+      <w:r>
+        <w:rPr>
+          <w:rStyle w:val="NormalTok"/>
+        </w:rPr>
+        <w:t xml:space="preserve"> </w:t>
+      </w:r>
+      <w:r>
+        <w:rPr>
+          <w:rStyle w:val="KeywordTok"/>
+        </w:rPr>
+        <w:t xml:space="preserve">struct</w:t>
+      </w:r>
+      <w:r>
+        <w:rPr>
+          <w:rStyle w:val="NormalTok"/>
+        </w:rPr>
+        <w:t xml:space="preserve"> CI_VdMemWriteRsp { </w:t>
+      </w:r>
+      <w:r>
+        <w:rPr>
+          <w:rStyle w:val="CommentTok"/>
+        </w:rPr>
+        <w:t xml:space="preserve">/* 없음 */</w:t>
+      </w:r>
+      <w:r>
+        <w:rPr>
+          <w:rStyle w:val="NormalTok"/>
+        </w:rPr>
+        <w:t xml:space="preserve"> } CI_VdMemWriteRsp;</w:t>
+      </w:r>
+    </w:p>
+    <w:p>
+      <w:pPr>
+        <w:pStyle w:val="Heading4"/>
+      </w:pPr>
+      <w:bookmarkStart w:id="85" w:name="Xe76c07300a888a79f7dc2e420319d08e3e114fd"/>
+      <w:r>
+        <w:t xml:space="preserve">6.6.2. CI_CMD_VD_MEM_READ (0x0102)</w:t>
+      </w:r>
+      <w:bookmarkEnd w:id="85"/>
+    </w:p>
+    <w:p>
+      <w:pPr>
+        <w:numPr>
+          <w:ilvl w:val="0"/>
+          <w:numId w:val="1081"/>
+        </w:numPr>
+      </w:pPr>
+      <w:r>
+        <w:t xml:space="preserve">기능</w:t>
+      </w:r>
+      <w:r>
+        <w:t xml:space="preserve"> </w:t>
+      </w:r>
+      <w:r>
+        <w:t xml:space="preserve">스크래치 RAM에서 데이터를 읽는다.</w:t>
+      </w:r>
+    </w:p>
+    <w:p>
+      <w:pPr>
+        <w:numPr>
+          <w:ilvl w:val="0"/>
+          <w:numId w:val="1081"/>
+        </w:numPr>
+      </w:pPr>
+      <w:r>
+        <w:t xml:space="preserve">명령 블록</w:t>
+      </w:r>
+    </w:p>
+    <w:p>
+      <w:pPr>
+        <w:numPr>
+          <w:ilvl w:val="0"/>
+          <w:numId w:val="1000"/>
+        </w:numPr>
+        <w:pStyle w:val="SourceCode"/>
+      </w:pPr>
+      <w:r>
+        <w:rPr>
+          <w:rStyle w:val="KeywordTok"/>
+        </w:rPr>
+        <w:t xml:space="preserve">typedef</w:t>
+      </w:r>
+      <w:r>
+        <w:rPr>
+          <w:rStyle w:val="NormalTok"/>
+        </w:rPr>
+        <w:t xml:space="preserve"> </w:t>
+      </w:r>
+      <w:r>
+        <w:rPr>
+          <w:rStyle w:val="KeywordTok"/>
+        </w:rPr>
+        <w:t xml:space="preserve">struct</w:t>
+      </w:r>
+      <w:r>
+        <w:rPr>
+          <w:rStyle w:val="NormalTok"/>
+        </w:rPr>
+        <w:t xml:space="preserve"> CI_VdMemReadReq {</w:t>
+      </w:r>
+      <w:r>
+        <w:br/>
+      </w:r>
+      <w:r>
+        <w:rPr>
+          <w:rStyle w:val="NormalTok"/>
+        </w:rPr>
+        <w:t xml:space="preserve">    </w:t>
+      </w:r>
+      <w:r>
+        <w:rPr>
+          <w:rStyle w:val="DataTypeTok"/>
+        </w:rPr>
+        <w:t xml:space="preserve">uint32_t</w:t>
+      </w:r>
+      <w:r>
+        <w:rPr>
+          <w:rStyle w:val="NormalTok"/>
+        </w:rPr>
+        <w:t xml:space="preserve"> addr;    </w:t>
+      </w:r>
+      <w:r>
+        <w:rPr>
+          <w:rStyle w:val="CommentTok"/>
+        </w:rPr>
+        <w:t xml:space="preserve">/* param0: 읽기 시작 오프셋 */</w:t>
+      </w:r>
+      <w:r>
+        <w:br/>
+      </w:r>
+      <w:r>
+        <w:rPr>
+          <w:rStyle w:val="NormalTok"/>
+        </w:rPr>
+        <w:t xml:space="preserve">    </w:t>
+      </w:r>
+      <w:r>
+        <w:rPr>
+          <w:rStyle w:val="DataTypeTok"/>
+        </w:rPr>
+        <w:t xml:space="preserve">uint32_t</w:t>
+      </w:r>
+      <w:r>
+        <w:rPr>
+          <w:rStyle w:val="NormalTok"/>
+        </w:rPr>
+        <w:t xml:space="preserve"> len;     </w:t>
+      </w:r>
+      <w:r>
+        <w:rPr>
+          <w:rStyle w:val="CommentTok"/>
+        </w:rPr>
+        <w:t xml:space="preserve">/* param1: 읽을 바이트 수 */</w:t>
+      </w:r>
+      <w:r>
+        <w:br/>
+      </w:r>
+      <w:r>
+        <w:rPr>
+          <w:rStyle w:val="NormalTok"/>
+        </w:rPr>
+        <w:t xml:space="preserve">} CI_VdMemReadReq;</w:t>
+      </w:r>
+    </w:p>
+    <w:p>
+      <w:pPr>
+        <w:numPr>
+          <w:ilvl w:val="0"/>
+          <w:numId w:val="1081"/>
+        </w:numPr>
+      </w:pPr>
+      <w:r>
+        <w:t xml:space="preserve">응답 블록</w:t>
+      </w:r>
+    </w:p>
+    <w:p>
+      <w:pPr>
+        <w:numPr>
+          <w:ilvl w:val="0"/>
+          <w:numId w:val="1000"/>
+        </w:numPr>
+        <w:pStyle w:val="SourceCode"/>
+      </w:pPr>
+      <w:r>
+        <w:rPr>
+          <w:rStyle w:val="KeywordTok"/>
+        </w:rPr>
+        <w:t xml:space="preserve">typedef</w:t>
+      </w:r>
+      <w:r>
+        <w:rPr>
+          <w:rStyle w:val="NormalTok"/>
+        </w:rPr>
+        <w:t xml:space="preserve"> </w:t>
+      </w:r>
+      <w:r>
+        <w:rPr>
+          <w:rStyle w:val="KeywordTok"/>
+        </w:rPr>
+        <w:t xml:space="preserve">struct</w:t>
+      </w:r>
+      <w:r>
+        <w:rPr>
+          <w:rStyle w:val="NormalTok"/>
+        </w:rPr>
+        <w:t xml:space="preserve"> CI_VdMemReadRsp {</w:t>
+      </w:r>
+      <w:r>
+        <w:br/>
+      </w:r>
+      <w:r>
+        <w:rPr>
+          <w:rStyle w:val="NormalTok"/>
+        </w:rPr>
+        <w:t xml:space="preserve">    </w:t>
+      </w:r>
+      <w:r>
+        <w:rPr>
+          <w:rStyle w:val="DataTypeTok"/>
+        </w:rPr>
+        <w:t xml:space="preserve">uint8_t</w:t>
+      </w:r>
+      <w:r>
+        <w:rPr>
+          <w:rStyle w:val="NormalTok"/>
+        </w:rPr>
+        <w:t xml:space="preserve"> bytes[];  </w:t>
+      </w:r>
+      <w:r>
+        <w:rPr>
+          <w:rStyle w:val="CommentTok"/>
+        </w:rPr>
+        <w:t xml:space="preserve">/* param0: 읽은 데이터 (len) */</w:t>
+      </w:r>
+      <w:r>
+        <w:br/>
+      </w:r>
+      <w:r>
+        <w:rPr>
+          <w:rStyle w:val="NormalTok"/>
+        </w:rPr>
+        <w:t xml:space="preserve">} CI_VdMemReadRsp;</w:t>
+      </w:r>
+    </w:p>
+    <w:p>
+      <w:pPr>
+        <w:pStyle w:val="Heading4"/>
+      </w:pPr>
+      <w:bookmarkStart w:id="86" w:name="Xf74dc361faddba956ea2a6298f0fd58d65684cf"/>
+      <w:r>
+        <w:t xml:space="preserve">6.6.3. CI_CMD_VD_PING (0x0103)</w:t>
+      </w:r>
+      <w:bookmarkEnd w:id="86"/>
+    </w:p>
+    <w:p>
+      <w:pPr>
+        <w:numPr>
+          <w:ilvl w:val="0"/>
+          <w:numId w:val="1082"/>
+        </w:numPr>
+      </w:pPr>
+      <w:r>
+        <w:t xml:space="preserve">기능</w:t>
+      </w:r>
+      <w:r>
+        <w:t xml:space="preserve"> </w:t>
+      </w:r>
+      <w:r>
+        <w:t xml:space="preserve">토큰 epoch 카운터를 조회한다.</w:t>
+      </w:r>
+    </w:p>
+    <w:p>
+      <w:pPr>
+        <w:numPr>
+          <w:ilvl w:val="0"/>
+          <w:numId w:val="1082"/>
+        </w:numPr>
+      </w:pPr>
+      <w:r>
+        <w:t xml:space="preserve">명령 블록</w:t>
+      </w:r>
+    </w:p>
+    <w:p>
+      <w:pPr>
+        <w:numPr>
+          <w:ilvl w:val="0"/>
+          <w:numId w:val="1000"/>
+        </w:numPr>
+        <w:pStyle w:val="SourceCode"/>
+      </w:pPr>
+      <w:r>
+        <w:rPr>
+          <w:rStyle w:val="KeywordTok"/>
+        </w:rPr>
+        <w:t xml:space="preserve">typedef</w:t>
+      </w:r>
+      <w:r>
+        <w:rPr>
+          <w:rStyle w:val="NormalTok"/>
+        </w:rPr>
+        <w:t xml:space="preserve"> </w:t>
+      </w:r>
+      <w:r>
+        <w:rPr>
+          <w:rStyle w:val="KeywordTok"/>
+        </w:rPr>
+        <w:t xml:space="preserve">struct</w:t>
+      </w:r>
+      <w:r>
+        <w:rPr>
+          <w:rStyle w:val="NormalTok"/>
+        </w:rPr>
+        <w:t xml:space="preserve"> CI_VdPingReq { </w:t>
+      </w:r>
+      <w:r>
+        <w:rPr>
+          <w:rStyle w:val="CommentTok"/>
+        </w:rPr>
+        <w:t xml:space="preserve">/* 없음 */</w:t>
+      </w:r>
+      <w:r>
+        <w:rPr>
+          <w:rStyle w:val="NormalTok"/>
+        </w:rPr>
+        <w:t xml:space="preserve"> } CI_VdPingReq;</w:t>
+      </w:r>
+    </w:p>
+    <w:p>
+      <w:pPr>
+        <w:numPr>
+          <w:ilvl w:val="0"/>
+          <w:numId w:val="1082"/>
+        </w:numPr>
+      </w:pPr>
+      <w:r>
+        <w:t xml:space="preserve">응답 블록</w:t>
+      </w:r>
+    </w:p>
+    <w:p>
+      <w:pPr>
+        <w:numPr>
+          <w:ilvl w:val="0"/>
+          <w:numId w:val="1000"/>
+        </w:numPr>
+        <w:pStyle w:val="SourceCode"/>
+      </w:pPr>
+      <w:r>
+        <w:rPr>
+          <w:rStyle w:val="KeywordTok"/>
+        </w:rPr>
+        <w:t xml:space="preserve">typedef</w:t>
+      </w:r>
+      <w:r>
+        <w:rPr>
+          <w:rStyle w:val="NormalTok"/>
+        </w:rPr>
+        <w:t xml:space="preserve"> </w:t>
+      </w:r>
+      <w:r>
+        <w:rPr>
+          <w:rStyle w:val="KeywordTok"/>
+        </w:rPr>
+        <w:t xml:space="preserve">struct</w:t>
+      </w:r>
+      <w:r>
+        <w:rPr>
+          <w:rStyle w:val="NormalTok"/>
+        </w:rPr>
+        <w:t xml:space="preserve"> CI_VdPingRsp {</w:t>
+      </w:r>
+      <w:r>
+        <w:br/>
+      </w:r>
+      <w:r>
+        <w:rPr>
+          <w:rStyle w:val="NormalTok"/>
+        </w:rPr>
+        <w:t xml:space="preserve">    </w:t>
+      </w:r>
+      <w:r>
+        <w:rPr>
+          <w:rStyle w:val="DataTypeTok"/>
+        </w:rPr>
+        <w:t xml:space="preserve">uint32_t</w:t>
+      </w:r>
+      <w:r>
+        <w:rPr>
+          <w:rStyle w:val="NormalTok"/>
+        </w:rPr>
+        <w:t xml:space="preserve"> epoch;   </w:t>
+      </w:r>
+      <w:r>
+        <w:rPr>
+          <w:rStyle w:val="CommentTok"/>
+        </w:rPr>
+        <w:t xml:space="preserve">/* param0: 토큰 epoch 카운터 */</w:t>
+      </w:r>
+      <w:r>
+        <w:br/>
+      </w:r>
+      <w:r>
+        <w:rPr>
+          <w:rStyle w:val="NormalTok"/>
+        </w:rPr>
+        <w:t xml:space="preserve">} CI_VdPingRsp;</w:t>
+      </w:r>
+    </w:p>
+    <w:p>
+      <w:pPr>
+        <w:pStyle w:val="Heading4"/>
+      </w:pPr>
+      <w:bookmarkStart w:id="87" w:name="X8e86568ceae5e3644dc485f87f94e7fa805be9e"/>
+      <w:r>
+        <w:t xml:space="preserve">6.6.4. CI_CMD_VD_SELFTEST (0x0104)</w:t>
+      </w:r>
+      <w:bookmarkEnd w:id="87"/>
+    </w:p>
+    <w:p>
+      <w:pPr>
+        <w:numPr>
+          <w:ilvl w:val="0"/>
+          <w:numId w:val="1083"/>
+        </w:numPr>
+      </w:pPr>
+      <w:r>
+        <w:t xml:space="preserve">기능</w:t>
+      </w:r>
+      <w:r>
+        <w:t xml:space="preserve"> </w:t>
+      </w:r>
+      <w:r>
+        <w:t xml:space="preserve">토큰 서브시스템 자가 시험을 수행한다.</w:t>
+      </w:r>
+    </w:p>
+    <w:p>
+      <w:pPr>
+        <w:numPr>
+          <w:ilvl w:val="0"/>
+          <w:numId w:val="1083"/>
+        </w:numPr>
+      </w:pPr>
+      <w:r>
+        <w:t xml:space="preserve">명령 블록</w:t>
+      </w:r>
+    </w:p>
+    <w:p>
+      <w:pPr>
+        <w:numPr>
+          <w:ilvl w:val="0"/>
+          <w:numId w:val="1000"/>
+        </w:numPr>
+        <w:pStyle w:val="SourceCode"/>
+      </w:pPr>
+      <w:r>
+        <w:rPr>
+          <w:rStyle w:val="KeywordTok"/>
+        </w:rPr>
+        <w:t xml:space="preserve">typedef</w:t>
+      </w:r>
+      <w:r>
+        <w:rPr>
+          <w:rStyle w:val="NormalTok"/>
+        </w:rPr>
+        <w:t xml:space="preserve"> </w:t>
+      </w:r>
+      <w:r>
+        <w:rPr>
+          <w:rStyle w:val="KeywordTok"/>
+        </w:rPr>
+        <w:t xml:space="preserve">struct</w:t>
+      </w:r>
+      <w:r>
+        <w:rPr>
+          <w:rStyle w:val="NormalTok"/>
+        </w:rPr>
+        <w:t xml:space="preserve"> CI_VdSelftestReq { </w:t>
+      </w:r>
+      <w:r>
+        <w:rPr>
+          <w:rStyle w:val="CommentTok"/>
+        </w:rPr>
+        <w:t xml:space="preserve">/* 없음 */</w:t>
+      </w:r>
+      <w:r>
+        <w:rPr>
+          <w:rStyle w:val="NormalTok"/>
+        </w:rPr>
+        <w:t xml:space="preserve"> } CI_VdSelftestReq;</w:t>
+      </w:r>
+    </w:p>
+    <w:p>
+      <w:pPr>
+        <w:numPr>
+          <w:ilvl w:val="0"/>
+          <w:numId w:val="1083"/>
+        </w:numPr>
+      </w:pPr>
+      <w:r>
+        <w:t xml:space="preserve">응답 블록</w:t>
+      </w:r>
+    </w:p>
+    <w:p>
+      <w:pPr>
+        <w:numPr>
+          <w:ilvl w:val="0"/>
+          <w:numId w:val="1000"/>
+        </w:numPr>
+        <w:pStyle w:val="SourceCode"/>
+      </w:pPr>
+      <w:r>
+        <w:rPr>
+          <w:rStyle w:val="KeywordTok"/>
+        </w:rPr>
+        <w:t xml:space="preserve">typedef</w:t>
+      </w:r>
+      <w:r>
+        <w:rPr>
+          <w:rStyle w:val="NormalTok"/>
+        </w:rPr>
+        <w:t xml:space="preserve"> </w:t>
+      </w:r>
+      <w:r>
+        <w:rPr>
+          <w:rStyle w:val="KeywordTok"/>
+        </w:rPr>
+        <w:t xml:space="preserve">struct</w:t>
+      </w:r>
+      <w:r>
+        <w:rPr>
+          <w:rStyle w:val="NormalTok"/>
+        </w:rPr>
+        <w:t xml:space="preserve"> CI_VdSelftestRsp {</w:t>
+      </w:r>
+      <w:r>
+        <w:br/>
+      </w:r>
+      <w:r>
+        <w:rPr>
+          <w:rStyle w:val="NormalTok"/>
+        </w:rPr>
+        <w:t xml:space="preserve">    </w:t>
+      </w:r>
+      <w:r>
+        <w:rPr>
+          <w:rStyle w:val="DataTypeTok"/>
+        </w:rPr>
+        <w:t xml:space="preserve">uint32_t</w:t>
+      </w:r>
+      <w:r>
+        <w:rPr>
+          <w:rStyle w:val="NormalTok"/>
+        </w:rPr>
+        <w:t xml:space="preserve"> status;  </w:t>
+      </w:r>
+      <w:r>
+        <w:rPr>
+          <w:rStyle w:val="CommentTok"/>
+        </w:rPr>
+        <w:t xml:space="preserve">/* param0: 0 = 모든 서브시스템 정상 (epoch 증가) */</w:t>
+      </w:r>
+      <w:r>
+        <w:br/>
+      </w:r>
+      <w:r>
+        <w:rPr>
+          <w:rStyle w:val="NormalTok"/>
+        </w:rPr>
+        <w:t xml:space="preserve">} CI_VdSelftestRsp;</w:t>
+      </w:r>
+    </w:p>
+    <w:p>
+      <w:pPr>
+        <w:pStyle w:val="Heading4"/>
+      </w:pPr>
+      <w:bookmarkStart w:id="88" w:name="Xe5407dbd71a656f7dd4fa01e0f2b40a1cbb15a9"/>
+      <w:r>
+        <w:t xml:space="preserve">6.6.5. CI_CMD_VD_FW_INFO (0x0105)</w:t>
+      </w:r>
+      <w:bookmarkEnd w:id="88"/>
+    </w:p>
+    <w:p>
+      <w:pPr>
+        <w:numPr>
+          <w:ilvl w:val="0"/>
+          <w:numId w:val="1084"/>
+        </w:numPr>
+      </w:pPr>
+      <w:r>
+        <w:t xml:space="preserve">기능</w:t>
+      </w:r>
+      <w:r>
+        <w:t xml:space="preserve"> </w:t>
+      </w:r>
+      <w:r>
+        <w:t xml:space="preserve">펌웨어 버전 정보를 조회한다.</w:t>
+      </w:r>
+    </w:p>
+    <w:p>
+      <w:pPr>
+        <w:numPr>
+          <w:ilvl w:val="0"/>
+          <w:numId w:val="1084"/>
+        </w:numPr>
+      </w:pPr>
+      <w:r>
+        <w:t xml:space="preserve">명령 블록</w:t>
+      </w:r>
+    </w:p>
+    <w:p>
+      <w:pPr>
+        <w:numPr>
+          <w:ilvl w:val="0"/>
+          <w:numId w:val="1000"/>
+        </w:numPr>
+        <w:pStyle w:val="SourceCode"/>
+      </w:pPr>
+      <w:r>
+        <w:rPr>
+          <w:rStyle w:val="KeywordTok"/>
+        </w:rPr>
+        <w:t xml:space="preserve">typedef</w:t>
+      </w:r>
+      <w:r>
+        <w:rPr>
+          <w:rStyle w:val="NormalTok"/>
+        </w:rPr>
+        <w:t xml:space="preserve"> </w:t>
+      </w:r>
+      <w:r>
+        <w:rPr>
+          <w:rStyle w:val="KeywordTok"/>
+        </w:rPr>
+        <w:t xml:space="preserve">struct</w:t>
+      </w:r>
+      <w:r>
+        <w:rPr>
+          <w:rStyle w:val="NormalTok"/>
+        </w:rPr>
+        <w:t xml:space="preserve"> CI_VdFwInfoReq { </w:t>
+      </w:r>
+      <w:r>
+        <w:rPr>
+          <w:rStyle w:val="CommentTok"/>
+        </w:rPr>
+        <w:t xml:space="preserve">/* 없음 */</w:t>
+      </w:r>
+      <w:r>
+        <w:rPr>
+          <w:rStyle w:val="NormalTok"/>
+        </w:rPr>
+        <w:t xml:space="preserve"> } CI_VdFwInfoReq;</w:t>
+      </w:r>
+    </w:p>
+    <w:p>
+      <w:pPr>
+        <w:numPr>
+          <w:ilvl w:val="0"/>
+          <w:numId w:val="1084"/>
+        </w:numPr>
+      </w:pPr>
+      <w:r>
+        <w:t xml:space="preserve">응답 블록</w:t>
+      </w:r>
+    </w:p>
+    <w:p>
+      <w:pPr>
+        <w:numPr>
+          <w:ilvl w:val="0"/>
+          <w:numId w:val="1000"/>
+        </w:numPr>
+        <w:pStyle w:val="SourceCode"/>
+      </w:pPr>
+      <w:r>
+        <w:rPr>
+          <w:rStyle w:val="KeywordTok"/>
+        </w:rPr>
+        <w:t xml:space="preserve">typedef</w:t>
+      </w:r>
+      <w:r>
+        <w:rPr>
+          <w:rStyle w:val="NormalTok"/>
+        </w:rPr>
+        <w:t xml:space="preserve"> </w:t>
+      </w:r>
+      <w:r>
+        <w:rPr>
+          <w:rStyle w:val="KeywordTok"/>
+        </w:rPr>
+        <w:t xml:space="preserve">struct</w:t>
+      </w:r>
+      <w:r>
+        <w:rPr>
+          <w:rStyle w:val="NormalTok"/>
+        </w:rPr>
+        <w:t xml:space="preserve"> CI_VdFwInfoRsp {  </w:t>
+      </w:r>
+      <w:r>
+        <w:rPr>
+          <w:rStyle w:val="CommentTok"/>
+        </w:rPr>
+        <w:t xml:space="preserve">/* param0 = 아래 4개 LE u32 (16바이트) */</w:t>
+      </w:r>
+      <w:r>
+        <w:br/>
+      </w:r>
+      <w:r>
+        <w:rPr>
+          <w:rStyle w:val="NormalTok"/>
+        </w:rPr>
+        <w:t xml:space="preserve">    </w:t>
+      </w:r>
+      <w:r>
+        <w:rPr>
+          <w:rStyle w:val="DataTypeTok"/>
+        </w:rPr>
+        <w:t xml:space="preserve">uint32_t</w:t>
+      </w:r>
+      <w:r>
+        <w:rPr>
+          <w:rStyle w:val="NormalTok"/>
+        </w:rPr>
+        <w:t xml:space="preserve"> major;   </w:t>
+      </w:r>
+      <w:r>
+        <w:rPr>
+          <w:rStyle w:val="CommentTok"/>
+        </w:rPr>
+        <w:t xml:space="preserve">/* 주 버전 */</w:t>
+      </w:r>
+      <w:r>
+        <w:br/>
+      </w:r>
+      <w:r>
+        <w:rPr>
+          <w:rStyle w:val="NormalTok"/>
+        </w:rPr>
+        <w:t xml:space="preserve">    </w:t>
+      </w:r>
+      <w:r>
+        <w:rPr>
+          <w:rStyle w:val="DataTypeTok"/>
+        </w:rPr>
+        <w:t xml:space="preserve">uint32_t</w:t>
+      </w:r>
+      <w:r>
+        <w:rPr>
+          <w:rStyle w:val="NormalTok"/>
+        </w:rPr>
+        <w:t xml:space="preserve"> minor;   </w:t>
+      </w:r>
+      <w:r>
+        <w:rPr>
+          <w:rStyle w:val="CommentTok"/>
+        </w:rPr>
+        <w:t xml:space="preserve">/* 부 버전 */</w:t>
+      </w:r>
+      <w:r>
+        <w:br/>
+      </w:r>
+      <w:r>
+        <w:rPr>
+          <w:rStyle w:val="NormalTok"/>
+        </w:rPr>
+        <w:t xml:space="preserve">    </w:t>
+      </w:r>
+      <w:r>
+        <w:rPr>
+          <w:rStyle w:val="DataTypeTok"/>
+        </w:rPr>
+        <w:t xml:space="preserve">uint32_t</w:t>
+      </w:r>
+      <w:r>
+        <w:rPr>
+          <w:rStyle w:val="NormalTok"/>
+        </w:rPr>
+        <w:t xml:space="preserve"> patch;   </w:t>
+      </w:r>
+      <w:r>
+        <w:rPr>
+          <w:rStyle w:val="CommentTok"/>
+        </w:rPr>
+        <w:t xml:space="preserve">/* 패치 */</w:t>
+      </w:r>
+      <w:r>
+        <w:br/>
+      </w:r>
+      <w:r>
+        <w:rPr>
+          <w:rStyle w:val="NormalTok"/>
+        </w:rPr>
+        <w:t xml:space="preserve">    </w:t>
+      </w:r>
+      <w:r>
+        <w:rPr>
+          <w:rStyle w:val="DataTypeTok"/>
+        </w:rPr>
+        <w:t xml:space="preserve">uint32_t</w:t>
+      </w:r>
+      <w:r>
+        <w:rPr>
+          <w:rStyle w:val="NormalTok"/>
+        </w:rPr>
+        <w:t xml:space="preserve"> build;   </w:t>
+      </w:r>
+      <w:r>
+        <w:rPr>
+          <w:rStyle w:val="CommentTok"/>
+        </w:rPr>
+        <w:t xml:space="preserve">/* 빌드 태그 (예: 0x0FC3) */</w:t>
+      </w:r>
+      <w:r>
+        <w:br/>
+      </w:r>
+      <w:r>
+        <w:rPr>
+          <w:rStyle w:val="NormalTok"/>
+        </w:rPr>
+        <w:t xml:space="preserve">} CI_VdFwInfoRsp;</w:t>
+      </w:r>
+    </w:p>
+    <w:p>
+      <w:pPr>
+        <w:pStyle w:val="Heading4"/>
+      </w:pPr>
+      <w:bookmarkStart w:id="89" w:name="X5d351c9318b18e2aae24307794eb0af4f9761f4"/>
+      <w:r>
+        <w:t xml:space="preserve">6.6.6. CI_CMD_VD_MEM_FILL (0x0106)</w:t>
+      </w:r>
+      <w:bookmarkEnd w:id="89"/>
+    </w:p>
+    <w:p>
+      <w:pPr>
+        <w:numPr>
+          <w:ilvl w:val="0"/>
+          <w:numId w:val="1085"/>
+        </w:numPr>
+      </w:pPr>
+      <w:r>
+        <w:t xml:space="preserve">기능</w:t>
+      </w:r>
+      <w:r>
+        <w:t xml:space="preserve"> </w:t>
+      </w:r>
+      <w:r>
+        <w:t xml:space="preserve">스크래치 RAM의 지정 영역을 한 바이트 값으로 채운다.</w:t>
+      </w:r>
+    </w:p>
+    <w:p>
+      <w:pPr>
+        <w:numPr>
+          <w:ilvl w:val="0"/>
+          <w:numId w:val="1085"/>
+        </w:numPr>
+      </w:pPr>
+      <w:r>
+        <w:t xml:space="preserve">반환 값 : CKR_OK, CKR_DEVICE_MEMORY</w:t>
+      </w:r>
+    </w:p>
+    <w:p>
+      <w:pPr>
+        <w:numPr>
+          <w:ilvl w:val="0"/>
+          <w:numId w:val="1085"/>
+        </w:numPr>
+      </w:pPr>
+      <w:r>
+        <w:t xml:space="preserve">명령 블록</w:t>
+      </w:r>
+    </w:p>
+    <w:p>
+      <w:pPr>
+        <w:numPr>
+          <w:ilvl w:val="0"/>
+          <w:numId w:val="1000"/>
+        </w:numPr>
+        <w:pStyle w:val="SourceCode"/>
+      </w:pPr>
+      <w:r>
+        <w:rPr>
+          <w:rStyle w:val="KeywordTok"/>
+        </w:rPr>
+        <w:t xml:space="preserve">typedef</w:t>
+      </w:r>
+      <w:r>
+        <w:rPr>
+          <w:rStyle w:val="NormalTok"/>
+        </w:rPr>
+        <w:t xml:space="preserve"> </w:t>
+      </w:r>
+      <w:r>
+        <w:rPr>
+          <w:rStyle w:val="KeywordTok"/>
+        </w:rPr>
+        <w:t xml:space="preserve">struct</w:t>
+      </w:r>
+      <w:r>
+        <w:rPr>
+          <w:rStyle w:val="NormalTok"/>
+        </w:rPr>
+        <w:t xml:space="preserve"> CI_VdMemFillReq {</w:t>
+      </w:r>
+      <w:r>
+        <w:br/>
+      </w:r>
+      <w:r>
+        <w:rPr>
+          <w:rStyle w:val="NormalTok"/>
+        </w:rPr>
+        <w:t xml:space="preserve">    </w:t>
+      </w:r>
+      <w:r>
+        <w:rPr>
+          <w:rStyle w:val="DataTypeTok"/>
+        </w:rPr>
+        <w:t xml:space="preserve">uint32_t</w:t>
+      </w:r>
+      <w:r>
+        <w:rPr>
+          <w:rStyle w:val="NormalTok"/>
+        </w:rPr>
+        <w:t xml:space="preserve"> addr;    </w:t>
+      </w:r>
+      <w:r>
+        <w:rPr>
+          <w:rStyle w:val="CommentTok"/>
+        </w:rPr>
+        <w:t xml:space="preserve">/* param0: 시작 오프셋 */</w:t>
+      </w:r>
+      <w:r>
+        <w:br/>
+      </w:r>
+      <w:r>
+        <w:rPr>
+          <w:rStyle w:val="NormalTok"/>
+        </w:rPr>
+        <w:t xml:space="preserve">    </w:t>
+      </w:r>
+      <w:r>
+        <w:rPr>
+          <w:rStyle w:val="DataTypeTok"/>
+        </w:rPr>
+        <w:t xml:space="preserve">uint32_t</w:t>
+      </w:r>
+      <w:r>
+        <w:rPr>
+          <w:rStyle w:val="NormalTok"/>
+        </w:rPr>
+        <w:t xml:space="preserve"> len;     </w:t>
+      </w:r>
+      <w:r>
+        <w:rPr>
+          <w:rStyle w:val="CommentTok"/>
+        </w:rPr>
+        <w:t xml:space="preserve">/* param1: 채울 길이 */</w:t>
+      </w:r>
+      <w:r>
+        <w:br/>
+      </w:r>
+      <w:r>
+        <w:rPr>
+          <w:rStyle w:val="NormalTok"/>
+        </w:rPr>
+        <w:t xml:space="preserve">    </w:t>
+      </w:r>
+      <w:r>
+        <w:rPr>
+          <w:rStyle w:val="DataTypeTok"/>
+        </w:rPr>
+        <w:t xml:space="preserve">uint8_t</w:t>
+      </w:r>
+      <w:r>
+        <w:rPr>
+          <w:rStyle w:val="NormalTok"/>
+        </w:rPr>
+        <w:t xml:space="preserve">  value;   </w:t>
+      </w:r>
+      <w:r>
+        <w:rPr>
+          <w:rStyle w:val="CommentTok"/>
+        </w:rPr>
+        <w:t xml:space="preserve">/* param2: 채울 바이트 값 (1바이트) */</w:t>
+      </w:r>
+      <w:r>
+        <w:br/>
+      </w:r>
+      <w:r>
+        <w:rPr>
+          <w:rStyle w:val="NormalTok"/>
+        </w:rPr>
+        <w:t xml:space="preserve">} CI_VdMemFillReq;</w:t>
+      </w:r>
+    </w:p>
+    <w:p>
+      <w:pPr>
+        <w:numPr>
+          <w:ilvl w:val="0"/>
+          <w:numId w:val="1085"/>
+        </w:numPr>
+      </w:pPr>
+      <w:r>
+        <w:t xml:space="preserve">응답 블록</w:t>
+      </w:r>
+    </w:p>
+    <w:p>
+      <w:pPr>
+        <w:numPr>
+          <w:ilvl w:val="0"/>
+          <w:numId w:val="1000"/>
+        </w:numPr>
+        <w:pStyle w:val="SourceCode"/>
+      </w:pPr>
+      <w:r>
+        <w:rPr>
+          <w:rStyle w:val="KeywordTok"/>
+        </w:rPr>
+        <w:t xml:space="preserve">typedef</w:t>
+      </w:r>
+      <w:r>
+        <w:rPr>
+          <w:rStyle w:val="NormalTok"/>
+        </w:rPr>
+        <w:t xml:space="preserve"> </w:t>
+      </w:r>
+      <w:r>
+        <w:rPr>
+          <w:rStyle w:val="KeywordTok"/>
+        </w:rPr>
+        <w:t xml:space="preserve">struct</w:t>
+      </w:r>
+      <w:r>
+        <w:rPr>
+          <w:rStyle w:val="NormalTok"/>
+        </w:rPr>
+        <w:t xml:space="preserve"> CI_VdMemFillRsp { </w:t>
+      </w:r>
+      <w:r>
+        <w:rPr>
+          <w:rStyle w:val="CommentTok"/>
+        </w:rPr>
+        <w:t xml:space="preserve">/* 없음 */</w:t>
+      </w:r>
+      <w:r>
+        <w:rPr>
+          <w:rStyle w:val="NormalTok"/>
+        </w:rPr>
+        <w:t xml:space="preserve"> } CI_VdMemFillRsp;</w:t>
+      </w:r>
+    </w:p>
+    <w:p>
+      <w:pPr>
+        <w:pStyle w:val="Heading4"/>
+      </w:pPr>
+      <w:bookmarkStart w:id="90" w:name="Xa6afd93ad5512193cb591e52da7d6cd294e9ba7"/>
+      <w:r>
+        <w:t xml:space="preserve">6.6.7. CI_CMD_VD_MEM_CRC (0x0107)</w:t>
+      </w:r>
+      <w:bookmarkEnd w:id="90"/>
+    </w:p>
+    <w:p>
+      <w:pPr>
+        <w:numPr>
+          <w:ilvl w:val="0"/>
+          <w:numId w:val="1086"/>
+        </w:numPr>
+      </w:pPr>
+      <w:r>
+        <w:t xml:space="preserve">기능</w:t>
+      </w:r>
+      <w:r>
+        <w:t xml:space="preserve"> </w:t>
+      </w:r>
+      <w:r>
+        <w:t xml:space="preserve">스크래치 RAM 지정 영역의 CRC-32를 계산한다.</w:t>
+      </w:r>
+    </w:p>
+    <w:p>
+      <w:pPr>
+        <w:numPr>
+          <w:ilvl w:val="0"/>
+          <w:numId w:val="1086"/>
+        </w:numPr>
+      </w:pPr>
+      <w:r>
+        <w:t xml:space="preserve">명령 블록</w:t>
+      </w:r>
+    </w:p>
+    <w:p>
+      <w:pPr>
+        <w:numPr>
+          <w:ilvl w:val="0"/>
+          <w:numId w:val="1000"/>
+        </w:numPr>
+        <w:pStyle w:val="SourceCode"/>
+      </w:pPr>
+      <w:r>
+        <w:rPr>
+          <w:rStyle w:val="KeywordTok"/>
+        </w:rPr>
+        <w:t xml:space="preserve">typedef</w:t>
+      </w:r>
+      <w:r>
+        <w:rPr>
+          <w:rStyle w:val="NormalTok"/>
+        </w:rPr>
+        <w:t xml:space="preserve"> </w:t>
+      </w:r>
+      <w:r>
+        <w:rPr>
+          <w:rStyle w:val="KeywordTok"/>
+        </w:rPr>
+        <w:t xml:space="preserve">struct</w:t>
+      </w:r>
+      <w:r>
+        <w:rPr>
+          <w:rStyle w:val="NormalTok"/>
+        </w:rPr>
+        <w:t xml:space="preserve"> CI_VdMemCrcReq {</w:t>
+      </w:r>
+      <w:r>
+        <w:br/>
+      </w:r>
+      <w:r>
+        <w:rPr>
+          <w:rStyle w:val="NormalTok"/>
+        </w:rPr>
+        <w:t xml:space="preserve">    </w:t>
+      </w:r>
+      <w:r>
+        <w:rPr>
+          <w:rStyle w:val="DataTypeTok"/>
+        </w:rPr>
+        <w:t xml:space="preserve">uint32_t</w:t>
+      </w:r>
+      <w:r>
+        <w:rPr>
+          <w:rStyle w:val="NormalTok"/>
+        </w:rPr>
+        <w:t xml:space="preserve"> addr;    </w:t>
+      </w:r>
+      <w:r>
+        <w:rPr>
+          <w:rStyle w:val="CommentTok"/>
+        </w:rPr>
+        <w:t xml:space="preserve">/* param0: 시작 오프셋 */</w:t>
+      </w:r>
+      <w:r>
+        <w:br/>
+      </w:r>
+      <w:r>
+        <w:rPr>
+          <w:rStyle w:val="NormalTok"/>
+        </w:rPr>
+        <w:t xml:space="preserve">    </w:t>
+      </w:r>
+      <w:r>
+        <w:rPr>
+          <w:rStyle w:val="DataTypeTok"/>
+        </w:rPr>
+        <w:t xml:space="preserve">uint32_t</w:t>
+      </w:r>
+      <w:r>
+        <w:rPr>
+          <w:rStyle w:val="NormalTok"/>
+        </w:rPr>
+        <w:t xml:space="preserve"> len;     </w:t>
+      </w:r>
+      <w:r>
+        <w:rPr>
+          <w:rStyle w:val="CommentTok"/>
+        </w:rPr>
+        <w:t xml:space="preserve">/* param1: 길이 */</w:t>
+      </w:r>
+      <w:r>
+        <w:br/>
+      </w:r>
+      <w:r>
+        <w:rPr>
+          <w:rStyle w:val="NormalTok"/>
+        </w:rPr>
+        <w:t xml:space="preserve">} CI_VdMemCrcReq;</w:t>
+      </w:r>
+    </w:p>
+    <w:p>
+      <w:pPr>
+        <w:numPr>
+          <w:ilvl w:val="0"/>
+          <w:numId w:val="1086"/>
+        </w:numPr>
+      </w:pPr>
+      <w:r>
+        <w:t xml:space="preserve">응답 블록</w:t>
+      </w:r>
+    </w:p>
+    <w:p>
+      <w:pPr>
+        <w:numPr>
+          <w:ilvl w:val="0"/>
+          <w:numId w:val="1000"/>
+        </w:numPr>
+        <w:pStyle w:val="SourceCode"/>
+      </w:pPr>
+      <w:r>
+        <w:rPr>
+          <w:rStyle w:val="KeywordTok"/>
+        </w:rPr>
+        <w:t xml:space="preserve">typedef</w:t>
+      </w:r>
+      <w:r>
+        <w:rPr>
+          <w:rStyle w:val="NormalTok"/>
+        </w:rPr>
+        <w:t xml:space="preserve"> </w:t>
+      </w:r>
+      <w:r>
+        <w:rPr>
+          <w:rStyle w:val="KeywordTok"/>
+        </w:rPr>
+        <w:t xml:space="preserve">struct</w:t>
+      </w:r>
+      <w:r>
+        <w:rPr>
+          <w:rStyle w:val="NormalTok"/>
+        </w:rPr>
+        <w:t xml:space="preserve"> CI_VdMemCrcRsp {</w:t>
+      </w:r>
+      <w:r>
+        <w:br/>
+      </w:r>
+      <w:r>
+        <w:rPr>
+          <w:rStyle w:val="NormalTok"/>
+        </w:rPr>
+        <w:t xml:space="preserve">    </w:t>
+      </w:r>
+      <w:r>
+        <w:rPr>
+          <w:rStyle w:val="DataTypeTok"/>
+        </w:rPr>
+        <w:t xml:space="preserve">uint32_t</w:t>
+      </w:r>
+      <w:r>
+        <w:rPr>
+          <w:rStyle w:val="NormalTok"/>
+        </w:rPr>
+        <w:t xml:space="preserve"> crc32;   </w:t>
+      </w:r>
+      <w:r>
+        <w:rPr>
+          <w:rStyle w:val="CommentTok"/>
+        </w:rPr>
+        <w:t xml:space="preserve">/* param0: CRC-32 (0xEDB88320 다항식) */</w:t>
+      </w:r>
+      <w:r>
+        <w:br/>
+      </w:r>
+      <w:r>
+        <w:rPr>
+          <w:rStyle w:val="NormalTok"/>
+        </w:rPr>
+        <w:t xml:space="preserve">} CI_VdMemCrcRsp;</w:t>
+      </w:r>
+    </w:p>
+    <w:p>
+      <w:pPr>
+        <w:pStyle w:val="Heading4"/>
+      </w:pPr>
+      <w:bookmarkStart w:id="91" w:name="X2cac56aeebca093282bfb62720532f7b433b19c"/>
+      <w:r>
+        <w:t xml:space="preserve">6.6.8. CI_CMD_VD_TOKEN_INFO (0x0108)</w:t>
+      </w:r>
+      <w:bookmarkEnd w:id="91"/>
+    </w:p>
+    <w:p>
+      <w:pPr>
+        <w:numPr>
+          <w:ilvl w:val="0"/>
+          <w:numId w:val="1087"/>
+        </w:numPr>
+      </w:pPr>
+      <w:r>
+        <w:t xml:space="preserve">기능</w:t>
+      </w:r>
+      <w:r>
+        <w:t xml:space="preserve"> </w:t>
+      </w:r>
+      <w:r>
+        <w:t xml:space="preserve">토큰 정체성(라벨/시리얼/제조사/모델/HW·FW 버전/상태 플래그)을 조회한다.</w:t>
+      </w:r>
+    </w:p>
+    <w:p>
+      <w:pPr>
+        <w:numPr>
+          <w:ilvl w:val="0"/>
+          <w:numId w:val="1087"/>
+        </w:numPr>
       </w:pPr>
       <w:r>
         <w:t xml:space="preserve">관련 호스트 API :</w:t>
@@ -18576,52 +22007,15 @@
         <w:rPr>
           <w:rStyle w:val="VerbatimChar"/>
         </w:rPr>
-        <w:t xml:space="preserve">ncmp_crypto_mldsa_verify</w:t>
-      </w:r>
-    </w:p>
-    <w:p>
-      <w:pPr>
-        <w:numPr>
-          <w:ilvl w:val="0"/>
-          <w:numId w:val="1069"/>
-        </w:numPr>
-        <w:pStyle w:val="Compact"/>
-      </w:pPr>
-      <w:r>
-        <w:t xml:space="preserve">반환 값</w:t>
-      </w:r>
-    </w:p>
-    <w:p>
-      <w:pPr>
-        <w:numPr>
-          <w:ilvl w:val="1"/>
-          <w:numId w:val="1070"/>
-        </w:numPr>
-        <w:pStyle w:val="Compact"/>
-      </w:pPr>
-      <w:r>
-        <w:t xml:space="preserve">CKR_OK</w:t>
-      </w:r>
-    </w:p>
-    <w:p>
-      <w:pPr>
-        <w:numPr>
-          <w:ilvl w:val="1"/>
-          <w:numId w:val="1070"/>
-        </w:numPr>
-        <w:pStyle w:val="Compact"/>
-      </w:pPr>
-      <w:r>
-        <w:t xml:space="preserve">CKR_SIGNATURE_INVALID</w:t>
-      </w:r>
-    </w:p>
-    <w:p>
-      <w:pPr>
-        <w:numPr>
-          <w:ilvl w:val="0"/>
-          <w:numId w:val="1069"/>
-        </w:numPr>
-        <w:pStyle w:val="Compact"/>
+        <w:t xml:space="preserve">ncmp_admin_token_info</w:t>
+      </w:r>
+    </w:p>
+    <w:p>
+      <w:pPr>
+        <w:numPr>
+          <w:ilvl w:val="0"/>
+          <w:numId w:val="1087"/>
+        </w:numPr>
       </w:pPr>
       <w:r>
         <w:t xml:space="preserve">명령 블록</w:t>
@@ -18657,2714 +22051,18 @@
         <w:rPr>
           <w:rStyle w:val="NormalTok"/>
         </w:rPr>
-        <w:t xml:space="preserve"> CI_MlDsaVerifyReq {</w:t>
-      </w:r>
-      <w:r>
-        <w:br/>
-      </w:r>
-      <w:r>
-        <w:rPr>
-          <w:rStyle w:val="NormalTok"/>
-        </w:rPr>
-        <w:t xml:space="preserve">    </w:t>
-      </w:r>
-      <w:r>
-        <w:rPr>
-          <w:rStyle w:val="DataTypeTok"/>
-        </w:rPr>
-        <w:t xml:space="preserve">uint32_t</w:t>
-      </w:r>
-      <w:r>
-        <w:rPr>
-          <w:rStyle w:val="NormalTok"/>
-        </w:rPr>
-        <w:t xml:space="preserve"> param_set;  </w:t>
+        <w:t xml:space="preserve"> CI_VdTokenInfoReq { </w:t>
       </w:r>
       <w:r>
         <w:rPr>
           <w:rStyle w:val="CommentTok"/>
         </w:rPr>
-        <w:t xml:space="preserve">/* param0: 강도 */</w:t>
-      </w:r>
-      <w:r>
-        <w:br/>
-      </w:r>
-      <w:r>
-        <w:rPr>
-          <w:rStyle w:val="NormalTok"/>
-        </w:rPr>
-        <w:t xml:space="preserve">    </w:t>
-      </w:r>
-      <w:r>
-        <w:rPr>
-          <w:rStyle w:val="DataTypeTok"/>
-        </w:rPr>
-        <w:t xml:space="preserve">uint8_t</w:t>
-      </w:r>
-      <w:r>
-        <w:rPr>
-          <w:rStyle w:val="NormalTok"/>
-        </w:rPr>
-        <w:t xml:space="preserve">  pub[];      </w:t>
-      </w:r>
-      <w:r>
-        <w:rPr>
-          <w:rStyle w:val="CommentTok"/>
-        </w:rPr>
-        <w:t xml:space="preserve">/* param1: 공개 키 블롭 */</w:t>
-      </w:r>
-      <w:r>
-        <w:br/>
-      </w:r>
-      <w:r>
-        <w:rPr>
-          <w:rStyle w:val="NormalTok"/>
-        </w:rPr>
-        <w:t xml:space="preserve">    </w:t>
-      </w:r>
-      <w:r>
-        <w:rPr>
-          <w:rStyle w:val="DataTypeTok"/>
-        </w:rPr>
-        <w:t xml:space="preserve">uint8_t</w:t>
-      </w:r>
-      <w:r>
-        <w:rPr>
-          <w:rStyle w:val="NormalTok"/>
-        </w:rPr>
-        <w:t xml:space="preserve">  data[];     </w:t>
-      </w:r>
-      <w:r>
-        <w:rPr>
-          <w:rStyle w:val="CommentTok"/>
-        </w:rPr>
-        <w:t xml:space="preserve">/* param2: 원본 메시지 */</w:t>
-      </w:r>
-      <w:r>
-        <w:br/>
-      </w:r>
-      <w:r>
-        <w:rPr>
-          <w:rStyle w:val="NormalTok"/>
-        </w:rPr>
-        <w:t xml:space="preserve">    </w:t>
-      </w:r>
-      <w:r>
-        <w:rPr>
-          <w:rStyle w:val="DataTypeTok"/>
-        </w:rPr>
-        <w:t xml:space="preserve">uint8_t</w:t>
-      </w:r>
-      <w:r>
-        <w:rPr>
-          <w:rStyle w:val="NormalTok"/>
-        </w:rPr>
-        <w:t xml:space="preserve">  sig[];      </w:t>
-      </w:r>
-      <w:r>
-        <w:rPr>
-          <w:rStyle w:val="CommentTok"/>
-        </w:rPr>
-        <w:t xml:space="preserve">/* param3: 대조할 서명 */</w:t>
-      </w:r>
-      <w:r>
-        <w:br/>
-      </w:r>
-      <w:r>
-        <w:rPr>
-          <w:rStyle w:val="NormalTok"/>
-        </w:rPr>
-        <w:t xml:space="preserve">} CI_MlDsaVerifyReq;</w:t>
-      </w:r>
-    </w:p>
-    <w:p>
-      <w:pPr>
-        <w:numPr>
-          <w:ilvl w:val="0"/>
-          <w:numId w:val="1069"/>
-        </w:numPr>
-        <w:pStyle w:val="Compact"/>
-      </w:pPr>
-      <w:r>
-        <w:t xml:space="preserve">응답 블록</w:t>
-      </w:r>
-    </w:p>
-    <w:p>
-      <w:pPr>
-        <w:numPr>
-          <w:ilvl w:val="0"/>
-          <w:numId w:val="1000"/>
-        </w:numPr>
-        <w:pStyle w:val="SourceCode"/>
-      </w:pPr>
-      <w:r>
-        <w:rPr>
-          <w:rStyle w:val="KeywordTok"/>
-        </w:rPr>
-        <w:t xml:space="preserve">typedef</w:t>
-      </w:r>
-      <w:r>
-        <w:rPr>
-          <w:rStyle w:val="NormalTok"/>
-        </w:rPr>
-        <w:t xml:space="preserve"> </w:t>
-      </w:r>
-      <w:r>
-        <w:rPr>
-          <w:rStyle w:val="KeywordTok"/>
-        </w:rPr>
-        <w:t xml:space="preserve">struct</w:t>
-      </w:r>
-      <w:r>
-        <w:rPr>
-          <w:rStyle w:val="NormalTok"/>
-        </w:rPr>
-        <w:t xml:space="preserve"> CI_MlDsaVerifyRsp { </w:t>
-      </w:r>
-      <w:r>
-        <w:rPr>
-          <w:rStyle w:val="CommentTok"/>
-        </w:rPr>
         <w:t xml:space="preserve">/* 없음 */</w:t>
       </w:r>
       <w:r>
         <w:rPr>
           <w:rStyle w:val="NormalTok"/>
         </w:rPr>
-        <w:t xml:space="preserve"> } CI_MlDsaVerifyRsp;</w:t>
-      </w:r>
-    </w:p>
-    <w:p>
-      <w:pPr>
-        <w:pStyle w:val="Heading4"/>
-      </w:pPr>
-      <w:bookmarkStart w:id="76" w:name="X353df2155334e4e551c42262768c1cce1eb14b9"/>
-      <w:r>
-        <w:t xml:space="preserve">6.5.4. CI_CMD_MLKEM_KEYGEN (0x0053)</w:t>
-      </w:r>
-      <w:bookmarkEnd w:id="76"/>
-    </w:p>
-    <w:p>
-      <w:pPr>
-        <w:numPr>
-          <w:ilvl w:val="0"/>
-          <w:numId w:val="1071"/>
-        </w:numPr>
-        <w:pStyle w:val="Compact"/>
-      </w:pPr>
-      <w:r>
-        <w:t xml:space="preserve">기능</w:t>
-      </w:r>
-      <w:r>
-        <w:t xml:space="preserve"> </w:t>
-      </w:r>
-      <w:r>
-        <w:t xml:space="preserve">ML-KEM 키 쌍을 생성한다.</w:t>
-      </w:r>
-    </w:p>
-    <w:p>
-      <w:pPr>
-        <w:numPr>
-          <w:ilvl w:val="0"/>
-          <w:numId w:val="1071"/>
-        </w:numPr>
-        <w:pStyle w:val="Compact"/>
-      </w:pPr>
-      <w:r>
-        <w:t xml:space="preserve">관련 호스트 API :</w:t>
-      </w:r>
-      <w:r>
-        <w:t xml:space="preserve"> </w:t>
-      </w:r>
-      <w:r>
-        <w:rPr>
-          <w:rStyle w:val="VerbatimChar"/>
-        </w:rPr>
-        <w:t xml:space="preserve">ncmp_crypto_mlkem_keygen</w:t>
-      </w:r>
-    </w:p>
-    <w:p>
-      <w:pPr>
-        <w:numPr>
-          <w:ilvl w:val="0"/>
-          <w:numId w:val="1071"/>
-        </w:numPr>
-        <w:pStyle w:val="Compact"/>
-      </w:pPr>
-      <w:r>
-        <w:t xml:space="preserve">명령 블록</w:t>
-      </w:r>
-    </w:p>
-    <w:p>
-      <w:pPr>
-        <w:numPr>
-          <w:ilvl w:val="0"/>
-          <w:numId w:val="1000"/>
-        </w:numPr>
-        <w:pStyle w:val="SourceCode"/>
-      </w:pPr>
-      <w:r>
-        <w:rPr>
-          <w:rStyle w:val="KeywordTok"/>
-        </w:rPr>
-        <w:t xml:space="preserve">typedef</w:t>
-      </w:r>
-      <w:r>
-        <w:rPr>
-          <w:rStyle w:val="NormalTok"/>
-        </w:rPr>
-        <w:t xml:space="preserve"> </w:t>
-      </w:r>
-      <w:r>
-        <w:rPr>
-          <w:rStyle w:val="KeywordTok"/>
-        </w:rPr>
-        <w:t xml:space="preserve">struct</w:t>
-      </w:r>
-      <w:r>
-        <w:rPr>
-          <w:rStyle w:val="NormalTok"/>
-        </w:rPr>
-        <w:t xml:space="preserve"> CI_MlKemKeygenReq {</w:t>
-      </w:r>
-      <w:r>
-        <w:br/>
-      </w:r>
-      <w:r>
-        <w:rPr>
-          <w:rStyle w:val="NormalTok"/>
-        </w:rPr>
-        <w:t xml:space="preserve">    </w:t>
-      </w:r>
-      <w:r>
-        <w:rPr>
-          <w:rStyle w:val="DataTypeTok"/>
-        </w:rPr>
-        <w:t xml:space="preserve">uint32_t</w:t>
-      </w:r>
-      <w:r>
-        <w:rPr>
-          <w:rStyle w:val="NormalTok"/>
-        </w:rPr>
-        <w:t xml:space="preserve"> param_set;  </w:t>
-      </w:r>
-      <w:r>
-        <w:rPr>
-          <w:rStyle w:val="CommentTok"/>
-        </w:rPr>
-        <w:t xml:space="preserve">/* param0: CKP_ML_KEM_* (강도) */</w:t>
-      </w:r>
-      <w:r>
-        <w:br/>
-      </w:r>
-      <w:r>
-        <w:rPr>
-          <w:rStyle w:val="NormalTok"/>
-        </w:rPr>
-        <w:t xml:space="preserve">    </w:t>
-      </w:r>
-      <w:r>
-        <w:rPr>
-          <w:rStyle w:val="DataTypeTok"/>
-        </w:rPr>
-        <w:t xml:space="preserve">uint32_t</w:t>
-      </w:r>
-      <w:r>
-        <w:rPr>
-          <w:rStyle w:val="NormalTok"/>
-        </w:rPr>
-        <w:t xml:space="preserve"> pub_len;    </w:t>
-      </w:r>
-      <w:r>
-        <w:rPr>
-          <w:rStyle w:val="CommentTok"/>
-        </w:rPr>
-        <w:t xml:space="preserve">/* param1: 공개 블롭 길이(pk_len) */</w:t>
-      </w:r>
-      <w:r>
-        <w:br/>
-      </w:r>
-      <w:r>
-        <w:rPr>
-          <w:rStyle w:val="NormalTok"/>
-        </w:rPr>
-        <w:t xml:space="preserve">    </w:t>
-      </w:r>
-      <w:r>
-        <w:rPr>
-          <w:rStyle w:val="DataTypeTok"/>
-        </w:rPr>
-        <w:t xml:space="preserve">uint32_t</w:t>
-      </w:r>
-      <w:r>
-        <w:rPr>
-          <w:rStyle w:val="NormalTok"/>
-        </w:rPr>
-        <w:t xml:space="preserve"> priv_len;   </w:t>
-      </w:r>
-      <w:r>
-        <w:rPr>
-          <w:rStyle w:val="CommentTok"/>
-        </w:rPr>
-        <w:t xml:space="preserve">/* param2: 개인 블롭 길이(sk_len, &gt; pub_len) */</w:t>
-      </w:r>
-      <w:r>
-        <w:br/>
-      </w:r>
-      <w:r>
-        <w:rPr>
-          <w:rStyle w:val="NormalTok"/>
-        </w:rPr>
-        <w:t xml:space="preserve">} CI_MlKemKeygenReq;</w:t>
-      </w:r>
-    </w:p>
-    <w:p>
-      <w:pPr>
-        <w:numPr>
-          <w:ilvl w:val="0"/>
-          <w:numId w:val="1071"/>
-        </w:numPr>
-        <w:pStyle w:val="Compact"/>
-      </w:pPr>
-      <w:r>
-        <w:t xml:space="preserve">응답 블록</w:t>
-      </w:r>
-    </w:p>
-    <w:p>
-      <w:pPr>
-        <w:numPr>
-          <w:ilvl w:val="0"/>
-          <w:numId w:val="1000"/>
-        </w:numPr>
-        <w:pStyle w:val="SourceCode"/>
-      </w:pPr>
-      <w:r>
-        <w:rPr>
-          <w:rStyle w:val="KeywordTok"/>
-        </w:rPr>
-        <w:t xml:space="preserve">typedef</w:t>
-      </w:r>
-      <w:r>
-        <w:rPr>
-          <w:rStyle w:val="NormalTok"/>
-        </w:rPr>
-        <w:t xml:space="preserve"> </w:t>
-      </w:r>
-      <w:r>
-        <w:rPr>
-          <w:rStyle w:val="KeywordTok"/>
-        </w:rPr>
-        <w:t xml:space="preserve">struct</w:t>
-      </w:r>
-      <w:r>
-        <w:rPr>
-          <w:rStyle w:val="NormalTok"/>
-        </w:rPr>
-        <w:t xml:space="preserve"> CI_MlKemKeygenRsp {</w:t>
-      </w:r>
-      <w:r>
-        <w:br/>
-      </w:r>
-      <w:r>
-        <w:rPr>
-          <w:rStyle w:val="NormalTok"/>
-        </w:rPr>
-        <w:t xml:space="preserve">    </w:t>
-      </w:r>
-      <w:r>
-        <w:rPr>
-          <w:rStyle w:val="DataTypeTok"/>
-        </w:rPr>
-        <w:t xml:space="preserve">uint8_t</w:t>
-      </w:r>
-      <w:r>
-        <w:rPr>
-          <w:rStyle w:val="NormalTok"/>
-        </w:rPr>
-        <w:t xml:space="preserve">  pub[];      </w:t>
-      </w:r>
-      <w:r>
-        <w:rPr>
-          <w:rStyle w:val="CommentTok"/>
-        </w:rPr>
-        <w:t xml:space="preserve">/* param0: 공개 키 블롭 */</w:t>
-      </w:r>
-      <w:r>
-        <w:br/>
-      </w:r>
-      <w:r>
-        <w:rPr>
-          <w:rStyle w:val="NormalTok"/>
-        </w:rPr>
-        <w:t xml:space="preserve">    </w:t>
-      </w:r>
-      <w:r>
-        <w:rPr>
-          <w:rStyle w:val="DataTypeTok"/>
-        </w:rPr>
-        <w:t xml:space="preserve">uint8_t</w:t>
-      </w:r>
-      <w:r>
-        <w:rPr>
-          <w:rStyle w:val="NormalTok"/>
-        </w:rPr>
-        <w:t xml:space="preserve">  priv[];     </w:t>
-      </w:r>
-      <w:r>
-        <w:rPr>
-          <w:rStyle w:val="CommentTok"/>
-        </w:rPr>
-        <w:t xml:space="preserve">/* param1: 개인 키 블롭 (앞 pub_len은 pub과 동일) */</w:t>
-      </w:r>
-      <w:r>
-        <w:br/>
-      </w:r>
-      <w:r>
-        <w:rPr>
-          <w:rStyle w:val="NormalTok"/>
-        </w:rPr>
-        <w:t xml:space="preserve">} CI_MlKemKeygenRsp;</w:t>
-      </w:r>
-    </w:p>
-    <w:p>
-      <w:pPr>
-        <w:pStyle w:val="Heading4"/>
-      </w:pPr>
-      <w:bookmarkStart w:id="77" w:name="Xa62df78bde6eb608d694ef6a9a79ae318724b1b"/>
-      <w:r>
-        <w:t xml:space="preserve">6.5.5. CI_CMD_MLKEM_ENCAPS (0x0054)</w:t>
-      </w:r>
-      <w:bookmarkEnd w:id="77"/>
-    </w:p>
-    <w:p>
-      <w:pPr>
-        <w:numPr>
-          <w:ilvl w:val="0"/>
-          <w:numId w:val="1072"/>
-        </w:numPr>
-        <w:pStyle w:val="Compact"/>
-      </w:pPr>
-      <w:r>
-        <w:t xml:space="preserve">기능</w:t>
-      </w:r>
-      <w:r>
-        <w:t xml:space="preserve"> </w:t>
-      </w:r>
-      <w:r>
-        <w:t xml:space="preserve">ML-KEM 캡슐화를 수행한다.</w:t>
-      </w:r>
-    </w:p>
-    <w:p>
-      <w:pPr>
-        <w:numPr>
-          <w:ilvl w:val="0"/>
-          <w:numId w:val="1072"/>
-        </w:numPr>
-        <w:pStyle w:val="Compact"/>
-      </w:pPr>
-      <w:r>
-        <w:t xml:space="preserve">관련 호스트 API :</w:t>
-      </w:r>
-      <w:r>
-        <w:t xml:space="preserve"> </w:t>
-      </w:r>
-      <w:r>
-        <w:rPr>
-          <w:rStyle w:val="VerbatimChar"/>
-        </w:rPr>
-        <w:t xml:space="preserve">ncmp_crypto_mlkem_encaps</w:t>
-      </w:r>
-    </w:p>
-    <w:p>
-      <w:pPr>
-        <w:numPr>
-          <w:ilvl w:val="0"/>
-          <w:numId w:val="1072"/>
-        </w:numPr>
-        <w:pStyle w:val="Compact"/>
-      </w:pPr>
-      <w:r>
-        <w:t xml:space="preserve">명령 블록</w:t>
-      </w:r>
-    </w:p>
-    <w:p>
-      <w:pPr>
-        <w:numPr>
-          <w:ilvl w:val="0"/>
-          <w:numId w:val="1000"/>
-        </w:numPr>
-        <w:pStyle w:val="SourceCode"/>
-      </w:pPr>
-      <w:r>
-        <w:rPr>
-          <w:rStyle w:val="KeywordTok"/>
-        </w:rPr>
-        <w:t xml:space="preserve">typedef</w:t>
-      </w:r>
-      <w:r>
-        <w:rPr>
-          <w:rStyle w:val="NormalTok"/>
-        </w:rPr>
-        <w:t xml:space="preserve"> </w:t>
-      </w:r>
-      <w:r>
-        <w:rPr>
-          <w:rStyle w:val="KeywordTok"/>
-        </w:rPr>
-        <w:t xml:space="preserve">struct</w:t>
-      </w:r>
-      <w:r>
-        <w:rPr>
-          <w:rStyle w:val="NormalTok"/>
-        </w:rPr>
-        <w:t xml:space="preserve"> CI_MlKemEncapsReq {</w:t>
-      </w:r>
-      <w:r>
-        <w:br/>
-      </w:r>
-      <w:r>
-        <w:rPr>
-          <w:rStyle w:val="NormalTok"/>
-        </w:rPr>
-        <w:t xml:space="preserve">    </w:t>
-      </w:r>
-      <w:r>
-        <w:rPr>
-          <w:rStyle w:val="DataTypeTok"/>
-        </w:rPr>
-        <w:t xml:space="preserve">uint32_t</w:t>
-      </w:r>
-      <w:r>
-        <w:rPr>
-          <w:rStyle w:val="NormalTok"/>
-        </w:rPr>
-        <w:t xml:space="preserve"> param_set;  </w:t>
-      </w:r>
-      <w:r>
-        <w:rPr>
-          <w:rStyle w:val="CommentTok"/>
-        </w:rPr>
-        <w:t xml:space="preserve">/* param0: 강도 */</w:t>
-      </w:r>
-      <w:r>
-        <w:br/>
-      </w:r>
-      <w:r>
-        <w:rPr>
-          <w:rStyle w:val="NormalTok"/>
-        </w:rPr>
-        <w:t xml:space="preserve">    </w:t>
-      </w:r>
-      <w:r>
-        <w:rPr>
-          <w:rStyle w:val="DataTypeTok"/>
-        </w:rPr>
-        <w:t xml:space="preserve">uint32_t</w:t>
-      </w:r>
-      <w:r>
-        <w:rPr>
-          <w:rStyle w:val="NormalTok"/>
-        </w:rPr>
-        <w:t xml:space="preserve"> ct_len;     </w:t>
-      </w:r>
-      <w:r>
-        <w:rPr>
-          <w:rStyle w:val="CommentTok"/>
-        </w:rPr>
-        <w:t xml:space="preserve">/* param1: 생성할 암호문 길이 */</w:t>
-      </w:r>
-      <w:r>
-        <w:br/>
-      </w:r>
-      <w:r>
-        <w:rPr>
-          <w:rStyle w:val="NormalTok"/>
-        </w:rPr>
-        <w:t xml:space="preserve">    </w:t>
-      </w:r>
-      <w:r>
-        <w:rPr>
-          <w:rStyle w:val="DataTypeTok"/>
-        </w:rPr>
-        <w:t xml:space="preserve">uint32_t</w:t>
-      </w:r>
-      <w:r>
-        <w:rPr>
-          <w:rStyle w:val="NormalTok"/>
-        </w:rPr>
-        <w:t xml:space="preserve"> ss_len;     </w:t>
-      </w:r>
-      <w:r>
-        <w:rPr>
-          <w:rStyle w:val="CommentTok"/>
-        </w:rPr>
-        <w:t xml:space="preserve">/* param2: 공유 비밀 길이 (ML-KEM은 32) */</w:t>
-      </w:r>
-      <w:r>
-        <w:br/>
-      </w:r>
-      <w:r>
-        <w:rPr>
-          <w:rStyle w:val="NormalTok"/>
-        </w:rPr>
-        <w:t xml:space="preserve">    </w:t>
-      </w:r>
-      <w:r>
-        <w:rPr>
-          <w:rStyle w:val="DataTypeTok"/>
-        </w:rPr>
-        <w:t xml:space="preserve">uint8_t</w:t>
-      </w:r>
-      <w:r>
-        <w:rPr>
-          <w:rStyle w:val="NormalTok"/>
-        </w:rPr>
-        <w:t xml:space="preserve">  pub[];      </w:t>
-      </w:r>
-      <w:r>
-        <w:rPr>
-          <w:rStyle w:val="CommentTok"/>
-        </w:rPr>
-        <w:t xml:space="preserve">/* param3: 상대 공개 키 블롭 */</w:t>
-      </w:r>
-      <w:r>
-        <w:br/>
-      </w:r>
-      <w:r>
-        <w:rPr>
-          <w:rStyle w:val="NormalTok"/>
-        </w:rPr>
-        <w:t xml:space="preserve">} CI_MlKemEncapsReq;</w:t>
-      </w:r>
-    </w:p>
-    <w:p>
-      <w:pPr>
-        <w:numPr>
-          <w:ilvl w:val="0"/>
-          <w:numId w:val="1072"/>
-        </w:numPr>
-        <w:pStyle w:val="Compact"/>
-      </w:pPr>
-      <w:r>
-        <w:t xml:space="preserve">응답 블록</w:t>
-      </w:r>
-    </w:p>
-    <w:p>
-      <w:pPr>
-        <w:numPr>
-          <w:ilvl w:val="0"/>
-          <w:numId w:val="1000"/>
-        </w:numPr>
-        <w:pStyle w:val="SourceCode"/>
-      </w:pPr>
-      <w:r>
-        <w:rPr>
-          <w:rStyle w:val="KeywordTok"/>
-        </w:rPr>
-        <w:t xml:space="preserve">typedef</w:t>
-      </w:r>
-      <w:r>
-        <w:rPr>
-          <w:rStyle w:val="NormalTok"/>
-        </w:rPr>
-        <w:t xml:space="preserve"> </w:t>
-      </w:r>
-      <w:r>
-        <w:rPr>
-          <w:rStyle w:val="KeywordTok"/>
-        </w:rPr>
-        <w:t xml:space="preserve">struct</w:t>
-      </w:r>
-      <w:r>
-        <w:rPr>
-          <w:rStyle w:val="NormalTok"/>
-        </w:rPr>
-        <w:t xml:space="preserve"> CI_MlKemEncapsRsp {</w:t>
-      </w:r>
-      <w:r>
-        <w:br/>
-      </w:r>
-      <w:r>
-        <w:rPr>
-          <w:rStyle w:val="NormalTok"/>
-        </w:rPr>
-        <w:t xml:space="preserve">    </w:t>
-      </w:r>
-      <w:r>
-        <w:rPr>
-          <w:rStyle w:val="DataTypeTok"/>
-        </w:rPr>
-        <w:t xml:space="preserve">uint8_t</w:t>
-      </w:r>
-      <w:r>
-        <w:rPr>
-          <w:rStyle w:val="NormalTok"/>
-        </w:rPr>
-        <w:t xml:space="preserve">  ct[];       </w:t>
-      </w:r>
-      <w:r>
-        <w:rPr>
-          <w:rStyle w:val="CommentTok"/>
-        </w:rPr>
-        <w:t xml:space="preserve">/* param0: 암호문(캡슐) (ct_len) */</w:t>
-      </w:r>
-      <w:r>
-        <w:br/>
-      </w:r>
-      <w:r>
-        <w:rPr>
-          <w:rStyle w:val="NormalTok"/>
-        </w:rPr>
-        <w:t xml:space="preserve">    </w:t>
-      </w:r>
-      <w:r>
-        <w:rPr>
-          <w:rStyle w:val="DataTypeTok"/>
-        </w:rPr>
-        <w:t xml:space="preserve">uint8_t</w:t>
-      </w:r>
-      <w:r>
-        <w:rPr>
-          <w:rStyle w:val="NormalTok"/>
-        </w:rPr>
-        <w:t xml:space="preserve">  ss[];       </w:t>
-      </w:r>
-      <w:r>
-        <w:rPr>
-          <w:rStyle w:val="CommentTok"/>
-        </w:rPr>
-        <w:t xml:space="preserve">/* param1: 공유 비밀 (ss_len) */</w:t>
-      </w:r>
-      <w:r>
-        <w:br/>
-      </w:r>
-      <w:r>
-        <w:rPr>
-          <w:rStyle w:val="NormalTok"/>
-        </w:rPr>
-        <w:t xml:space="preserve">} CI_MlKemEncapsRsp;</w:t>
-      </w:r>
-    </w:p>
-    <w:p>
-      <w:pPr>
-        <w:pStyle w:val="Heading4"/>
-      </w:pPr>
-      <w:bookmarkStart w:id="78" w:name="Xb8c1babe584cbc997e6895f96b4941e5cc00851"/>
-      <w:r>
-        <w:t xml:space="preserve">6.5.6. CI_CMD_MLKEM_DECAPS (0x0055)</w:t>
-      </w:r>
-      <w:bookmarkEnd w:id="78"/>
-    </w:p>
-    <w:p>
-      <w:pPr>
-        <w:numPr>
-          <w:ilvl w:val="0"/>
-          <w:numId w:val="1073"/>
-        </w:numPr>
-        <w:pStyle w:val="Compact"/>
-      </w:pPr>
-      <w:r>
-        <w:t xml:space="preserve">기능</w:t>
-      </w:r>
-      <w:r>
-        <w:t xml:space="preserve"> </w:t>
-      </w:r>
-      <w:r>
-        <w:t xml:space="preserve">ML-KEM 역캡슐화를 수행하여 공유 비밀을 복원한다.</w:t>
-      </w:r>
-    </w:p>
-    <w:p>
-      <w:pPr>
-        <w:numPr>
-          <w:ilvl w:val="0"/>
-          <w:numId w:val="1073"/>
-        </w:numPr>
-        <w:pStyle w:val="Compact"/>
-      </w:pPr>
-      <w:r>
-        <w:t xml:space="preserve">관련 호스트 API :</w:t>
-      </w:r>
-      <w:r>
-        <w:t xml:space="preserve"> </w:t>
-      </w:r>
-      <w:r>
-        <w:rPr>
-          <w:rStyle w:val="VerbatimChar"/>
-        </w:rPr>
-        <w:t xml:space="preserve">ncmp_crypto_mlkem_decaps</w:t>
-      </w:r>
-    </w:p>
-    <w:p>
-      <w:pPr>
-        <w:numPr>
-          <w:ilvl w:val="0"/>
-          <w:numId w:val="1073"/>
-        </w:numPr>
-        <w:pStyle w:val="Compact"/>
-      </w:pPr>
-      <w:r>
-        <w:t xml:space="preserve">명령 블록</w:t>
-      </w:r>
-    </w:p>
-    <w:p>
-      <w:pPr>
-        <w:numPr>
-          <w:ilvl w:val="0"/>
-          <w:numId w:val="1000"/>
-        </w:numPr>
-        <w:pStyle w:val="SourceCode"/>
-      </w:pPr>
-      <w:r>
-        <w:rPr>
-          <w:rStyle w:val="KeywordTok"/>
-        </w:rPr>
-        <w:t xml:space="preserve">typedef</w:t>
-      </w:r>
-      <w:r>
-        <w:rPr>
-          <w:rStyle w:val="NormalTok"/>
-        </w:rPr>
-        <w:t xml:space="preserve"> </w:t>
-      </w:r>
-      <w:r>
-        <w:rPr>
-          <w:rStyle w:val="KeywordTok"/>
-        </w:rPr>
-        <w:t xml:space="preserve">struct</w:t>
-      </w:r>
-      <w:r>
-        <w:rPr>
-          <w:rStyle w:val="NormalTok"/>
-        </w:rPr>
-        <w:t xml:space="preserve"> CI_MlKemDecapsReq {</w:t>
-      </w:r>
-      <w:r>
-        <w:br/>
-      </w:r>
-      <w:r>
-        <w:rPr>
-          <w:rStyle w:val="NormalTok"/>
-        </w:rPr>
-        <w:t xml:space="preserve">    </w:t>
-      </w:r>
-      <w:r>
-        <w:rPr>
-          <w:rStyle w:val="DataTypeTok"/>
-        </w:rPr>
-        <w:t xml:space="preserve">uint32_t</w:t>
-      </w:r>
-      <w:r>
-        <w:rPr>
-          <w:rStyle w:val="NormalTok"/>
-        </w:rPr>
-        <w:t xml:space="preserve"> param_set;  </w:t>
-      </w:r>
-      <w:r>
-        <w:rPr>
-          <w:rStyle w:val="CommentTok"/>
-        </w:rPr>
-        <w:t xml:space="preserve">/* param0: 강도 */</w:t>
-      </w:r>
-      <w:r>
-        <w:br/>
-      </w:r>
-      <w:r>
-        <w:rPr>
-          <w:rStyle w:val="NormalTok"/>
-        </w:rPr>
-        <w:t xml:space="preserve">    </w:t>
-      </w:r>
-      <w:r>
-        <w:rPr>
-          <w:rStyle w:val="DataTypeTok"/>
-        </w:rPr>
-        <w:t xml:space="preserve">uint32_t</w:t>
-      </w:r>
-      <w:r>
-        <w:rPr>
-          <w:rStyle w:val="NormalTok"/>
-        </w:rPr>
-        <w:t xml:space="preserve"> pub_len;    </w:t>
-      </w:r>
-      <w:r>
-        <w:rPr>
-          <w:rStyle w:val="CommentTok"/>
-        </w:rPr>
-        <w:t xml:space="preserve">/* param1: 개인 블롭 내 공개 접두어 길이 */</w:t>
-      </w:r>
-      <w:r>
-        <w:br/>
-      </w:r>
-      <w:r>
-        <w:rPr>
-          <w:rStyle w:val="NormalTok"/>
-        </w:rPr>
-        <w:t xml:space="preserve">    </w:t>
-      </w:r>
-      <w:r>
-        <w:rPr>
-          <w:rStyle w:val="DataTypeTok"/>
-        </w:rPr>
-        <w:t xml:space="preserve">uint32_t</w:t>
-      </w:r>
-      <w:r>
-        <w:rPr>
-          <w:rStyle w:val="NormalTok"/>
-        </w:rPr>
-        <w:t xml:space="preserve"> ss_len;     </w:t>
-      </w:r>
-      <w:r>
-        <w:rPr>
-          <w:rStyle w:val="CommentTok"/>
-        </w:rPr>
-        <w:t xml:space="preserve">/* param2: 공유 비밀 길이 */</w:t>
-      </w:r>
-      <w:r>
-        <w:br/>
-      </w:r>
-      <w:r>
-        <w:rPr>
-          <w:rStyle w:val="NormalTok"/>
-        </w:rPr>
-        <w:t xml:space="preserve">    </w:t>
-      </w:r>
-      <w:r>
-        <w:rPr>
-          <w:rStyle w:val="DataTypeTok"/>
-        </w:rPr>
-        <w:t xml:space="preserve">uint8_t</w:t>
-      </w:r>
-      <w:r>
-        <w:rPr>
-          <w:rStyle w:val="NormalTok"/>
-        </w:rPr>
-        <w:t xml:space="preserve">  priv[];     </w:t>
-      </w:r>
-      <w:r>
-        <w:rPr>
-          <w:rStyle w:val="CommentTok"/>
-        </w:rPr>
-        <w:t xml:space="preserve">/* param3: 자신의 개인 키 블롭 */</w:t>
-      </w:r>
-      <w:r>
-        <w:br/>
-      </w:r>
-      <w:r>
-        <w:rPr>
-          <w:rStyle w:val="NormalTok"/>
-        </w:rPr>
-        <w:t xml:space="preserve">    </w:t>
-      </w:r>
-      <w:r>
-        <w:rPr>
-          <w:rStyle w:val="DataTypeTok"/>
-        </w:rPr>
-        <w:t xml:space="preserve">uint8_t</w:t>
-      </w:r>
-      <w:r>
-        <w:rPr>
-          <w:rStyle w:val="NormalTok"/>
-        </w:rPr>
-        <w:t xml:space="preserve">  ct[];       </w:t>
-      </w:r>
-      <w:r>
-        <w:rPr>
-          <w:rStyle w:val="CommentTok"/>
-        </w:rPr>
-        <w:t xml:space="preserve">/* param4: 캡슐화된 암호문 */</w:t>
-      </w:r>
-      <w:r>
-        <w:br/>
-      </w:r>
-      <w:r>
-        <w:rPr>
-          <w:rStyle w:val="NormalTok"/>
-        </w:rPr>
-        <w:t xml:space="preserve">} CI_MlKemDecapsReq;</w:t>
-      </w:r>
-    </w:p>
-    <w:p>
-      <w:pPr>
-        <w:numPr>
-          <w:ilvl w:val="0"/>
-          <w:numId w:val="1073"/>
-        </w:numPr>
-        <w:pStyle w:val="Compact"/>
-      </w:pPr>
-      <w:r>
-        <w:t xml:space="preserve">응답 블록</w:t>
-      </w:r>
-    </w:p>
-    <w:p>
-      <w:pPr>
-        <w:numPr>
-          <w:ilvl w:val="0"/>
-          <w:numId w:val="1000"/>
-        </w:numPr>
-        <w:pStyle w:val="SourceCode"/>
-      </w:pPr>
-      <w:r>
-        <w:rPr>
-          <w:rStyle w:val="KeywordTok"/>
-        </w:rPr>
-        <w:t xml:space="preserve">typedef</w:t>
-      </w:r>
-      <w:r>
-        <w:rPr>
-          <w:rStyle w:val="NormalTok"/>
-        </w:rPr>
-        <w:t xml:space="preserve"> </w:t>
-      </w:r>
-      <w:r>
-        <w:rPr>
-          <w:rStyle w:val="KeywordTok"/>
-        </w:rPr>
-        <w:t xml:space="preserve">struct</w:t>
-      </w:r>
-      <w:r>
-        <w:rPr>
-          <w:rStyle w:val="NormalTok"/>
-        </w:rPr>
-        <w:t xml:space="preserve"> CI_MlKemDecapsRsp {</w:t>
-      </w:r>
-      <w:r>
-        <w:br/>
-      </w:r>
-      <w:r>
-        <w:rPr>
-          <w:rStyle w:val="NormalTok"/>
-        </w:rPr>
-        <w:t xml:space="preserve">    </w:t>
-      </w:r>
-      <w:r>
-        <w:rPr>
-          <w:rStyle w:val="DataTypeTok"/>
-        </w:rPr>
-        <w:t xml:space="preserve">uint8_t</w:t>
-      </w:r>
-      <w:r>
-        <w:rPr>
-          <w:rStyle w:val="NormalTok"/>
-        </w:rPr>
-        <w:t xml:space="preserve">  ss[];       </w:t>
-      </w:r>
-      <w:r>
-        <w:rPr>
-          <w:rStyle w:val="CommentTok"/>
-        </w:rPr>
-        <w:t xml:space="preserve">/* param0: 복원된 공유 비밀 (encaps 결과와 동일) */</w:t>
-      </w:r>
-      <w:r>
-        <w:br/>
-      </w:r>
-      <w:r>
-        <w:rPr>
-          <w:rStyle w:val="NormalTok"/>
-        </w:rPr>
-        <w:t xml:space="preserve">} CI_MlKemDecapsRsp;</w:t>
-      </w:r>
-    </w:p>
-    <w:p>
-      <w:pPr>
-        <w:pStyle w:val="Heading3"/>
-      </w:pPr>
-      <w:bookmarkStart w:id="79" w:name="X162760d79e8e0550535fb9ee8374eaf996abc79"/>
-      <w:r>
-        <w:t xml:space="preserve">6.6. 벤더 정의 기능 블록 (datapath / 디바이스 상태)</w:t>
-      </w:r>
-      <w:bookmarkEnd w:id="79"/>
-    </w:p>
-    <w:p>
-      <w:pPr>
-        <w:pStyle w:val="FirstParagraph"/>
-      </w:pPr>
-      <w:r>
-        <w:t xml:space="preserve">벤더 스크래치 RAM 크기는</w:t>
-      </w:r>
-      <w:r>
-        <w:t xml:space="preserve"> </w:t>
-      </w:r>
-      <w:r>
-        <w:rPr>
-          <w:rStyle w:val="VerbatimChar"/>
-        </w:rPr>
-        <w:t xml:space="preserve">NCMP_VD_MEM_SIZE</w:t>
-      </w:r>
-      <w:r>
-        <w:t xml:space="preserve">(4 KB)이다. 에코/loopback은 전용 opcode 없이</w:t>
-      </w:r>
-      <w:r>
-        <w:t xml:space="preserve"> </w:t>
-      </w:r>
-      <w:r>
-        <w:rPr>
-          <w:rStyle w:val="VerbatimChar"/>
-        </w:rPr>
-        <w:t xml:space="preserve">CI_CMD_NOP</w:t>
-      </w:r>
-      <w:r>
-        <w:t xml:space="preserve">(0x0000)로 처리한다.</w:t>
-      </w:r>
-    </w:p>
-    <w:p>
-      <w:pPr>
-        <w:pStyle w:val="Heading4"/>
-      </w:pPr>
-      <w:bookmarkStart w:id="80" w:name="X9cc6a572088ea13e3a4c9e8fe86bfc6ef65a840"/>
-      <w:r>
-        <w:t xml:space="preserve">6.6.1. CI_CMD_VD_MEM_WRITE (0x0101)</w:t>
-      </w:r>
-      <w:bookmarkEnd w:id="80"/>
-    </w:p>
-    <w:p>
-      <w:pPr>
-        <w:numPr>
-          <w:ilvl w:val="0"/>
-          <w:numId w:val="1074"/>
-        </w:numPr>
-        <w:pStyle w:val="Compact"/>
-      </w:pPr>
-      <w:r>
-        <w:t xml:space="preserve">기능</w:t>
-      </w:r>
-      <w:r>
-        <w:t xml:space="preserve"> </w:t>
-      </w:r>
-      <w:r>
-        <w:t xml:space="preserve">스크래치 RAM에 데이터를 기록한다.</w:t>
-      </w:r>
-    </w:p>
-    <w:p>
-      <w:pPr>
-        <w:numPr>
-          <w:ilvl w:val="0"/>
-          <w:numId w:val="1074"/>
-        </w:numPr>
-        <w:pStyle w:val="Compact"/>
-      </w:pPr>
-      <w:r>
-        <w:t xml:space="preserve">반환 값 : CKR_OK, CKR_DEVICE_MEMORY</w:t>
-      </w:r>
-    </w:p>
-    <w:p>
-      <w:pPr>
-        <w:numPr>
-          <w:ilvl w:val="0"/>
-          <w:numId w:val="1074"/>
-        </w:numPr>
-        <w:pStyle w:val="Compact"/>
-      </w:pPr>
-      <w:r>
-        <w:t xml:space="preserve">명령 블록</w:t>
-      </w:r>
-    </w:p>
-    <w:p>
-      <w:pPr>
-        <w:numPr>
-          <w:ilvl w:val="0"/>
-          <w:numId w:val="1000"/>
-        </w:numPr>
-        <w:pStyle w:val="SourceCode"/>
-      </w:pPr>
-      <w:r>
-        <w:rPr>
-          <w:rStyle w:val="KeywordTok"/>
-        </w:rPr>
-        <w:t xml:space="preserve">typedef</w:t>
-      </w:r>
-      <w:r>
-        <w:rPr>
-          <w:rStyle w:val="NormalTok"/>
-        </w:rPr>
-        <w:t xml:space="preserve"> </w:t>
-      </w:r>
-      <w:r>
-        <w:rPr>
-          <w:rStyle w:val="KeywordTok"/>
-        </w:rPr>
-        <w:t xml:space="preserve">struct</w:t>
-      </w:r>
-      <w:r>
-        <w:rPr>
-          <w:rStyle w:val="NormalTok"/>
-        </w:rPr>
-        <w:t xml:space="preserve"> CI_VdMemWriteReq {</w:t>
-      </w:r>
-      <w:r>
-        <w:br/>
-      </w:r>
-      <w:r>
-        <w:rPr>
-          <w:rStyle w:val="NormalTok"/>
-        </w:rPr>
-        <w:t xml:space="preserve">    </w:t>
-      </w:r>
-      <w:r>
-        <w:rPr>
-          <w:rStyle w:val="DataTypeTok"/>
-        </w:rPr>
-        <w:t xml:space="preserve">uint32_t</w:t>
-      </w:r>
-      <w:r>
-        <w:rPr>
-          <w:rStyle w:val="NormalTok"/>
-        </w:rPr>
-        <w:t xml:space="preserve"> addr;    </w:t>
-      </w:r>
-      <w:r>
-        <w:rPr>
-          <w:rStyle w:val="CommentTok"/>
-        </w:rPr>
-        <w:t xml:space="preserve">/* param0: 스크래치 RAM 오프셋 */</w:t>
-      </w:r>
-      <w:r>
-        <w:br/>
-      </w:r>
-      <w:r>
-        <w:rPr>
-          <w:rStyle w:val="NormalTok"/>
-        </w:rPr>
-        <w:t xml:space="preserve">    </w:t>
-      </w:r>
-      <w:r>
-        <w:rPr>
-          <w:rStyle w:val="DataTypeTok"/>
-        </w:rPr>
-        <w:t xml:space="preserve">uint8_t</w:t>
-      </w:r>
-      <w:r>
-        <w:rPr>
-          <w:rStyle w:val="NormalTok"/>
-        </w:rPr>
-        <w:t xml:space="preserve">  bytes[]; </w:t>
-      </w:r>
-      <w:r>
-        <w:rPr>
-          <w:rStyle w:val="CommentTok"/>
-        </w:rPr>
-        <w:t xml:space="preserve">/* param1: 기록할 데이터 (addr+len ≤ 4 KB) */</w:t>
-      </w:r>
-      <w:r>
-        <w:br/>
-      </w:r>
-      <w:r>
-        <w:rPr>
-          <w:rStyle w:val="NormalTok"/>
-        </w:rPr>
-        <w:t xml:space="preserve">} CI_VdMemWriteReq;</w:t>
-      </w:r>
-    </w:p>
-    <w:p>
-      <w:pPr>
-        <w:numPr>
-          <w:ilvl w:val="0"/>
-          <w:numId w:val="1074"/>
-        </w:numPr>
-        <w:pStyle w:val="Compact"/>
-      </w:pPr>
-      <w:r>
-        <w:t xml:space="preserve">응답 블록</w:t>
-      </w:r>
-    </w:p>
-    <w:p>
-      <w:pPr>
-        <w:numPr>
-          <w:ilvl w:val="0"/>
-          <w:numId w:val="1000"/>
-        </w:numPr>
-        <w:pStyle w:val="SourceCode"/>
-      </w:pPr>
-      <w:r>
-        <w:rPr>
-          <w:rStyle w:val="KeywordTok"/>
-        </w:rPr>
-        <w:t xml:space="preserve">typedef</w:t>
-      </w:r>
-      <w:r>
-        <w:rPr>
-          <w:rStyle w:val="NormalTok"/>
-        </w:rPr>
-        <w:t xml:space="preserve"> </w:t>
-      </w:r>
-      <w:r>
-        <w:rPr>
-          <w:rStyle w:val="KeywordTok"/>
-        </w:rPr>
-        <w:t xml:space="preserve">struct</w:t>
-      </w:r>
-      <w:r>
-        <w:rPr>
-          <w:rStyle w:val="NormalTok"/>
-        </w:rPr>
-        <w:t xml:space="preserve"> CI_VdMemWriteRsp { </w:t>
-      </w:r>
-      <w:r>
-        <w:rPr>
-          <w:rStyle w:val="CommentTok"/>
-        </w:rPr>
-        <w:t xml:space="preserve">/* 없음 */</w:t>
-      </w:r>
-      <w:r>
-        <w:rPr>
-          <w:rStyle w:val="NormalTok"/>
-        </w:rPr>
-        <w:t xml:space="preserve"> } CI_VdMemWriteRsp;</w:t>
-      </w:r>
-    </w:p>
-    <w:p>
-      <w:pPr>
-        <w:pStyle w:val="Heading4"/>
-      </w:pPr>
-      <w:bookmarkStart w:id="81" w:name="Xe76c07300a888a79f7dc2e420319d08e3e114fd"/>
-      <w:r>
-        <w:t xml:space="preserve">6.6.2. CI_CMD_VD_MEM_READ (0x0102)</w:t>
-      </w:r>
-      <w:bookmarkEnd w:id="81"/>
-    </w:p>
-    <w:p>
-      <w:pPr>
-        <w:numPr>
-          <w:ilvl w:val="0"/>
-          <w:numId w:val="1075"/>
-        </w:numPr>
-        <w:pStyle w:val="Compact"/>
-      </w:pPr>
-      <w:r>
-        <w:t xml:space="preserve">기능</w:t>
-      </w:r>
-      <w:r>
-        <w:t xml:space="preserve"> </w:t>
-      </w:r>
-      <w:r>
-        <w:t xml:space="preserve">스크래치 RAM에서 데이터를 읽는다.</w:t>
-      </w:r>
-    </w:p>
-    <w:p>
-      <w:pPr>
-        <w:numPr>
-          <w:ilvl w:val="0"/>
-          <w:numId w:val="1075"/>
-        </w:numPr>
-        <w:pStyle w:val="Compact"/>
-      </w:pPr>
-      <w:r>
-        <w:t xml:space="preserve">명령 블록</w:t>
-      </w:r>
-    </w:p>
-    <w:p>
-      <w:pPr>
-        <w:numPr>
-          <w:ilvl w:val="0"/>
-          <w:numId w:val="1000"/>
-        </w:numPr>
-        <w:pStyle w:val="SourceCode"/>
-      </w:pPr>
-      <w:r>
-        <w:rPr>
-          <w:rStyle w:val="KeywordTok"/>
-        </w:rPr>
-        <w:t xml:space="preserve">typedef</w:t>
-      </w:r>
-      <w:r>
-        <w:rPr>
-          <w:rStyle w:val="NormalTok"/>
-        </w:rPr>
-        <w:t xml:space="preserve"> </w:t>
-      </w:r>
-      <w:r>
-        <w:rPr>
-          <w:rStyle w:val="KeywordTok"/>
-        </w:rPr>
-        <w:t xml:space="preserve">struct</w:t>
-      </w:r>
-      <w:r>
-        <w:rPr>
-          <w:rStyle w:val="NormalTok"/>
-        </w:rPr>
-        <w:t xml:space="preserve"> CI_VdMemReadReq {</w:t>
-      </w:r>
-      <w:r>
-        <w:br/>
-      </w:r>
-      <w:r>
-        <w:rPr>
-          <w:rStyle w:val="NormalTok"/>
-        </w:rPr>
-        <w:t xml:space="preserve">    </w:t>
-      </w:r>
-      <w:r>
-        <w:rPr>
-          <w:rStyle w:val="DataTypeTok"/>
-        </w:rPr>
-        <w:t xml:space="preserve">uint32_t</w:t>
-      </w:r>
-      <w:r>
-        <w:rPr>
-          <w:rStyle w:val="NormalTok"/>
-        </w:rPr>
-        <w:t xml:space="preserve"> addr;    </w:t>
-      </w:r>
-      <w:r>
-        <w:rPr>
-          <w:rStyle w:val="CommentTok"/>
-        </w:rPr>
-        <w:t xml:space="preserve">/* param0: 읽기 시작 오프셋 */</w:t>
-      </w:r>
-      <w:r>
-        <w:br/>
-      </w:r>
-      <w:r>
-        <w:rPr>
-          <w:rStyle w:val="NormalTok"/>
-        </w:rPr>
-        <w:t xml:space="preserve">    </w:t>
-      </w:r>
-      <w:r>
-        <w:rPr>
-          <w:rStyle w:val="DataTypeTok"/>
-        </w:rPr>
-        <w:t xml:space="preserve">uint32_t</w:t>
-      </w:r>
-      <w:r>
-        <w:rPr>
-          <w:rStyle w:val="NormalTok"/>
-        </w:rPr>
-        <w:t xml:space="preserve"> len;     </w:t>
-      </w:r>
-      <w:r>
-        <w:rPr>
-          <w:rStyle w:val="CommentTok"/>
-        </w:rPr>
-        <w:t xml:space="preserve">/* param1: 읽을 바이트 수 */</w:t>
-      </w:r>
-      <w:r>
-        <w:br/>
-      </w:r>
-      <w:r>
-        <w:rPr>
-          <w:rStyle w:val="NormalTok"/>
-        </w:rPr>
-        <w:t xml:space="preserve">} CI_VdMemReadReq;</w:t>
-      </w:r>
-    </w:p>
-    <w:p>
-      <w:pPr>
-        <w:numPr>
-          <w:ilvl w:val="0"/>
-          <w:numId w:val="1075"/>
-        </w:numPr>
-        <w:pStyle w:val="Compact"/>
-      </w:pPr>
-      <w:r>
-        <w:t xml:space="preserve">응답 블록</w:t>
-      </w:r>
-    </w:p>
-    <w:p>
-      <w:pPr>
-        <w:numPr>
-          <w:ilvl w:val="0"/>
-          <w:numId w:val="1000"/>
-        </w:numPr>
-        <w:pStyle w:val="SourceCode"/>
-      </w:pPr>
-      <w:r>
-        <w:rPr>
-          <w:rStyle w:val="KeywordTok"/>
-        </w:rPr>
-        <w:t xml:space="preserve">typedef</w:t>
-      </w:r>
-      <w:r>
-        <w:rPr>
-          <w:rStyle w:val="NormalTok"/>
-        </w:rPr>
-        <w:t xml:space="preserve"> </w:t>
-      </w:r>
-      <w:r>
-        <w:rPr>
-          <w:rStyle w:val="KeywordTok"/>
-        </w:rPr>
-        <w:t xml:space="preserve">struct</w:t>
-      </w:r>
-      <w:r>
-        <w:rPr>
-          <w:rStyle w:val="NormalTok"/>
-        </w:rPr>
-        <w:t xml:space="preserve"> CI_VdMemReadRsp {</w:t>
-      </w:r>
-      <w:r>
-        <w:br/>
-      </w:r>
-      <w:r>
-        <w:rPr>
-          <w:rStyle w:val="NormalTok"/>
-        </w:rPr>
-        <w:t xml:space="preserve">    </w:t>
-      </w:r>
-      <w:r>
-        <w:rPr>
-          <w:rStyle w:val="DataTypeTok"/>
-        </w:rPr>
-        <w:t xml:space="preserve">uint8_t</w:t>
-      </w:r>
-      <w:r>
-        <w:rPr>
-          <w:rStyle w:val="NormalTok"/>
-        </w:rPr>
-        <w:t xml:space="preserve"> bytes[];  </w:t>
-      </w:r>
-      <w:r>
-        <w:rPr>
-          <w:rStyle w:val="CommentTok"/>
-        </w:rPr>
-        <w:t xml:space="preserve">/* param0: 읽은 데이터 (len) */</w:t>
-      </w:r>
-      <w:r>
-        <w:br/>
-      </w:r>
-      <w:r>
-        <w:rPr>
-          <w:rStyle w:val="NormalTok"/>
-        </w:rPr>
-        <w:t xml:space="preserve">} CI_VdMemReadRsp;</w:t>
-      </w:r>
-    </w:p>
-    <w:p>
-      <w:pPr>
-        <w:pStyle w:val="Heading4"/>
-      </w:pPr>
-      <w:bookmarkStart w:id="82" w:name="Xf74dc361faddba956ea2a6298f0fd58d65684cf"/>
-      <w:r>
-        <w:t xml:space="preserve">6.6.3. CI_CMD_VD_PING (0x0103)</w:t>
-      </w:r>
-      <w:bookmarkEnd w:id="82"/>
-    </w:p>
-    <w:p>
-      <w:pPr>
-        <w:numPr>
-          <w:ilvl w:val="0"/>
-          <w:numId w:val="1076"/>
-        </w:numPr>
-        <w:pStyle w:val="Compact"/>
-      </w:pPr>
-      <w:r>
-        <w:t xml:space="preserve">기능</w:t>
-      </w:r>
-      <w:r>
-        <w:t xml:space="preserve"> </w:t>
-      </w:r>
-      <w:r>
-        <w:t xml:space="preserve">토큰 epoch 카운터를 조회한다.</w:t>
-      </w:r>
-    </w:p>
-    <w:p>
-      <w:pPr>
-        <w:numPr>
-          <w:ilvl w:val="0"/>
-          <w:numId w:val="1076"/>
-        </w:numPr>
-        <w:pStyle w:val="Compact"/>
-      </w:pPr>
-      <w:r>
-        <w:t xml:space="preserve">명령 블록</w:t>
-      </w:r>
-    </w:p>
-    <w:p>
-      <w:pPr>
-        <w:numPr>
-          <w:ilvl w:val="0"/>
-          <w:numId w:val="1000"/>
-        </w:numPr>
-        <w:pStyle w:val="SourceCode"/>
-      </w:pPr>
-      <w:r>
-        <w:rPr>
-          <w:rStyle w:val="KeywordTok"/>
-        </w:rPr>
-        <w:t xml:space="preserve">typedef</w:t>
-      </w:r>
-      <w:r>
-        <w:rPr>
-          <w:rStyle w:val="NormalTok"/>
-        </w:rPr>
-        <w:t xml:space="preserve"> </w:t>
-      </w:r>
-      <w:r>
-        <w:rPr>
-          <w:rStyle w:val="KeywordTok"/>
-        </w:rPr>
-        <w:t xml:space="preserve">struct</w:t>
-      </w:r>
-      <w:r>
-        <w:rPr>
-          <w:rStyle w:val="NormalTok"/>
-        </w:rPr>
-        <w:t xml:space="preserve"> CI_VdPingReq { </w:t>
-      </w:r>
-      <w:r>
-        <w:rPr>
-          <w:rStyle w:val="CommentTok"/>
-        </w:rPr>
-        <w:t xml:space="preserve">/* 없음 */</w:t>
-      </w:r>
-      <w:r>
-        <w:rPr>
-          <w:rStyle w:val="NormalTok"/>
-        </w:rPr>
-        <w:t xml:space="preserve"> } CI_VdPingReq;</w:t>
-      </w:r>
-    </w:p>
-    <w:p>
-      <w:pPr>
-        <w:numPr>
-          <w:ilvl w:val="0"/>
-          <w:numId w:val="1076"/>
-        </w:numPr>
-        <w:pStyle w:val="Compact"/>
-      </w:pPr>
-      <w:r>
-        <w:t xml:space="preserve">응답 블록</w:t>
-      </w:r>
-    </w:p>
-    <w:p>
-      <w:pPr>
-        <w:numPr>
-          <w:ilvl w:val="0"/>
-          <w:numId w:val="1000"/>
-        </w:numPr>
-        <w:pStyle w:val="SourceCode"/>
-      </w:pPr>
-      <w:r>
-        <w:rPr>
-          <w:rStyle w:val="KeywordTok"/>
-        </w:rPr>
-        <w:t xml:space="preserve">typedef</w:t>
-      </w:r>
-      <w:r>
-        <w:rPr>
-          <w:rStyle w:val="NormalTok"/>
-        </w:rPr>
-        <w:t xml:space="preserve"> </w:t>
-      </w:r>
-      <w:r>
-        <w:rPr>
-          <w:rStyle w:val="KeywordTok"/>
-        </w:rPr>
-        <w:t xml:space="preserve">struct</w:t>
-      </w:r>
-      <w:r>
-        <w:rPr>
-          <w:rStyle w:val="NormalTok"/>
-        </w:rPr>
-        <w:t xml:space="preserve"> CI_VdPingRsp {</w:t>
-      </w:r>
-      <w:r>
-        <w:br/>
-      </w:r>
-      <w:r>
-        <w:rPr>
-          <w:rStyle w:val="NormalTok"/>
-        </w:rPr>
-        <w:t xml:space="preserve">    </w:t>
-      </w:r>
-      <w:r>
-        <w:rPr>
-          <w:rStyle w:val="DataTypeTok"/>
-        </w:rPr>
-        <w:t xml:space="preserve">uint32_t</w:t>
-      </w:r>
-      <w:r>
-        <w:rPr>
-          <w:rStyle w:val="NormalTok"/>
-        </w:rPr>
-        <w:t xml:space="preserve"> epoch;   </w:t>
-      </w:r>
-      <w:r>
-        <w:rPr>
-          <w:rStyle w:val="CommentTok"/>
-        </w:rPr>
-        <w:t xml:space="preserve">/* param0: 토큰 epoch 카운터 */</w:t>
-      </w:r>
-      <w:r>
-        <w:br/>
-      </w:r>
-      <w:r>
-        <w:rPr>
-          <w:rStyle w:val="NormalTok"/>
-        </w:rPr>
-        <w:t xml:space="preserve">} CI_VdPingRsp;</w:t>
-      </w:r>
-    </w:p>
-    <w:p>
-      <w:pPr>
-        <w:pStyle w:val="Heading4"/>
-      </w:pPr>
-      <w:bookmarkStart w:id="83" w:name="X8e86568ceae5e3644dc485f87f94e7fa805be9e"/>
-      <w:r>
-        <w:t xml:space="preserve">6.6.4. CI_CMD_VD_SELFTEST (0x0104)</w:t>
-      </w:r>
-      <w:bookmarkEnd w:id="83"/>
-    </w:p>
-    <w:p>
-      <w:pPr>
-        <w:numPr>
-          <w:ilvl w:val="0"/>
-          <w:numId w:val="1077"/>
-        </w:numPr>
-        <w:pStyle w:val="Compact"/>
-      </w:pPr>
-      <w:r>
-        <w:t xml:space="preserve">기능</w:t>
-      </w:r>
-      <w:r>
-        <w:t xml:space="preserve"> </w:t>
-      </w:r>
-      <w:r>
-        <w:t xml:space="preserve">토큰 서브시스템 자가 시험을 수행한다.</w:t>
-      </w:r>
-    </w:p>
-    <w:p>
-      <w:pPr>
-        <w:numPr>
-          <w:ilvl w:val="0"/>
-          <w:numId w:val="1077"/>
-        </w:numPr>
-        <w:pStyle w:val="Compact"/>
-      </w:pPr>
-      <w:r>
-        <w:t xml:space="preserve">명령 블록</w:t>
-      </w:r>
-    </w:p>
-    <w:p>
-      <w:pPr>
-        <w:numPr>
-          <w:ilvl w:val="0"/>
-          <w:numId w:val="1000"/>
-        </w:numPr>
-        <w:pStyle w:val="SourceCode"/>
-      </w:pPr>
-      <w:r>
-        <w:rPr>
-          <w:rStyle w:val="KeywordTok"/>
-        </w:rPr>
-        <w:t xml:space="preserve">typedef</w:t>
-      </w:r>
-      <w:r>
-        <w:rPr>
-          <w:rStyle w:val="NormalTok"/>
-        </w:rPr>
-        <w:t xml:space="preserve"> </w:t>
-      </w:r>
-      <w:r>
-        <w:rPr>
-          <w:rStyle w:val="KeywordTok"/>
-        </w:rPr>
-        <w:t xml:space="preserve">struct</w:t>
-      </w:r>
-      <w:r>
-        <w:rPr>
-          <w:rStyle w:val="NormalTok"/>
-        </w:rPr>
-        <w:t xml:space="preserve"> CI_VdSelftestReq { </w:t>
-      </w:r>
-      <w:r>
-        <w:rPr>
-          <w:rStyle w:val="CommentTok"/>
-        </w:rPr>
-        <w:t xml:space="preserve">/* 없음 */</w:t>
-      </w:r>
-      <w:r>
-        <w:rPr>
-          <w:rStyle w:val="NormalTok"/>
-        </w:rPr>
-        <w:t xml:space="preserve"> } CI_VdSelftestReq;</w:t>
-      </w:r>
-    </w:p>
-    <w:p>
-      <w:pPr>
-        <w:numPr>
-          <w:ilvl w:val="0"/>
-          <w:numId w:val="1077"/>
-        </w:numPr>
-        <w:pStyle w:val="Compact"/>
-      </w:pPr>
-      <w:r>
-        <w:t xml:space="preserve">응답 블록</w:t>
-      </w:r>
-    </w:p>
-    <w:p>
-      <w:pPr>
-        <w:numPr>
-          <w:ilvl w:val="0"/>
-          <w:numId w:val="1000"/>
-        </w:numPr>
-        <w:pStyle w:val="SourceCode"/>
-      </w:pPr>
-      <w:r>
-        <w:rPr>
-          <w:rStyle w:val="KeywordTok"/>
-        </w:rPr>
-        <w:t xml:space="preserve">typedef</w:t>
-      </w:r>
-      <w:r>
-        <w:rPr>
-          <w:rStyle w:val="NormalTok"/>
-        </w:rPr>
-        <w:t xml:space="preserve"> </w:t>
-      </w:r>
-      <w:r>
-        <w:rPr>
-          <w:rStyle w:val="KeywordTok"/>
-        </w:rPr>
-        <w:t xml:space="preserve">struct</w:t>
-      </w:r>
-      <w:r>
-        <w:rPr>
-          <w:rStyle w:val="NormalTok"/>
-        </w:rPr>
-        <w:t xml:space="preserve"> CI_VdSelftestRsp {</w:t>
-      </w:r>
-      <w:r>
-        <w:br/>
-      </w:r>
-      <w:r>
-        <w:rPr>
-          <w:rStyle w:val="NormalTok"/>
-        </w:rPr>
-        <w:t xml:space="preserve">    </w:t>
-      </w:r>
-      <w:r>
-        <w:rPr>
-          <w:rStyle w:val="DataTypeTok"/>
-        </w:rPr>
-        <w:t xml:space="preserve">uint32_t</w:t>
-      </w:r>
-      <w:r>
-        <w:rPr>
-          <w:rStyle w:val="NormalTok"/>
-        </w:rPr>
-        <w:t xml:space="preserve"> status;  </w:t>
-      </w:r>
-      <w:r>
-        <w:rPr>
-          <w:rStyle w:val="CommentTok"/>
-        </w:rPr>
-        <w:t xml:space="preserve">/* param0: 0 = 모든 서브시스템 정상 (epoch 증가) */</w:t>
-      </w:r>
-      <w:r>
-        <w:br/>
-      </w:r>
-      <w:r>
-        <w:rPr>
-          <w:rStyle w:val="NormalTok"/>
-        </w:rPr>
-        <w:t xml:space="preserve">} CI_VdSelftestRsp;</w:t>
-      </w:r>
-    </w:p>
-    <w:p>
-      <w:pPr>
-        <w:pStyle w:val="Heading4"/>
-      </w:pPr>
-      <w:bookmarkStart w:id="84" w:name="Xe5407dbd71a656f7dd4fa01e0f2b40a1cbb15a9"/>
-      <w:r>
-        <w:t xml:space="preserve">6.6.5. CI_CMD_VD_FW_INFO (0x0105)</w:t>
-      </w:r>
-      <w:bookmarkEnd w:id="84"/>
-    </w:p>
-    <w:p>
-      <w:pPr>
-        <w:numPr>
-          <w:ilvl w:val="0"/>
-          <w:numId w:val="1078"/>
-        </w:numPr>
-        <w:pStyle w:val="Compact"/>
-      </w:pPr>
-      <w:r>
-        <w:t xml:space="preserve">기능</w:t>
-      </w:r>
-      <w:r>
-        <w:t xml:space="preserve"> </w:t>
-      </w:r>
-      <w:r>
-        <w:t xml:space="preserve">펌웨어 버전 정보를 조회한다.</w:t>
-      </w:r>
-    </w:p>
-    <w:p>
-      <w:pPr>
-        <w:numPr>
-          <w:ilvl w:val="0"/>
-          <w:numId w:val="1078"/>
-        </w:numPr>
-        <w:pStyle w:val="Compact"/>
-      </w:pPr>
-      <w:r>
-        <w:t xml:space="preserve">명령 블록</w:t>
-      </w:r>
-    </w:p>
-    <w:p>
-      <w:pPr>
-        <w:numPr>
-          <w:ilvl w:val="0"/>
-          <w:numId w:val="1000"/>
-        </w:numPr>
-        <w:pStyle w:val="SourceCode"/>
-      </w:pPr>
-      <w:r>
-        <w:rPr>
-          <w:rStyle w:val="KeywordTok"/>
-        </w:rPr>
-        <w:t xml:space="preserve">typedef</w:t>
-      </w:r>
-      <w:r>
-        <w:rPr>
-          <w:rStyle w:val="NormalTok"/>
-        </w:rPr>
-        <w:t xml:space="preserve"> </w:t>
-      </w:r>
-      <w:r>
-        <w:rPr>
-          <w:rStyle w:val="KeywordTok"/>
-        </w:rPr>
-        <w:t xml:space="preserve">struct</w:t>
-      </w:r>
-      <w:r>
-        <w:rPr>
-          <w:rStyle w:val="NormalTok"/>
-        </w:rPr>
-        <w:t xml:space="preserve"> CI_VdFwInfoReq { </w:t>
-      </w:r>
-      <w:r>
-        <w:rPr>
-          <w:rStyle w:val="CommentTok"/>
-        </w:rPr>
-        <w:t xml:space="preserve">/* 없음 */</w:t>
-      </w:r>
-      <w:r>
-        <w:rPr>
-          <w:rStyle w:val="NormalTok"/>
-        </w:rPr>
-        <w:t xml:space="preserve"> } CI_VdFwInfoReq;</w:t>
-      </w:r>
-    </w:p>
-    <w:p>
-      <w:pPr>
-        <w:numPr>
-          <w:ilvl w:val="0"/>
-          <w:numId w:val="1078"/>
-        </w:numPr>
-        <w:pStyle w:val="Compact"/>
-      </w:pPr>
-      <w:r>
-        <w:t xml:space="preserve">응답 블록</w:t>
-      </w:r>
-    </w:p>
-    <w:p>
-      <w:pPr>
-        <w:numPr>
-          <w:ilvl w:val="0"/>
-          <w:numId w:val="1000"/>
-        </w:numPr>
-        <w:pStyle w:val="SourceCode"/>
-      </w:pPr>
-      <w:r>
-        <w:rPr>
-          <w:rStyle w:val="KeywordTok"/>
-        </w:rPr>
-        <w:t xml:space="preserve">typedef</w:t>
-      </w:r>
-      <w:r>
-        <w:rPr>
-          <w:rStyle w:val="NormalTok"/>
-        </w:rPr>
-        <w:t xml:space="preserve"> </w:t>
-      </w:r>
-      <w:r>
-        <w:rPr>
-          <w:rStyle w:val="KeywordTok"/>
-        </w:rPr>
-        <w:t xml:space="preserve">struct</w:t>
-      </w:r>
-      <w:r>
-        <w:rPr>
-          <w:rStyle w:val="NormalTok"/>
-        </w:rPr>
-        <w:t xml:space="preserve"> CI_VdFwInfoRsp {  </w:t>
-      </w:r>
-      <w:r>
-        <w:rPr>
-          <w:rStyle w:val="CommentTok"/>
-        </w:rPr>
-        <w:t xml:space="preserve">/* param0 = 아래 4개 LE u32 (16바이트) */</w:t>
-      </w:r>
-      <w:r>
-        <w:br/>
-      </w:r>
-      <w:r>
-        <w:rPr>
-          <w:rStyle w:val="NormalTok"/>
-        </w:rPr>
-        <w:t xml:space="preserve">    </w:t>
-      </w:r>
-      <w:r>
-        <w:rPr>
-          <w:rStyle w:val="DataTypeTok"/>
-        </w:rPr>
-        <w:t xml:space="preserve">uint32_t</w:t>
-      </w:r>
-      <w:r>
-        <w:rPr>
-          <w:rStyle w:val="NormalTok"/>
-        </w:rPr>
-        <w:t xml:space="preserve"> major;   </w:t>
-      </w:r>
-      <w:r>
-        <w:rPr>
-          <w:rStyle w:val="CommentTok"/>
-        </w:rPr>
-        <w:t xml:space="preserve">/* 주 버전 */</w:t>
-      </w:r>
-      <w:r>
-        <w:br/>
-      </w:r>
-      <w:r>
-        <w:rPr>
-          <w:rStyle w:val="NormalTok"/>
-        </w:rPr>
-        <w:t xml:space="preserve">    </w:t>
-      </w:r>
-      <w:r>
-        <w:rPr>
-          <w:rStyle w:val="DataTypeTok"/>
-        </w:rPr>
-        <w:t xml:space="preserve">uint32_t</w:t>
-      </w:r>
-      <w:r>
-        <w:rPr>
-          <w:rStyle w:val="NormalTok"/>
-        </w:rPr>
-        <w:t xml:space="preserve"> minor;   </w:t>
-      </w:r>
-      <w:r>
-        <w:rPr>
-          <w:rStyle w:val="CommentTok"/>
-        </w:rPr>
-        <w:t xml:space="preserve">/* 부 버전 */</w:t>
-      </w:r>
-      <w:r>
-        <w:br/>
-      </w:r>
-      <w:r>
-        <w:rPr>
-          <w:rStyle w:val="NormalTok"/>
-        </w:rPr>
-        <w:t xml:space="preserve">    </w:t>
-      </w:r>
-      <w:r>
-        <w:rPr>
-          <w:rStyle w:val="DataTypeTok"/>
-        </w:rPr>
-        <w:t xml:space="preserve">uint32_t</w:t>
-      </w:r>
-      <w:r>
-        <w:rPr>
-          <w:rStyle w:val="NormalTok"/>
-        </w:rPr>
-        <w:t xml:space="preserve"> patch;   </w:t>
-      </w:r>
-      <w:r>
-        <w:rPr>
-          <w:rStyle w:val="CommentTok"/>
-        </w:rPr>
-        <w:t xml:space="preserve">/* 패치 */</w:t>
-      </w:r>
-      <w:r>
-        <w:br/>
-      </w:r>
-      <w:r>
-        <w:rPr>
-          <w:rStyle w:val="NormalTok"/>
-        </w:rPr>
-        <w:t xml:space="preserve">    </w:t>
-      </w:r>
-      <w:r>
-        <w:rPr>
-          <w:rStyle w:val="DataTypeTok"/>
-        </w:rPr>
-        <w:t xml:space="preserve">uint32_t</w:t>
-      </w:r>
-      <w:r>
-        <w:rPr>
-          <w:rStyle w:val="NormalTok"/>
-        </w:rPr>
-        <w:t xml:space="preserve"> build;   </w:t>
-      </w:r>
-      <w:r>
-        <w:rPr>
-          <w:rStyle w:val="CommentTok"/>
-        </w:rPr>
-        <w:t xml:space="preserve">/* 빌드 태그 (예: 0x0FC3) */</w:t>
-      </w:r>
-      <w:r>
-        <w:br/>
-      </w:r>
-      <w:r>
-        <w:rPr>
-          <w:rStyle w:val="NormalTok"/>
-        </w:rPr>
-        <w:t xml:space="preserve">} CI_VdFwInfoRsp;</w:t>
-      </w:r>
-    </w:p>
-    <w:p>
-      <w:pPr>
-        <w:pStyle w:val="Heading4"/>
-      </w:pPr>
-      <w:bookmarkStart w:id="85" w:name="X5d351c9318b18e2aae24307794eb0af4f9761f4"/>
-      <w:r>
-        <w:t xml:space="preserve">6.6.6. CI_CMD_VD_MEM_FILL (0x0106)</w:t>
-      </w:r>
-      <w:bookmarkEnd w:id="85"/>
-    </w:p>
-    <w:p>
-      <w:pPr>
-        <w:numPr>
-          <w:ilvl w:val="0"/>
-          <w:numId w:val="1079"/>
-        </w:numPr>
-        <w:pStyle w:val="Compact"/>
-      </w:pPr>
-      <w:r>
-        <w:t xml:space="preserve">기능</w:t>
-      </w:r>
-      <w:r>
-        <w:t xml:space="preserve"> </w:t>
-      </w:r>
-      <w:r>
-        <w:t xml:space="preserve">스크래치 RAM의 지정 영역을 한 바이트 값으로 채운다.</w:t>
-      </w:r>
-    </w:p>
-    <w:p>
-      <w:pPr>
-        <w:numPr>
-          <w:ilvl w:val="0"/>
-          <w:numId w:val="1079"/>
-        </w:numPr>
-        <w:pStyle w:val="Compact"/>
-      </w:pPr>
-      <w:r>
-        <w:t xml:space="preserve">반환 값 : CKR_OK, CKR_DEVICE_MEMORY</w:t>
-      </w:r>
-    </w:p>
-    <w:p>
-      <w:pPr>
-        <w:numPr>
-          <w:ilvl w:val="0"/>
-          <w:numId w:val="1079"/>
-        </w:numPr>
-        <w:pStyle w:val="Compact"/>
-      </w:pPr>
-      <w:r>
-        <w:t xml:space="preserve">명령 블록</w:t>
-      </w:r>
-    </w:p>
-    <w:p>
-      <w:pPr>
-        <w:numPr>
-          <w:ilvl w:val="0"/>
-          <w:numId w:val="1000"/>
-        </w:numPr>
-        <w:pStyle w:val="SourceCode"/>
-      </w:pPr>
-      <w:r>
-        <w:rPr>
-          <w:rStyle w:val="KeywordTok"/>
-        </w:rPr>
-        <w:t xml:space="preserve">typedef</w:t>
-      </w:r>
-      <w:r>
-        <w:rPr>
-          <w:rStyle w:val="NormalTok"/>
-        </w:rPr>
-        <w:t xml:space="preserve"> </w:t>
-      </w:r>
-      <w:r>
-        <w:rPr>
-          <w:rStyle w:val="KeywordTok"/>
-        </w:rPr>
-        <w:t xml:space="preserve">struct</w:t>
-      </w:r>
-      <w:r>
-        <w:rPr>
-          <w:rStyle w:val="NormalTok"/>
-        </w:rPr>
-        <w:t xml:space="preserve"> CI_VdMemFillReq {</w:t>
-      </w:r>
-      <w:r>
-        <w:br/>
-      </w:r>
-      <w:r>
-        <w:rPr>
-          <w:rStyle w:val="NormalTok"/>
-        </w:rPr>
-        <w:t xml:space="preserve">    </w:t>
-      </w:r>
-      <w:r>
-        <w:rPr>
-          <w:rStyle w:val="DataTypeTok"/>
-        </w:rPr>
-        <w:t xml:space="preserve">uint32_t</w:t>
-      </w:r>
-      <w:r>
-        <w:rPr>
-          <w:rStyle w:val="NormalTok"/>
-        </w:rPr>
-        <w:t xml:space="preserve"> addr;    </w:t>
-      </w:r>
-      <w:r>
-        <w:rPr>
-          <w:rStyle w:val="CommentTok"/>
-        </w:rPr>
-        <w:t xml:space="preserve">/* param0: 시작 오프셋 */</w:t>
-      </w:r>
-      <w:r>
-        <w:br/>
-      </w:r>
-      <w:r>
-        <w:rPr>
-          <w:rStyle w:val="NormalTok"/>
-        </w:rPr>
-        <w:t xml:space="preserve">    </w:t>
-      </w:r>
-      <w:r>
-        <w:rPr>
-          <w:rStyle w:val="DataTypeTok"/>
-        </w:rPr>
-        <w:t xml:space="preserve">uint32_t</w:t>
-      </w:r>
-      <w:r>
-        <w:rPr>
-          <w:rStyle w:val="NormalTok"/>
-        </w:rPr>
-        <w:t xml:space="preserve"> len;     </w:t>
-      </w:r>
-      <w:r>
-        <w:rPr>
-          <w:rStyle w:val="CommentTok"/>
-        </w:rPr>
-        <w:t xml:space="preserve">/* param1: 채울 길이 */</w:t>
-      </w:r>
-      <w:r>
-        <w:br/>
-      </w:r>
-      <w:r>
-        <w:rPr>
-          <w:rStyle w:val="NormalTok"/>
-        </w:rPr>
-        <w:t xml:space="preserve">    </w:t>
-      </w:r>
-      <w:r>
-        <w:rPr>
-          <w:rStyle w:val="DataTypeTok"/>
-        </w:rPr>
-        <w:t xml:space="preserve">uint8_t</w:t>
-      </w:r>
-      <w:r>
-        <w:rPr>
-          <w:rStyle w:val="NormalTok"/>
-        </w:rPr>
-        <w:t xml:space="preserve">  value;   </w:t>
-      </w:r>
-      <w:r>
-        <w:rPr>
-          <w:rStyle w:val="CommentTok"/>
-        </w:rPr>
-        <w:t xml:space="preserve">/* param2: 채울 바이트 값 (1바이트) */</w:t>
-      </w:r>
-      <w:r>
-        <w:br/>
-      </w:r>
-      <w:r>
-        <w:rPr>
-          <w:rStyle w:val="NormalTok"/>
-        </w:rPr>
-        <w:t xml:space="preserve">} CI_VdMemFillReq;</w:t>
-      </w:r>
-    </w:p>
-    <w:p>
-      <w:pPr>
-        <w:numPr>
-          <w:ilvl w:val="0"/>
-          <w:numId w:val="1079"/>
-        </w:numPr>
-        <w:pStyle w:val="Compact"/>
-      </w:pPr>
-      <w:r>
-        <w:t xml:space="preserve">응답 블록</w:t>
-      </w:r>
-    </w:p>
-    <w:p>
-      <w:pPr>
-        <w:numPr>
-          <w:ilvl w:val="0"/>
-          <w:numId w:val="1000"/>
-        </w:numPr>
-        <w:pStyle w:val="SourceCode"/>
-      </w:pPr>
-      <w:r>
-        <w:rPr>
-          <w:rStyle w:val="KeywordTok"/>
-        </w:rPr>
-        <w:t xml:space="preserve">typedef</w:t>
-      </w:r>
-      <w:r>
-        <w:rPr>
-          <w:rStyle w:val="NormalTok"/>
-        </w:rPr>
-        <w:t xml:space="preserve"> </w:t>
-      </w:r>
-      <w:r>
-        <w:rPr>
-          <w:rStyle w:val="KeywordTok"/>
-        </w:rPr>
-        <w:t xml:space="preserve">struct</w:t>
-      </w:r>
-      <w:r>
-        <w:rPr>
-          <w:rStyle w:val="NormalTok"/>
-        </w:rPr>
-        <w:t xml:space="preserve"> CI_VdMemFillRsp { </w:t>
-      </w:r>
-      <w:r>
-        <w:rPr>
-          <w:rStyle w:val="CommentTok"/>
-        </w:rPr>
-        <w:t xml:space="preserve">/* 없음 */</w:t>
-      </w:r>
-      <w:r>
-        <w:rPr>
-          <w:rStyle w:val="NormalTok"/>
-        </w:rPr>
-        <w:t xml:space="preserve"> } CI_VdMemFillRsp;</w:t>
-      </w:r>
-    </w:p>
-    <w:p>
-      <w:pPr>
-        <w:pStyle w:val="Heading4"/>
-      </w:pPr>
-      <w:bookmarkStart w:id="86" w:name="Xa6afd93ad5512193cb591e52da7d6cd294e9ba7"/>
-      <w:r>
-        <w:t xml:space="preserve">6.6.7. CI_CMD_VD_MEM_CRC (0x0107)</w:t>
-      </w:r>
-      <w:bookmarkEnd w:id="86"/>
-    </w:p>
-    <w:p>
-      <w:pPr>
-        <w:numPr>
-          <w:ilvl w:val="0"/>
-          <w:numId w:val="1080"/>
-        </w:numPr>
-        <w:pStyle w:val="Compact"/>
-      </w:pPr>
-      <w:r>
-        <w:t xml:space="preserve">기능</w:t>
-      </w:r>
-      <w:r>
-        <w:t xml:space="preserve"> </w:t>
-      </w:r>
-      <w:r>
-        <w:t xml:space="preserve">스크래치 RAM 지정 영역의 CRC-32를 계산한다.</w:t>
-      </w:r>
-    </w:p>
-    <w:p>
-      <w:pPr>
-        <w:numPr>
-          <w:ilvl w:val="0"/>
-          <w:numId w:val="1080"/>
-        </w:numPr>
-        <w:pStyle w:val="Compact"/>
-      </w:pPr>
-      <w:r>
-        <w:t xml:space="preserve">명령 블록</w:t>
-      </w:r>
-    </w:p>
-    <w:p>
-      <w:pPr>
-        <w:numPr>
-          <w:ilvl w:val="0"/>
-          <w:numId w:val="1000"/>
-        </w:numPr>
-        <w:pStyle w:val="SourceCode"/>
-      </w:pPr>
-      <w:r>
-        <w:rPr>
-          <w:rStyle w:val="KeywordTok"/>
-        </w:rPr>
-        <w:t xml:space="preserve">typedef</w:t>
-      </w:r>
-      <w:r>
-        <w:rPr>
-          <w:rStyle w:val="NormalTok"/>
-        </w:rPr>
-        <w:t xml:space="preserve"> </w:t>
-      </w:r>
-      <w:r>
-        <w:rPr>
-          <w:rStyle w:val="KeywordTok"/>
-        </w:rPr>
-        <w:t xml:space="preserve">struct</w:t>
-      </w:r>
-      <w:r>
-        <w:rPr>
-          <w:rStyle w:val="NormalTok"/>
-        </w:rPr>
-        <w:t xml:space="preserve"> CI_VdMemCrcReq {</w:t>
-      </w:r>
-      <w:r>
-        <w:br/>
-      </w:r>
-      <w:r>
-        <w:rPr>
-          <w:rStyle w:val="NormalTok"/>
-        </w:rPr>
-        <w:t xml:space="preserve">    </w:t>
-      </w:r>
-      <w:r>
-        <w:rPr>
-          <w:rStyle w:val="DataTypeTok"/>
-        </w:rPr>
-        <w:t xml:space="preserve">uint32_t</w:t>
-      </w:r>
-      <w:r>
-        <w:rPr>
-          <w:rStyle w:val="NormalTok"/>
-        </w:rPr>
-        <w:t xml:space="preserve"> addr;    </w:t>
-      </w:r>
-      <w:r>
-        <w:rPr>
-          <w:rStyle w:val="CommentTok"/>
-        </w:rPr>
-        <w:t xml:space="preserve">/* param0: 시작 오프셋 */</w:t>
-      </w:r>
-      <w:r>
-        <w:br/>
-      </w:r>
-      <w:r>
-        <w:rPr>
-          <w:rStyle w:val="NormalTok"/>
-        </w:rPr>
-        <w:t xml:space="preserve">    </w:t>
-      </w:r>
-      <w:r>
-        <w:rPr>
-          <w:rStyle w:val="DataTypeTok"/>
-        </w:rPr>
-        <w:t xml:space="preserve">uint32_t</w:t>
-      </w:r>
-      <w:r>
-        <w:rPr>
-          <w:rStyle w:val="NormalTok"/>
-        </w:rPr>
-        <w:t xml:space="preserve"> len;     </w:t>
-      </w:r>
-      <w:r>
-        <w:rPr>
-          <w:rStyle w:val="CommentTok"/>
-        </w:rPr>
-        <w:t xml:space="preserve">/* param1: 길이 */</w:t>
-      </w:r>
-      <w:r>
-        <w:br/>
-      </w:r>
-      <w:r>
-        <w:rPr>
-          <w:rStyle w:val="NormalTok"/>
-        </w:rPr>
-        <w:t xml:space="preserve">} CI_VdMemCrcReq;</w:t>
-      </w:r>
-    </w:p>
-    <w:p>
-      <w:pPr>
-        <w:numPr>
-          <w:ilvl w:val="0"/>
-          <w:numId w:val="1080"/>
-        </w:numPr>
-        <w:pStyle w:val="Compact"/>
-      </w:pPr>
-      <w:r>
-        <w:t xml:space="preserve">응답 블록</w:t>
-      </w:r>
-    </w:p>
-    <w:p>
-      <w:pPr>
-        <w:numPr>
-          <w:ilvl w:val="0"/>
-          <w:numId w:val="1000"/>
-        </w:numPr>
-        <w:pStyle w:val="SourceCode"/>
-      </w:pPr>
-      <w:r>
-        <w:rPr>
-          <w:rStyle w:val="KeywordTok"/>
-        </w:rPr>
-        <w:t xml:space="preserve">typedef</w:t>
-      </w:r>
-      <w:r>
-        <w:rPr>
-          <w:rStyle w:val="NormalTok"/>
-        </w:rPr>
-        <w:t xml:space="preserve"> </w:t>
-      </w:r>
-      <w:r>
-        <w:rPr>
-          <w:rStyle w:val="KeywordTok"/>
-        </w:rPr>
-        <w:t xml:space="preserve">struct</w:t>
-      </w:r>
-      <w:r>
-        <w:rPr>
-          <w:rStyle w:val="NormalTok"/>
-        </w:rPr>
-        <w:t xml:space="preserve"> CI_VdMemCrcRsp {</w:t>
-      </w:r>
-      <w:r>
-        <w:br/>
-      </w:r>
-      <w:r>
-        <w:rPr>
-          <w:rStyle w:val="NormalTok"/>
-        </w:rPr>
-        <w:t xml:space="preserve">    </w:t>
-      </w:r>
-      <w:r>
-        <w:rPr>
-          <w:rStyle w:val="DataTypeTok"/>
-        </w:rPr>
-        <w:t xml:space="preserve">uint32_t</w:t>
-      </w:r>
-      <w:r>
-        <w:rPr>
-          <w:rStyle w:val="NormalTok"/>
-        </w:rPr>
-        <w:t xml:space="preserve"> crc32;   </w:t>
-      </w:r>
-      <w:r>
-        <w:rPr>
-          <w:rStyle w:val="CommentTok"/>
-        </w:rPr>
-        <w:t xml:space="preserve">/* param0: CRC-32 (0xEDB88320 다항식) */</w:t>
-      </w:r>
-      <w:r>
-        <w:br/>
-      </w:r>
-      <w:r>
-        <w:rPr>
-          <w:rStyle w:val="NormalTok"/>
-        </w:rPr>
-        <w:t xml:space="preserve">} CI_VdMemCrcRsp;</w:t>
-      </w:r>
-    </w:p>
-    <w:p>
-      <w:pPr>
-        <w:pStyle w:val="Heading4"/>
-      </w:pPr>
-      <w:bookmarkStart w:id="87" w:name="X2cac56aeebca093282bfb62720532f7b433b19c"/>
-      <w:r>
-        <w:t xml:space="preserve">6.6.8. CI_CMD_VD_TOKEN_INFO (0x0108)</w:t>
-      </w:r>
-      <w:bookmarkEnd w:id="87"/>
-    </w:p>
-    <w:p>
-      <w:pPr>
-        <w:numPr>
-          <w:ilvl w:val="0"/>
-          <w:numId w:val="1081"/>
-        </w:numPr>
-        <w:pStyle w:val="Compact"/>
-      </w:pPr>
-      <w:r>
-        <w:t xml:space="preserve">기능</w:t>
-      </w:r>
-      <w:r>
-        <w:t xml:space="preserve"> </w:t>
-      </w:r>
-      <w:r>
-        <w:t xml:space="preserve">토큰 정체성(라벨/시리얼/제조사/모델/HW·FW 버전/상태 플래그)을 조회한다.</w:t>
-      </w:r>
-    </w:p>
-    <w:p>
-      <w:pPr>
-        <w:numPr>
-          <w:ilvl w:val="0"/>
-          <w:numId w:val="1081"/>
-        </w:numPr>
-        <w:pStyle w:val="Compact"/>
-      </w:pPr>
-      <w:r>
-        <w:t xml:space="preserve">관련 호스트 API :</w:t>
-      </w:r>
-      <w:r>
-        <w:t xml:space="preserve"> </w:t>
-      </w:r>
-      <w:r>
-        <w:rPr>
-          <w:rStyle w:val="VerbatimChar"/>
-        </w:rPr>
-        <w:t xml:space="preserve">ncmp_admin_token_info</w:t>
-      </w:r>
-    </w:p>
-    <w:p>
-      <w:pPr>
-        <w:numPr>
-          <w:ilvl w:val="0"/>
-          <w:numId w:val="1081"/>
-        </w:numPr>
-        <w:pStyle w:val="Compact"/>
-      </w:pPr>
-      <w:r>
-        <w:t xml:space="preserve">명령 블록</w:t>
-      </w:r>
-    </w:p>
-    <w:p>
-      <w:pPr>
-        <w:numPr>
-          <w:ilvl w:val="0"/>
-          <w:numId w:val="1000"/>
-        </w:numPr>
-        <w:pStyle w:val="SourceCode"/>
-      </w:pPr>
-      <w:r>
-        <w:rPr>
-          <w:rStyle w:val="KeywordTok"/>
-        </w:rPr>
-        <w:t xml:space="preserve">typedef</w:t>
-      </w:r>
-      <w:r>
-        <w:rPr>
-          <w:rStyle w:val="NormalTok"/>
-        </w:rPr>
-        <w:t xml:space="preserve"> </w:t>
-      </w:r>
-      <w:r>
-        <w:rPr>
-          <w:rStyle w:val="KeywordTok"/>
-        </w:rPr>
-        <w:t xml:space="preserve">struct</w:t>
-      </w:r>
-      <w:r>
-        <w:rPr>
-          <w:rStyle w:val="NormalTok"/>
-        </w:rPr>
-        <w:t xml:space="preserve"> CI_VdTokenInfoReq { </w:t>
-      </w:r>
-      <w:r>
-        <w:rPr>
-          <w:rStyle w:val="CommentTok"/>
-        </w:rPr>
-        <w:t xml:space="preserve">/* 없음 */</w:t>
-      </w:r>
-      <w:r>
-        <w:rPr>
-          <w:rStyle w:val="NormalTok"/>
-        </w:rPr>
         <w:t xml:space="preserve"> } CI_VdTokenInfoReq;</w:t>
       </w:r>
     </w:p>
@@ -21372,9 +22070,8 @@
       <w:pPr>
         <w:numPr>
           <w:ilvl w:val="0"/>
-          <w:numId w:val="1081"/>
-        </w:numPr>
-        <w:pStyle w:val="Compact"/>
+          <w:numId w:val="1087"/>
+        </w:numPr>
       </w:pPr>
       <w:r>
         <w:t xml:space="preserve">응답 블록</w:t>
@@ -22284,11 +22981,11 @@
       <w:pPr>
         <w:pStyle w:val="Heading2"/>
       </w:pPr>
-      <w:bookmarkStart w:id="88" w:name="X3f2bd6e0c52b9136e4f508ac8cf84e45198ee0f"/>
+      <w:bookmarkStart w:id="92" w:name="X3f2bd6e0c52b9136e4f508ac8cf84e45198ee0f"/>
       <w:r>
         <w:t xml:space="preserve">7. 호스트 어댑터 대응 (참고)</w:t>
       </w:r>
-      <w:bookmarkEnd w:id="88"/>
+      <w:bookmarkEnd w:id="92"/>
     </w:p>
     <w:tbl>
       <w:tblPr>
@@ -22621,7 +23318,7 @@
       <w:pPr>
         <w:numPr>
           <w:ilvl w:val="0"/>
-          <w:numId w:val="1082"/>
+          <w:numId w:val="1088"/>
         </w:numPr>
         <w:pStyle w:val="Compact"/>
       </w:pPr>
@@ -23251,6 +23948,24 @@
     <w:abstractNumId w:val="991"/>
   </w:num>
   <w:num w:numId="1082">
+    <w:abstractNumId w:val="991"/>
+  </w:num>
+  <w:num w:numId="1083">
+    <w:abstractNumId w:val="991"/>
+  </w:num>
+  <w:num w:numId="1084">
+    <w:abstractNumId w:val="991"/>
+  </w:num>
+  <w:num w:numId="1085">
+    <w:abstractNumId w:val="991"/>
+  </w:num>
+  <w:num w:numId="1086">
+    <w:abstractNumId w:val="991"/>
+  </w:num>
+  <w:num w:numId="1087">
+    <w:abstractNumId w:val="991"/>
+  </w:num>
+  <w:num w:numId="1088">
     <w:abstractNumId w:val="991"/>
   </w:num>
 </w:numbering>
